--- a/5_Отношения_между_классами/Макарчук_5_Интерфейсы.docx
+++ b/5_Отношения_между_классами/Макарчук_5_Интерфейсы.docx
@@ -1,6 +1,6 @@
 
 <file path=word/document.xml><?xml version="1.0" encoding="utf-8"?>
-<w:document xmlns:wpc="http://schemas.microsoft.com/office/word/2010/wordprocessingCanvas" xmlns:cx="http://schemas.microsoft.com/office/drawing/2014/chartex" xmlns:cx1="http://schemas.microsoft.com/office/drawing/2015/9/8/chartex" xmlns:cx2="http://schemas.microsoft.com/office/drawing/2015/10/21/chartex" xmlns:cx3="http://schemas.microsoft.com/office/drawing/2016/5/9/chartex" xmlns:cx4="http://schemas.microsoft.com/office/drawing/2016/5/10/chartex" xmlns:cx5="http://schemas.microsoft.com/office/drawing/2016/5/11/chartex" xmlns:cx6="http://schemas.microsoft.com/office/drawing/2016/5/12/chartex" xmlns:cx7="http://schemas.microsoft.com/office/drawing/2016/5/13/chartex" xmlns:cx8="http://schemas.microsoft.com/office/drawing/2016/5/14/chartex" xmlns:mc="http://schemas.openxmlformats.org/markup-compatibility/2006" xmlns:aink="http://schemas.microsoft.com/office/drawing/2016/ink" xmlns:am3d="http://schemas.microsoft.com/office/drawing/2017/model3d" xmlns:o="urn:schemas-microsoft-com:office:office" xmlns:oel="http://schemas.microsoft.com/office/2019/extlst" xmlns:r="http://schemas.openxmlformats.org/officeDocument/2006/relationships" xmlns:m="http://schemas.openxmlformats.org/officeDocument/2006/math" xmlns:v="urn:schemas-microsoft-com:vml" xmlns:wp14="http://schemas.microsoft.com/office/word/2010/wordprocessingDrawing" xmlns:wp="http://schemas.openxmlformats.org/drawingml/2006/wordprocessingDrawing" xmlns:w10="urn:schemas-microsoft-com:office:word" xmlns:w="http://schemas.openxmlformats.org/wordprocessingml/2006/main" xmlns:w14="http://schemas.microsoft.com/office/word/2010/wordml" xmlns:w15="http://schemas.microsoft.com/office/word/2012/wordml" xmlns:w16cex="http://schemas.microsoft.com/office/word/2018/wordml/cex" xmlns:w16cid="http://schemas.microsoft.com/office/word/2016/wordml/cid" xmlns:w16="http://schemas.microsoft.com/office/word/2018/wordml" xmlns:w16sdtdh="http://schemas.microsoft.com/office/word/2020/wordml/sdtdatahash" xmlns:w16se="http://schemas.microsoft.com/office/word/2015/wordml/symex" xmlns:wpg="http://schemas.microsoft.com/office/word/2010/wordprocessingGroup" xmlns:wpi="http://schemas.microsoft.com/office/word/2010/wordprocessingInk" xmlns:wne="http://schemas.microsoft.com/office/word/2006/wordml" xmlns:wps="http://schemas.microsoft.com/office/word/2010/wordprocessingShape" mc:Ignorable="w14 w15 w16se w16cid w16 w16cex w16sdtdh wp14">
+<w:document xmlns:wpc="http://schemas.microsoft.com/office/word/2010/wordprocessingCanvas" xmlns:cx="http://schemas.microsoft.com/office/drawing/2014/chartex" xmlns:cx1="http://schemas.microsoft.com/office/drawing/2015/9/8/chartex" xmlns:cx2="http://schemas.microsoft.com/office/drawing/2015/10/21/chartex" xmlns:cx3="http://schemas.microsoft.com/office/drawing/2016/5/9/chartex" xmlns:cx4="http://schemas.microsoft.com/office/drawing/2016/5/10/chartex" xmlns:cx5="http://schemas.microsoft.com/office/drawing/2016/5/11/chartex" xmlns:cx6="http://schemas.microsoft.com/office/drawing/2016/5/12/chartex" xmlns:cx7="http://schemas.microsoft.com/office/drawing/2016/5/13/chartex" xmlns:cx8="http://schemas.microsoft.com/office/drawing/2016/5/14/chartex" xmlns:mc="http://schemas.openxmlformats.org/markup-compatibility/2006" xmlns:aink="http://schemas.microsoft.com/office/drawing/2016/ink" xmlns:am3d="http://schemas.microsoft.com/office/drawing/2017/model3d" xmlns:o="urn:schemas-microsoft-com:office:office" xmlns:oel="http://schemas.microsoft.com/office/2019/extlst" xmlns:r="http://schemas.openxmlformats.org/officeDocument/2006/relationships" xmlns:m="http://schemas.openxmlformats.org/officeDocument/2006/math" xmlns:v="urn:schemas-microsoft-com:vml" xmlns:wp14="http://schemas.microsoft.com/office/word/2010/wordprocessingDrawing" xmlns:wp="http://schemas.openxmlformats.org/drawingml/2006/wordprocessingDrawing" xmlns:w10="urn:schemas-microsoft-com:office:word" xmlns:w="http://schemas.openxmlformats.org/wordprocessingml/2006/main" xmlns:w14="http://schemas.microsoft.com/office/word/2010/wordml" xmlns:w15="http://schemas.microsoft.com/office/word/2012/wordml" xmlns:w16cex="http://schemas.microsoft.com/office/word/2018/wordml/cex" xmlns:w16cid="http://schemas.microsoft.com/office/word/2016/wordml/cid" xmlns:w16="http://schemas.microsoft.com/office/word/2018/wordml" xmlns:w16du="http://schemas.microsoft.com/office/word/2023/wordml/word16du" xmlns:w16sdtdh="http://schemas.microsoft.com/office/word/2020/wordml/sdtdatahash" xmlns:w16sdtfl="http://schemas.microsoft.com/office/word/2024/wordml/sdtformatlock" xmlns:w16se="http://schemas.microsoft.com/office/word/2015/wordml/symex" xmlns:wpg="http://schemas.microsoft.com/office/word/2010/wordprocessingGroup" xmlns:wpi="http://schemas.microsoft.com/office/word/2010/wordprocessingInk" xmlns:wne="http://schemas.microsoft.com/office/word/2006/wordml" xmlns:wps="http://schemas.microsoft.com/office/word/2010/wordprocessingShape" mc:Ignorable="w14 w15 w16se w16cid w16 w16cex w16sdtdh w16sdtfl w16du wp14">
   <w:body>
     <w:p>
       <w:pPr>
@@ -89,115 +89,23 @@
           <w:sz w:val="28"/>
           <w:szCs w:val="28"/>
         </w:rPr>
-        <w:t xml:space="preserve">Создать абстрактный класс </w:t>
-      </w:r>
-      <w:proofErr w:type="spellStart"/>
+        <w:t>Создать абстрактный класс Animal с методом MakeSound(). Создать три наследника: Dog,</w:t>
+      </w:r>
       <w:r>
         <w:rPr>
           <w:color w:val="000000"/>
           <w:sz w:val="28"/>
           <w:szCs w:val="28"/>
         </w:rPr>
-        <w:t>Animal</w:t>
-      </w:r>
-      <w:proofErr w:type="spellEnd"/>
+        <w:t xml:space="preserve"> </w:t>
+      </w:r>
       <w:r>
         <w:rPr>
           <w:color w:val="000000"/>
           <w:sz w:val="28"/>
           <w:szCs w:val="28"/>
         </w:rPr>
-        <w:t xml:space="preserve"> с методом </w:t>
-      </w:r>
-      <w:proofErr w:type="spellStart"/>
-      <w:proofErr w:type="gramStart"/>
-      <w:r>
-        <w:rPr>
-          <w:color w:val="000000"/>
-          <w:sz w:val="28"/>
-          <w:szCs w:val="28"/>
-        </w:rPr>
-        <w:t>MakeSound</w:t>
-      </w:r>
-      <w:proofErr w:type="spellEnd"/>
-      <w:r>
-        <w:rPr>
-          <w:color w:val="000000"/>
-          <w:sz w:val="28"/>
-          <w:szCs w:val="28"/>
-        </w:rPr>
-        <w:t>(</w:t>
-      </w:r>
-      <w:proofErr w:type="gramEnd"/>
-      <w:r>
-        <w:rPr>
-          <w:color w:val="000000"/>
-          <w:sz w:val="28"/>
-          <w:szCs w:val="28"/>
-        </w:rPr>
-        <w:t xml:space="preserve">). Создать три наследника: </w:t>
-      </w:r>
-      <w:proofErr w:type="spellStart"/>
-      <w:r>
-        <w:rPr>
-          <w:color w:val="000000"/>
-          <w:sz w:val="28"/>
-          <w:szCs w:val="28"/>
-        </w:rPr>
-        <w:t>Dog</w:t>
-      </w:r>
-      <w:proofErr w:type="spellEnd"/>
-      <w:r>
-        <w:rPr>
-          <w:color w:val="000000"/>
-          <w:sz w:val="28"/>
-          <w:szCs w:val="28"/>
-        </w:rPr>
-        <w:t>,</w:t>
-      </w:r>
-      <w:r>
-        <w:rPr>
-          <w:color w:val="000000"/>
-          <w:sz w:val="28"/>
-          <w:szCs w:val="28"/>
-        </w:rPr>
-        <w:t xml:space="preserve"> </w:t>
-      </w:r>
-      <w:proofErr w:type="spellStart"/>
-      <w:r>
-        <w:rPr>
-          <w:color w:val="000000"/>
-          <w:sz w:val="28"/>
-          <w:szCs w:val="28"/>
-        </w:rPr>
-        <w:t>Cat</w:t>
-      </w:r>
-      <w:proofErr w:type="spellEnd"/>
-      <w:r>
-        <w:rPr>
-          <w:color w:val="000000"/>
-          <w:sz w:val="28"/>
-          <w:szCs w:val="28"/>
-        </w:rPr>
-        <w:t xml:space="preserve">, </w:t>
-      </w:r>
-      <w:proofErr w:type="spellStart"/>
-      <w:r>
-        <w:rPr>
-          <w:color w:val="000000"/>
-          <w:sz w:val="28"/>
-          <w:szCs w:val="28"/>
-        </w:rPr>
-        <w:t>Cow</w:t>
-      </w:r>
-      <w:proofErr w:type="spellEnd"/>
-      <w:r>
-        <w:rPr>
-          <w:color w:val="000000"/>
-          <w:sz w:val="28"/>
-          <w:szCs w:val="28"/>
-        </w:rPr>
-        <w:t>. Создать массив животных и вывести звуки каждого.</w:t>
+        <w:t>Cat, Cow. Создать массив животных и вывести звуки каждого.</w:t>
       </w:r>
     </w:p>
     <w:p>
@@ -270,7 +178,6 @@
         </w:rPr>
         <w:t>.</w:t>
       </w:r>
-      <w:proofErr w:type="spellStart"/>
       <w:r>
         <w:rPr>
           <w:color w:val="000000" w:themeColor="text1"/>
@@ -280,7 +187,6 @@
         </w:rPr>
         <w:t>Linq</w:t>
       </w:r>
-      <w:proofErr w:type="spellEnd"/>
       <w:r>
         <w:rPr>
           <w:color w:val="000000" w:themeColor="text1"/>
@@ -397,27 +303,7 @@
           <w:szCs w:val="28"/>
           <w:lang w:val="en-US"/>
         </w:rPr>
-        <w:t xml:space="preserve">        public static void </w:t>
-      </w:r>
-      <w:proofErr w:type="gramStart"/>
-      <w:r>
-        <w:rPr>
-          <w:color w:val="000000" w:themeColor="text1"/>
-          <w:sz w:val="28"/>
-          <w:szCs w:val="28"/>
-          <w:lang w:val="en-US"/>
-        </w:rPr>
-        <w:t>Main(</w:t>
-      </w:r>
-      <w:proofErr w:type="gramEnd"/>
-      <w:r>
-        <w:rPr>
-          <w:color w:val="000000" w:themeColor="text1"/>
-          <w:sz w:val="28"/>
-          <w:szCs w:val="28"/>
-          <w:lang w:val="en-US"/>
-        </w:rPr>
-        <w:t>)</w:t>
+        <w:t xml:space="preserve">        public static void Main()</w:t>
       </w:r>
     </w:p>
     <w:p>
@@ -461,27 +347,7 @@
           <w:szCs w:val="28"/>
           <w:lang w:val="en-US"/>
         </w:rPr>
-        <w:t xml:space="preserve">            </w:t>
-      </w:r>
-      <w:proofErr w:type="gramStart"/>
-      <w:r>
-        <w:rPr>
-          <w:color w:val="000000" w:themeColor="text1"/>
-          <w:sz w:val="28"/>
-          <w:szCs w:val="28"/>
-          <w:lang w:val="en-US"/>
-        </w:rPr>
-        <w:t>Animal[</w:t>
-      </w:r>
-      <w:proofErr w:type="gramEnd"/>
-      <w:r>
-        <w:rPr>
-          <w:color w:val="000000" w:themeColor="text1"/>
-          <w:sz w:val="28"/>
-          <w:szCs w:val="28"/>
-          <w:lang w:val="en-US"/>
-        </w:rPr>
-        <w:t>] animals = new Animal[10];</w:t>
+        <w:t xml:space="preserve">            Animal[] animals = new Animal[10];</w:t>
       </w:r>
     </w:p>
     <w:p>
@@ -503,27 +369,7 @@
           <w:szCs w:val="28"/>
           <w:lang w:val="en-US"/>
         </w:rPr>
-        <w:t xml:space="preserve">            </w:t>
-      </w:r>
-      <w:proofErr w:type="spellStart"/>
-      <w:r>
-        <w:rPr>
-          <w:color w:val="000000" w:themeColor="text1"/>
-          <w:sz w:val="28"/>
-          <w:szCs w:val="28"/>
-          <w:lang w:val="en-US"/>
-        </w:rPr>
-        <w:t>GenerateArray</w:t>
-      </w:r>
-      <w:proofErr w:type="spellEnd"/>
-      <w:r>
-        <w:rPr>
-          <w:color w:val="000000" w:themeColor="text1"/>
-          <w:sz w:val="28"/>
-          <w:szCs w:val="28"/>
-          <w:lang w:val="en-US"/>
-        </w:rPr>
-        <w:t>(animals);</w:t>
+        <w:t xml:space="preserve">            GenerateArray(animals);</w:t>
       </w:r>
     </w:p>
     <w:p>
@@ -545,27 +391,7 @@
           <w:szCs w:val="28"/>
           <w:lang w:val="en-US"/>
         </w:rPr>
-        <w:t xml:space="preserve">            </w:t>
-      </w:r>
-      <w:proofErr w:type="spellStart"/>
-      <w:r>
-        <w:rPr>
-          <w:color w:val="000000" w:themeColor="text1"/>
-          <w:sz w:val="28"/>
-          <w:szCs w:val="28"/>
-          <w:lang w:val="en-US"/>
-        </w:rPr>
-        <w:t>PrintArray</w:t>
-      </w:r>
-      <w:proofErr w:type="spellEnd"/>
-      <w:r>
-        <w:rPr>
-          <w:color w:val="000000" w:themeColor="text1"/>
-          <w:sz w:val="28"/>
-          <w:szCs w:val="28"/>
-          <w:lang w:val="en-US"/>
-        </w:rPr>
-        <w:t>(animals);</w:t>
+        <w:t xml:space="preserve">            PrintArray(animals);</w:t>
       </w:r>
     </w:p>
     <w:p>
@@ -587,87 +413,7 @@
           <w:szCs w:val="28"/>
           <w:lang w:val="en-US"/>
         </w:rPr>
-        <w:t xml:space="preserve">            </w:t>
-      </w:r>
-      <w:proofErr w:type="gramStart"/>
-      <w:r>
-        <w:rPr>
-          <w:color w:val="000000" w:themeColor="text1"/>
-          <w:sz w:val="28"/>
-          <w:szCs w:val="28"/>
-          <w:lang w:val="en-US"/>
-        </w:rPr>
-        <w:t>Animal[</w:t>
-      </w:r>
-      <w:proofErr w:type="gramEnd"/>
-      <w:r>
-        <w:rPr>
-          <w:color w:val="000000" w:themeColor="text1"/>
-          <w:sz w:val="28"/>
-          <w:szCs w:val="28"/>
-          <w:lang w:val="en-US"/>
-        </w:rPr>
-        <w:t xml:space="preserve">] sorted = </w:t>
-      </w:r>
-      <w:proofErr w:type="spellStart"/>
-      <w:r>
-        <w:rPr>
-          <w:color w:val="000000" w:themeColor="text1"/>
-          <w:sz w:val="28"/>
-          <w:szCs w:val="28"/>
-          <w:lang w:val="en-US"/>
-        </w:rPr>
-        <w:t>animals.OrderBy</w:t>
-      </w:r>
-      <w:proofErr w:type="spellEnd"/>
-      <w:r>
-        <w:rPr>
-          <w:color w:val="000000" w:themeColor="text1"/>
-          <w:sz w:val="28"/>
-          <w:szCs w:val="28"/>
-          <w:lang w:val="en-US"/>
-        </w:rPr>
-        <w:t xml:space="preserve">(x =&gt; </w:t>
-      </w:r>
-      <w:proofErr w:type="spellStart"/>
-      <w:r>
-        <w:rPr>
-          <w:color w:val="000000" w:themeColor="text1"/>
-          <w:sz w:val="28"/>
-          <w:szCs w:val="28"/>
-          <w:lang w:val="en-US"/>
-        </w:rPr>
-        <w:t>x.GetType</w:t>
-      </w:r>
-      <w:proofErr w:type="spellEnd"/>
-      <w:r>
-        <w:rPr>
-          <w:color w:val="000000" w:themeColor="text1"/>
-          <w:sz w:val="28"/>
-          <w:szCs w:val="28"/>
-          <w:lang w:val="en-US"/>
-        </w:rPr>
-        <w:t>().Name).</w:t>
-      </w:r>
-      <w:proofErr w:type="spellStart"/>
-      <w:r>
-        <w:rPr>
-          <w:color w:val="000000" w:themeColor="text1"/>
-          <w:sz w:val="28"/>
-          <w:szCs w:val="28"/>
-          <w:lang w:val="en-US"/>
-        </w:rPr>
-        <w:t>ToArray</w:t>
-      </w:r>
-      <w:proofErr w:type="spellEnd"/>
-      <w:r>
-        <w:rPr>
-          <w:color w:val="000000" w:themeColor="text1"/>
-          <w:sz w:val="28"/>
-          <w:szCs w:val="28"/>
-          <w:lang w:val="en-US"/>
-        </w:rPr>
-        <w:t>();</w:t>
+        <w:t xml:space="preserve">            Animal[] sorted = animals.OrderBy(x =&gt; x.GetType().Name).ToArray();</w:t>
       </w:r>
     </w:p>
     <w:p>
@@ -689,67 +435,7 @@
           <w:szCs w:val="28"/>
           <w:lang w:val="en-US"/>
         </w:rPr>
-        <w:t xml:space="preserve">            </w:t>
-      </w:r>
-      <w:proofErr w:type="spellStart"/>
-      <w:r>
-        <w:rPr>
-          <w:color w:val="000000" w:themeColor="text1"/>
-          <w:sz w:val="28"/>
-          <w:szCs w:val="28"/>
-          <w:lang w:val="en-US"/>
-        </w:rPr>
-        <w:t>Console.WriteLine</w:t>
-      </w:r>
-      <w:proofErr w:type="spellEnd"/>
-      <w:r>
-        <w:rPr>
-          <w:color w:val="000000" w:themeColor="text1"/>
-          <w:sz w:val="28"/>
-          <w:szCs w:val="28"/>
-          <w:lang w:val="en-US"/>
-        </w:rPr>
-        <w:t>("</w:t>
-      </w:r>
-      <w:proofErr w:type="spellStart"/>
-      <w:r>
-        <w:rPr>
-          <w:color w:val="000000" w:themeColor="text1"/>
-          <w:sz w:val="28"/>
-          <w:szCs w:val="28"/>
-          <w:lang w:val="en-US"/>
-        </w:rPr>
-        <w:t>Отсортированный</w:t>
-      </w:r>
-      <w:proofErr w:type="spellEnd"/>
-      <w:r>
-        <w:rPr>
-          <w:color w:val="000000" w:themeColor="text1"/>
-          <w:sz w:val="28"/>
-          <w:szCs w:val="28"/>
-          <w:lang w:val="en-US"/>
-        </w:rPr>
-        <w:t xml:space="preserve"> </w:t>
-      </w:r>
-      <w:proofErr w:type="spellStart"/>
-      <w:r>
-        <w:rPr>
-          <w:color w:val="000000" w:themeColor="text1"/>
-          <w:sz w:val="28"/>
-          <w:szCs w:val="28"/>
-          <w:lang w:val="en-US"/>
-        </w:rPr>
-        <w:t>массив</w:t>
-      </w:r>
-      <w:proofErr w:type="spellEnd"/>
-      <w:r>
-        <w:rPr>
-          <w:color w:val="000000" w:themeColor="text1"/>
-          <w:sz w:val="28"/>
-          <w:szCs w:val="28"/>
-          <w:lang w:val="en-US"/>
-        </w:rPr>
-        <w:t>: ");</w:t>
+        <w:t xml:space="preserve">            Console.WriteLine("Отсортированный массив: ");</w:t>
       </w:r>
     </w:p>
     <w:p>
@@ -771,27 +457,7 @@
           <w:szCs w:val="28"/>
           <w:lang w:val="en-US"/>
         </w:rPr>
-        <w:t xml:space="preserve">            </w:t>
-      </w:r>
-      <w:proofErr w:type="spellStart"/>
-      <w:r>
-        <w:rPr>
-          <w:color w:val="000000" w:themeColor="text1"/>
-          <w:sz w:val="28"/>
-          <w:szCs w:val="28"/>
-          <w:lang w:val="en-US"/>
-        </w:rPr>
-        <w:t>PrintArray</w:t>
-      </w:r>
-      <w:proofErr w:type="spellEnd"/>
-      <w:r>
-        <w:rPr>
-          <w:color w:val="000000" w:themeColor="text1"/>
-          <w:sz w:val="28"/>
-          <w:szCs w:val="28"/>
-          <w:lang w:val="en-US"/>
-        </w:rPr>
-        <w:t>(sorted);</w:t>
+        <w:t xml:space="preserve">            PrintArray(sorted);</w:t>
       </w:r>
     </w:p>
     <w:p>
@@ -876,8 +542,6 @@
         </w:rPr>
         <w:t xml:space="preserve">            </w:t>
       </w:r>
-      <w:proofErr w:type="spellStart"/>
-      <w:proofErr w:type="gramStart"/>
       <w:r>
         <w:rPr>
           <w:color w:val="000000" w:themeColor="text1"/>
@@ -887,7 +551,6 @@
         </w:rPr>
         <w:t>FiltredArray</w:t>
       </w:r>
-      <w:proofErr w:type="spellEnd"/>
       <w:r>
         <w:rPr>
           <w:color w:val="000000" w:themeColor="text1"/>
@@ -896,7 +559,6 @@
         </w:rPr>
         <w:t>(</w:t>
       </w:r>
-      <w:proofErr w:type="gramEnd"/>
       <w:r>
         <w:rPr>
           <w:color w:val="000000" w:themeColor="text1"/>
@@ -961,6 +623,7 @@
           <w:color w:val="000000" w:themeColor="text1"/>
           <w:sz w:val="28"/>
           <w:szCs w:val="28"/>
+          <w:lang w:val="en-US"/>
         </w:rPr>
       </w:pPr>
       <w:r>
@@ -985,6 +648,7 @@
           <w:color w:val="000000" w:themeColor="text1"/>
           <w:sz w:val="28"/>
           <w:szCs w:val="28"/>
+          <w:lang w:val="en-US"/>
         </w:rPr>
         <w:t xml:space="preserve"> </w:t>
       </w:r>
@@ -1002,11 +666,10 @@
           <w:color w:val="000000" w:themeColor="text1"/>
           <w:sz w:val="28"/>
           <w:szCs w:val="28"/>
+          <w:lang w:val="en-US"/>
         </w:rPr>
         <w:t xml:space="preserve"> </w:t>
       </w:r>
-      <w:proofErr w:type="spellStart"/>
-      <w:proofErr w:type="gramStart"/>
       <w:r>
         <w:rPr>
           <w:color w:val="000000" w:themeColor="text1"/>
@@ -1016,16 +679,15 @@
         </w:rPr>
         <w:t>GenerateArray</w:t>
       </w:r>
-      <w:proofErr w:type="spellEnd"/>
-      <w:r>
-        <w:rPr>
-          <w:color w:val="000000" w:themeColor="text1"/>
-          <w:sz w:val="28"/>
-          <w:szCs w:val="28"/>
+      <w:r>
+        <w:rPr>
+          <w:color w:val="000000" w:themeColor="text1"/>
+          <w:sz w:val="28"/>
+          <w:szCs w:val="28"/>
+          <w:lang w:val="en-US"/>
         </w:rPr>
         <w:t>(</w:t>
       </w:r>
-      <w:proofErr w:type="gramEnd"/>
       <w:r>
         <w:rPr>
           <w:color w:val="000000" w:themeColor="text1"/>
@@ -1040,6 +702,7 @@
           <w:color w:val="000000" w:themeColor="text1"/>
           <w:sz w:val="28"/>
           <w:szCs w:val="28"/>
+          <w:lang w:val="en-US"/>
         </w:rPr>
         <w:t xml:space="preserve">[] </w:t>
       </w:r>
@@ -1057,6 +720,7 @@
           <w:color w:val="000000" w:themeColor="text1"/>
           <w:sz w:val="28"/>
           <w:szCs w:val="28"/>
+          <w:lang w:val="en-US"/>
         </w:rPr>
         <w:t>)</w:t>
       </w:r>
@@ -1077,8 +741,17 @@
           <w:color w:val="000000" w:themeColor="text1"/>
           <w:sz w:val="28"/>
           <w:szCs w:val="28"/>
-        </w:rPr>
-        <w:t xml:space="preserve">        {</w:t>
+          <w:lang w:val="en-US"/>
+        </w:rPr>
+        <w:t xml:space="preserve">        </w:t>
+      </w:r>
+      <w:r>
+        <w:rPr>
+          <w:color w:val="000000" w:themeColor="text1"/>
+          <w:sz w:val="28"/>
+          <w:szCs w:val="28"/>
+        </w:rPr>
+        <w:t>{</w:t>
       </w:r>
     </w:p>
     <w:p>
@@ -1090,6 +763,7 @@
           <w:color w:val="000000" w:themeColor="text1"/>
           <w:sz w:val="28"/>
           <w:szCs w:val="28"/>
+          <w:lang w:val="en-US"/>
         </w:rPr>
       </w:pPr>
       <w:r>
@@ -1114,10 +788,10 @@
           <w:color w:val="000000" w:themeColor="text1"/>
           <w:sz w:val="28"/>
           <w:szCs w:val="28"/>
+          <w:lang w:val="en-US"/>
         </w:rPr>
         <w:t xml:space="preserve"> </w:t>
       </w:r>
-      <w:proofErr w:type="spellStart"/>
       <w:r>
         <w:rPr>
           <w:color w:val="000000" w:themeColor="text1"/>
@@ -1127,12 +801,12 @@
         </w:rPr>
         <w:t>rnd</w:t>
       </w:r>
-      <w:proofErr w:type="spellEnd"/>
-      <w:r>
-        <w:rPr>
-          <w:color w:val="000000" w:themeColor="text1"/>
-          <w:sz w:val="28"/>
-          <w:szCs w:val="28"/>
+      <w:r>
+        <w:rPr>
+          <w:color w:val="000000" w:themeColor="text1"/>
+          <w:sz w:val="28"/>
+          <w:szCs w:val="28"/>
+          <w:lang w:val="en-US"/>
         </w:rPr>
         <w:t xml:space="preserve"> = </w:t>
       </w:r>
@@ -1150,10 +824,10 @@
           <w:color w:val="000000" w:themeColor="text1"/>
           <w:sz w:val="28"/>
           <w:szCs w:val="28"/>
+          <w:lang w:val="en-US"/>
         </w:rPr>
         <w:t xml:space="preserve"> </w:t>
       </w:r>
-      <w:proofErr w:type="gramStart"/>
       <w:r>
         <w:rPr>
           <w:color w:val="000000" w:themeColor="text1"/>
@@ -1168,17 +842,9 @@
           <w:color w:val="000000" w:themeColor="text1"/>
           <w:sz w:val="28"/>
           <w:szCs w:val="28"/>
-        </w:rPr>
-        <w:t>(</w:t>
-      </w:r>
-      <w:proofErr w:type="gramEnd"/>
-      <w:r>
-        <w:rPr>
-          <w:color w:val="000000" w:themeColor="text1"/>
-          <w:sz w:val="28"/>
-          <w:szCs w:val="28"/>
-        </w:rPr>
-        <w:t>);</w:t>
+          <w:lang w:val="en-US"/>
+        </w:rPr>
+        <w:t>();</w:t>
       </w:r>
     </w:p>
     <w:p>
@@ -1190,13 +856,15 @@
           <w:color w:val="000000" w:themeColor="text1"/>
           <w:sz w:val="28"/>
           <w:szCs w:val="28"/>
-        </w:rPr>
-      </w:pPr>
-      <w:r>
-        <w:rPr>
-          <w:color w:val="000000" w:themeColor="text1"/>
-          <w:sz w:val="28"/>
-          <w:szCs w:val="28"/>
+          <w:lang w:val="en-US"/>
+        </w:rPr>
+      </w:pPr>
+      <w:r>
+        <w:rPr>
+          <w:color w:val="000000" w:themeColor="text1"/>
+          <w:sz w:val="28"/>
+          <w:szCs w:val="28"/>
+          <w:lang w:val="en-US"/>
         </w:rPr>
         <w:t xml:space="preserve">            </w:t>
       </w:r>
@@ -1214,6 +882,7 @@
           <w:color w:val="000000" w:themeColor="text1"/>
           <w:sz w:val="28"/>
           <w:szCs w:val="28"/>
+          <w:lang w:val="en-US"/>
         </w:rPr>
         <w:t xml:space="preserve"> (</w:t>
       </w:r>
@@ -1231,10 +900,10 @@
           <w:color w:val="000000" w:themeColor="text1"/>
           <w:sz w:val="28"/>
           <w:szCs w:val="28"/>
+          <w:lang w:val="en-US"/>
         </w:rPr>
         <w:t xml:space="preserve"> </w:t>
       </w:r>
-      <w:proofErr w:type="spellStart"/>
       <w:r>
         <w:rPr>
           <w:color w:val="000000" w:themeColor="text1"/>
@@ -1244,16 +913,15 @@
         </w:rPr>
         <w:t>i</w:t>
       </w:r>
-      <w:proofErr w:type="spellEnd"/>
-      <w:r>
-        <w:rPr>
-          <w:color w:val="000000" w:themeColor="text1"/>
-          <w:sz w:val="28"/>
-          <w:szCs w:val="28"/>
+      <w:r>
+        <w:rPr>
+          <w:color w:val="000000" w:themeColor="text1"/>
+          <w:sz w:val="28"/>
+          <w:szCs w:val="28"/>
+          <w:lang w:val="en-US"/>
         </w:rPr>
         <w:t xml:space="preserve"> = 0; </w:t>
       </w:r>
-      <w:proofErr w:type="spellStart"/>
       <w:r>
         <w:rPr>
           <w:color w:val="000000" w:themeColor="text1"/>
@@ -1263,16 +931,15 @@
         </w:rPr>
         <w:t>i</w:t>
       </w:r>
-      <w:proofErr w:type="spellEnd"/>
-      <w:r>
-        <w:rPr>
-          <w:color w:val="000000" w:themeColor="text1"/>
-          <w:sz w:val="28"/>
-          <w:szCs w:val="28"/>
+      <w:r>
+        <w:rPr>
+          <w:color w:val="000000" w:themeColor="text1"/>
+          <w:sz w:val="28"/>
+          <w:szCs w:val="28"/>
+          <w:lang w:val="en-US"/>
         </w:rPr>
         <w:t xml:space="preserve"> &lt; </w:t>
       </w:r>
-      <w:proofErr w:type="gramStart"/>
       <w:r>
         <w:rPr>
           <w:color w:val="000000" w:themeColor="text1"/>
@@ -1287,6 +954,7 @@
           <w:color w:val="000000" w:themeColor="text1"/>
           <w:sz w:val="28"/>
           <w:szCs w:val="28"/>
+          <w:lang w:val="en-US"/>
         </w:rPr>
         <w:t>.</w:t>
       </w:r>
@@ -1299,16 +967,15 @@
         </w:rPr>
         <w:t>Length</w:t>
       </w:r>
-      <w:proofErr w:type="gramEnd"/>
-      <w:r>
-        <w:rPr>
-          <w:color w:val="000000" w:themeColor="text1"/>
-          <w:sz w:val="28"/>
-          <w:szCs w:val="28"/>
+      <w:r>
+        <w:rPr>
+          <w:color w:val="000000" w:themeColor="text1"/>
+          <w:sz w:val="28"/>
+          <w:szCs w:val="28"/>
+          <w:lang w:val="en-US"/>
         </w:rPr>
         <w:t xml:space="preserve">; </w:t>
       </w:r>
-      <w:proofErr w:type="spellStart"/>
       <w:r>
         <w:rPr>
           <w:color w:val="000000" w:themeColor="text1"/>
@@ -1318,12 +985,12 @@
         </w:rPr>
         <w:t>i</w:t>
       </w:r>
-      <w:proofErr w:type="spellEnd"/>
-      <w:r>
-        <w:rPr>
-          <w:color w:val="000000" w:themeColor="text1"/>
-          <w:sz w:val="28"/>
-          <w:szCs w:val="28"/>
+      <w:r>
+        <w:rPr>
+          <w:color w:val="000000" w:themeColor="text1"/>
+          <w:sz w:val="28"/>
+          <w:szCs w:val="28"/>
+          <w:lang w:val="en-US"/>
         </w:rPr>
         <w:t>++)</w:t>
       </w:r>
@@ -1344,8 +1011,17 @@
           <w:color w:val="000000" w:themeColor="text1"/>
           <w:sz w:val="28"/>
           <w:szCs w:val="28"/>
-        </w:rPr>
-        <w:t xml:space="preserve">            {</w:t>
+          <w:lang w:val="en-US"/>
+        </w:rPr>
+        <w:t xml:space="preserve">            </w:t>
+      </w:r>
+      <w:r>
+        <w:rPr>
+          <w:color w:val="000000" w:themeColor="text1"/>
+          <w:sz w:val="28"/>
+          <w:szCs w:val="28"/>
+        </w:rPr>
+        <w:t>{</w:t>
       </w:r>
     </w:p>
     <w:p>
@@ -1357,6 +1033,7 @@
           <w:color w:val="000000" w:themeColor="text1"/>
           <w:sz w:val="28"/>
           <w:szCs w:val="28"/>
+          <w:lang w:val="en-US"/>
         </w:rPr>
       </w:pPr>
       <w:r>
@@ -1381,10 +1058,10 @@
           <w:color w:val="000000" w:themeColor="text1"/>
           <w:sz w:val="28"/>
           <w:szCs w:val="28"/>
+          <w:lang w:val="en-US"/>
         </w:rPr>
         <w:t xml:space="preserve"> </w:t>
       </w:r>
-      <w:proofErr w:type="spellStart"/>
       <w:r>
         <w:rPr>
           <w:color w:val="000000" w:themeColor="text1"/>
@@ -1394,12 +1071,12 @@
         </w:rPr>
         <w:t>val</w:t>
       </w:r>
-      <w:proofErr w:type="spellEnd"/>
-      <w:r>
-        <w:rPr>
-          <w:color w:val="000000" w:themeColor="text1"/>
-          <w:sz w:val="28"/>
-          <w:szCs w:val="28"/>
+      <w:r>
+        <w:rPr>
+          <w:color w:val="000000" w:themeColor="text1"/>
+          <w:sz w:val="28"/>
+          <w:szCs w:val="28"/>
+          <w:lang w:val="en-US"/>
         </w:rPr>
         <w:t xml:space="preserve"> = (</w:t>
       </w:r>
@@ -1417,11 +1094,10 @@
           <w:color w:val="000000" w:themeColor="text1"/>
           <w:sz w:val="28"/>
           <w:szCs w:val="28"/>
+          <w:lang w:val="en-US"/>
         </w:rPr>
         <w:t>)</w:t>
       </w:r>
-      <w:proofErr w:type="spellStart"/>
-      <w:proofErr w:type="gramStart"/>
       <w:r>
         <w:rPr>
           <w:color w:val="000000" w:themeColor="text1"/>
@@ -1431,12 +1107,12 @@
         </w:rPr>
         <w:t>rnd</w:t>
       </w:r>
-      <w:proofErr w:type="spellEnd"/>
-      <w:r>
-        <w:rPr>
-          <w:color w:val="000000" w:themeColor="text1"/>
-          <w:sz w:val="28"/>
-          <w:szCs w:val="28"/>
+      <w:r>
+        <w:rPr>
+          <w:color w:val="000000" w:themeColor="text1"/>
+          <w:sz w:val="28"/>
+          <w:szCs w:val="28"/>
+          <w:lang w:val="en-US"/>
         </w:rPr>
         <w:t>.</w:t>
       </w:r>
@@ -1449,12 +1125,12 @@
         </w:rPr>
         <w:t>Next</w:t>
       </w:r>
-      <w:proofErr w:type="gramEnd"/>
-      <w:r>
-        <w:rPr>
-          <w:color w:val="000000" w:themeColor="text1"/>
-          <w:sz w:val="28"/>
-          <w:szCs w:val="28"/>
+      <w:r>
+        <w:rPr>
+          <w:color w:val="000000" w:themeColor="text1"/>
+          <w:sz w:val="28"/>
+          <w:szCs w:val="28"/>
+          <w:lang w:val="en-US"/>
         </w:rPr>
         <w:t>(0, 3);</w:t>
       </w:r>
@@ -1468,13 +1144,15 @@
           <w:color w:val="000000" w:themeColor="text1"/>
           <w:sz w:val="28"/>
           <w:szCs w:val="28"/>
-        </w:rPr>
-      </w:pPr>
-      <w:r>
-        <w:rPr>
-          <w:color w:val="000000" w:themeColor="text1"/>
-          <w:sz w:val="28"/>
-          <w:szCs w:val="28"/>
+          <w:lang w:val="en-US"/>
+        </w:rPr>
+      </w:pPr>
+      <w:r>
+        <w:rPr>
+          <w:color w:val="000000" w:themeColor="text1"/>
+          <w:sz w:val="28"/>
+          <w:szCs w:val="28"/>
+          <w:lang w:val="en-US"/>
         </w:rPr>
         <w:t xml:space="preserve">                </w:t>
       </w:r>
@@ -1492,10 +1170,10 @@
           <w:color w:val="000000" w:themeColor="text1"/>
           <w:sz w:val="28"/>
           <w:szCs w:val="28"/>
+          <w:lang w:val="en-US"/>
         </w:rPr>
         <w:t xml:space="preserve"> (</w:t>
       </w:r>
-      <w:proofErr w:type="spellStart"/>
       <w:r>
         <w:rPr>
           <w:color w:val="000000" w:themeColor="text1"/>
@@ -1505,12 +1183,12 @@
         </w:rPr>
         <w:t>val</w:t>
       </w:r>
-      <w:proofErr w:type="spellEnd"/>
-      <w:r>
-        <w:rPr>
-          <w:color w:val="000000" w:themeColor="text1"/>
-          <w:sz w:val="28"/>
-          <w:szCs w:val="28"/>
+      <w:r>
+        <w:rPr>
+          <w:color w:val="000000" w:themeColor="text1"/>
+          <w:sz w:val="28"/>
+          <w:szCs w:val="28"/>
+          <w:lang w:val="en-US"/>
         </w:rPr>
         <w:t xml:space="preserve"> == 0)</w:t>
       </w:r>
@@ -1532,6 +1210,7 @@
           <w:color w:val="000000" w:themeColor="text1"/>
           <w:sz w:val="28"/>
           <w:szCs w:val="28"/>
+          <w:lang w:val="en-US"/>
         </w:rPr>
         <w:t xml:space="preserve">                </w:t>
       </w:r>
@@ -1564,47 +1243,7 @@
           <w:szCs w:val="28"/>
           <w:lang w:val="en-US"/>
         </w:rPr>
-        <w:t xml:space="preserve">                    animals[</w:t>
-      </w:r>
-      <w:proofErr w:type="spellStart"/>
-      <w:r>
-        <w:rPr>
-          <w:color w:val="000000" w:themeColor="text1"/>
-          <w:sz w:val="28"/>
-          <w:szCs w:val="28"/>
-          <w:lang w:val="en-US"/>
-        </w:rPr>
-        <w:t>i</w:t>
-      </w:r>
-      <w:proofErr w:type="spellEnd"/>
-      <w:r>
-        <w:rPr>
-          <w:color w:val="000000" w:themeColor="text1"/>
-          <w:sz w:val="28"/>
-          <w:szCs w:val="28"/>
-          <w:lang w:val="en-US"/>
-        </w:rPr>
-        <w:t xml:space="preserve">] = new </w:t>
-      </w:r>
-      <w:proofErr w:type="gramStart"/>
-      <w:r>
-        <w:rPr>
-          <w:color w:val="000000" w:themeColor="text1"/>
-          <w:sz w:val="28"/>
-          <w:szCs w:val="28"/>
-          <w:lang w:val="en-US"/>
-        </w:rPr>
-        <w:t>Dog(</w:t>
-      </w:r>
-      <w:proofErr w:type="gramEnd"/>
-      <w:r>
-        <w:rPr>
-          <w:color w:val="000000" w:themeColor="text1"/>
-          <w:sz w:val="28"/>
-          <w:szCs w:val="28"/>
-          <w:lang w:val="en-US"/>
-        </w:rPr>
-        <w:t>);</w:t>
+        <w:t xml:space="preserve">                    animals[i] = new Dog();</w:t>
       </w:r>
     </w:p>
     <w:p>
@@ -1648,27 +1287,7 @@
           <w:szCs w:val="28"/>
           <w:lang w:val="en-US"/>
         </w:rPr>
-        <w:t xml:space="preserve">                else if (</w:t>
-      </w:r>
-      <w:proofErr w:type="spellStart"/>
-      <w:r>
-        <w:rPr>
-          <w:color w:val="000000" w:themeColor="text1"/>
-          <w:sz w:val="28"/>
-          <w:szCs w:val="28"/>
-          <w:lang w:val="en-US"/>
-        </w:rPr>
-        <w:t>val</w:t>
-      </w:r>
-      <w:proofErr w:type="spellEnd"/>
-      <w:r>
-        <w:rPr>
-          <w:color w:val="000000" w:themeColor="text1"/>
-          <w:sz w:val="28"/>
-          <w:szCs w:val="28"/>
-          <w:lang w:val="en-US"/>
-        </w:rPr>
-        <w:t xml:space="preserve"> == 1)</w:t>
+        <w:t xml:space="preserve">                else if (val == 1)</w:t>
       </w:r>
     </w:p>
     <w:p>
@@ -1712,47 +1331,7 @@
           <w:szCs w:val="28"/>
           <w:lang w:val="en-US"/>
         </w:rPr>
-        <w:t xml:space="preserve">                    animals[</w:t>
-      </w:r>
-      <w:proofErr w:type="spellStart"/>
-      <w:r>
-        <w:rPr>
-          <w:color w:val="000000" w:themeColor="text1"/>
-          <w:sz w:val="28"/>
-          <w:szCs w:val="28"/>
-          <w:lang w:val="en-US"/>
-        </w:rPr>
-        <w:t>i</w:t>
-      </w:r>
-      <w:proofErr w:type="spellEnd"/>
-      <w:r>
-        <w:rPr>
-          <w:color w:val="000000" w:themeColor="text1"/>
-          <w:sz w:val="28"/>
-          <w:szCs w:val="28"/>
-          <w:lang w:val="en-US"/>
-        </w:rPr>
-        <w:t xml:space="preserve">] = new </w:t>
-      </w:r>
-      <w:proofErr w:type="gramStart"/>
-      <w:r>
-        <w:rPr>
-          <w:color w:val="000000" w:themeColor="text1"/>
-          <w:sz w:val="28"/>
-          <w:szCs w:val="28"/>
-          <w:lang w:val="en-US"/>
-        </w:rPr>
-        <w:t>Cat(</w:t>
-      </w:r>
-      <w:proofErr w:type="gramEnd"/>
-      <w:r>
-        <w:rPr>
-          <w:color w:val="000000" w:themeColor="text1"/>
-          <w:sz w:val="28"/>
-          <w:szCs w:val="28"/>
-          <w:lang w:val="en-US"/>
-        </w:rPr>
-        <w:t>);</w:t>
+        <w:t xml:space="preserve">                    animals[i] = new Cat();</w:t>
       </w:r>
     </w:p>
     <w:p>
@@ -1808,6 +1387,7 @@
           <w:color w:val="000000" w:themeColor="text1"/>
           <w:sz w:val="28"/>
           <w:szCs w:val="28"/>
+          <w:lang w:val="en-US"/>
         </w:rPr>
       </w:pPr>
       <w:r>
@@ -1849,47 +1429,7 @@
           <w:lang w:val="en-US"/>
         </w:rPr>
         <w:lastRenderedPageBreak/>
-        <w:t xml:space="preserve">                    animals[</w:t>
-      </w:r>
-      <w:proofErr w:type="spellStart"/>
-      <w:r>
-        <w:rPr>
-          <w:color w:val="000000" w:themeColor="text1"/>
-          <w:sz w:val="28"/>
-          <w:szCs w:val="28"/>
-          <w:lang w:val="en-US"/>
-        </w:rPr>
-        <w:t>i</w:t>
-      </w:r>
-      <w:proofErr w:type="spellEnd"/>
-      <w:r>
-        <w:rPr>
-          <w:color w:val="000000" w:themeColor="text1"/>
-          <w:sz w:val="28"/>
-          <w:szCs w:val="28"/>
-          <w:lang w:val="en-US"/>
-        </w:rPr>
-        <w:t xml:space="preserve">] = new </w:t>
-      </w:r>
-      <w:proofErr w:type="gramStart"/>
-      <w:r>
-        <w:rPr>
-          <w:color w:val="000000" w:themeColor="text1"/>
-          <w:sz w:val="28"/>
-          <w:szCs w:val="28"/>
-          <w:lang w:val="en-US"/>
-        </w:rPr>
-        <w:t>Cow(</w:t>
-      </w:r>
-      <w:proofErr w:type="gramEnd"/>
-      <w:r>
-        <w:rPr>
-          <w:color w:val="000000" w:themeColor="text1"/>
-          <w:sz w:val="28"/>
-          <w:szCs w:val="28"/>
-          <w:lang w:val="en-US"/>
-        </w:rPr>
-        <w:t>);</w:t>
+        <w:t xml:space="preserve">                    animals[i] = new Cow();</w:t>
       </w:r>
     </w:p>
     <w:p>
@@ -1977,38 +1517,7 @@
           <w:szCs w:val="28"/>
           <w:lang w:val="en-US"/>
         </w:rPr>
-        <w:t xml:space="preserve">        static void </w:t>
-      </w:r>
-      <w:proofErr w:type="spellStart"/>
-      <w:proofErr w:type="gramStart"/>
-      <w:r>
-        <w:rPr>
-          <w:color w:val="000000" w:themeColor="text1"/>
-          <w:sz w:val="28"/>
-          <w:szCs w:val="28"/>
-          <w:lang w:val="en-US"/>
-        </w:rPr>
-        <w:t>PrintArray</w:t>
-      </w:r>
-      <w:proofErr w:type="spellEnd"/>
-      <w:r>
-        <w:rPr>
-          <w:color w:val="000000" w:themeColor="text1"/>
-          <w:sz w:val="28"/>
-          <w:szCs w:val="28"/>
-          <w:lang w:val="en-US"/>
-        </w:rPr>
-        <w:t>(</w:t>
-      </w:r>
-      <w:proofErr w:type="gramEnd"/>
-      <w:r>
-        <w:rPr>
-          <w:color w:val="000000" w:themeColor="text1"/>
-          <w:sz w:val="28"/>
-          <w:szCs w:val="28"/>
-          <w:lang w:val="en-US"/>
-        </w:rPr>
-        <w:t>Animal[] animals)</w:t>
+        <w:t xml:space="preserve">        static void PrintArray(Animal[] animals)</w:t>
       </w:r>
     </w:p>
     <w:p>
@@ -2052,89 +1561,7 @@
           <w:szCs w:val="28"/>
           <w:lang w:val="en-US"/>
         </w:rPr>
-        <w:t xml:space="preserve">            for (int </w:t>
-      </w:r>
-      <w:proofErr w:type="spellStart"/>
-      <w:r>
-        <w:rPr>
-          <w:color w:val="000000" w:themeColor="text1"/>
-          <w:sz w:val="28"/>
-          <w:szCs w:val="28"/>
-          <w:lang w:val="en-US"/>
-        </w:rPr>
-        <w:t>i</w:t>
-      </w:r>
-      <w:proofErr w:type="spellEnd"/>
-      <w:r>
-        <w:rPr>
-          <w:color w:val="000000" w:themeColor="text1"/>
-          <w:sz w:val="28"/>
-          <w:szCs w:val="28"/>
-          <w:lang w:val="en-US"/>
-        </w:rPr>
-        <w:t xml:space="preserve"> = 0; </w:t>
-      </w:r>
-      <w:proofErr w:type="spellStart"/>
-      <w:r>
-        <w:rPr>
-          <w:color w:val="000000" w:themeColor="text1"/>
-          <w:sz w:val="28"/>
-          <w:szCs w:val="28"/>
-          <w:lang w:val="en-US"/>
-        </w:rPr>
-        <w:t>i</w:t>
-      </w:r>
-      <w:proofErr w:type="spellEnd"/>
-      <w:r>
-        <w:rPr>
-          <w:color w:val="000000" w:themeColor="text1"/>
-          <w:sz w:val="28"/>
-          <w:szCs w:val="28"/>
-          <w:lang w:val="en-US"/>
-        </w:rPr>
-        <w:t xml:space="preserve"> &lt; </w:t>
-      </w:r>
-      <w:proofErr w:type="spellStart"/>
-      <w:proofErr w:type="gramStart"/>
-      <w:r>
-        <w:rPr>
-          <w:color w:val="000000" w:themeColor="text1"/>
-          <w:sz w:val="28"/>
-          <w:szCs w:val="28"/>
-          <w:lang w:val="en-US"/>
-        </w:rPr>
-        <w:t>animals.Length</w:t>
-      </w:r>
-      <w:proofErr w:type="spellEnd"/>
-      <w:proofErr w:type="gramEnd"/>
-      <w:r>
-        <w:rPr>
-          <w:color w:val="000000" w:themeColor="text1"/>
-          <w:sz w:val="28"/>
-          <w:szCs w:val="28"/>
-          <w:lang w:val="en-US"/>
-        </w:rPr>
-        <w:t xml:space="preserve">; </w:t>
-      </w:r>
-      <w:proofErr w:type="spellStart"/>
-      <w:r>
-        <w:rPr>
-          <w:color w:val="000000" w:themeColor="text1"/>
-          <w:sz w:val="28"/>
-          <w:szCs w:val="28"/>
-          <w:lang w:val="en-US"/>
-        </w:rPr>
-        <w:t>i</w:t>
-      </w:r>
-      <w:proofErr w:type="spellEnd"/>
-      <w:r>
-        <w:rPr>
-          <w:color w:val="000000" w:themeColor="text1"/>
-          <w:sz w:val="28"/>
-          <w:szCs w:val="28"/>
-          <w:lang w:val="en-US"/>
-        </w:rPr>
-        <w:t>++)</w:t>
+        <w:t xml:space="preserve">            for (int i = 0; i &lt; animals.Length; i++)</w:t>
       </w:r>
     </w:p>
     <w:p>
@@ -2178,49 +1605,7 @@
           <w:szCs w:val="28"/>
           <w:lang w:val="en-US"/>
         </w:rPr>
-        <w:t xml:space="preserve">                animals[</w:t>
-      </w:r>
-      <w:proofErr w:type="spellStart"/>
-      <w:r>
-        <w:rPr>
-          <w:color w:val="000000" w:themeColor="text1"/>
-          <w:sz w:val="28"/>
-          <w:szCs w:val="28"/>
-          <w:lang w:val="en-US"/>
-        </w:rPr>
-        <w:t>i</w:t>
-      </w:r>
-      <w:proofErr w:type="spellEnd"/>
-      <w:proofErr w:type="gramStart"/>
-      <w:r>
-        <w:rPr>
-          <w:color w:val="000000" w:themeColor="text1"/>
-          <w:sz w:val="28"/>
-          <w:szCs w:val="28"/>
-          <w:lang w:val="en-US"/>
-        </w:rPr>
-        <w:t>].</w:t>
-      </w:r>
-      <w:proofErr w:type="spellStart"/>
-      <w:r>
-        <w:rPr>
-          <w:color w:val="000000" w:themeColor="text1"/>
-          <w:sz w:val="28"/>
-          <w:szCs w:val="28"/>
-          <w:lang w:val="en-US"/>
-        </w:rPr>
-        <w:t>MakeSound</w:t>
-      </w:r>
-      <w:proofErr w:type="spellEnd"/>
-      <w:proofErr w:type="gramEnd"/>
-      <w:r>
-        <w:rPr>
-          <w:color w:val="000000" w:themeColor="text1"/>
-          <w:sz w:val="28"/>
-          <w:szCs w:val="28"/>
-          <w:lang w:val="en-US"/>
-        </w:rPr>
-        <w:t>();</w:t>
+        <w:t xml:space="preserve">                animals[i].MakeSound();</w:t>
       </w:r>
     </w:p>
     <w:p>
@@ -2286,38 +1671,7 @@
           <w:szCs w:val="28"/>
           <w:lang w:val="en-US"/>
         </w:rPr>
-        <w:t xml:space="preserve">        static void </w:t>
-      </w:r>
-      <w:proofErr w:type="spellStart"/>
-      <w:proofErr w:type="gramStart"/>
-      <w:r>
-        <w:rPr>
-          <w:color w:val="000000" w:themeColor="text1"/>
-          <w:sz w:val="28"/>
-          <w:szCs w:val="28"/>
-          <w:lang w:val="en-US"/>
-        </w:rPr>
-        <w:t>FiltredArray</w:t>
-      </w:r>
-      <w:proofErr w:type="spellEnd"/>
-      <w:r>
-        <w:rPr>
-          <w:color w:val="000000" w:themeColor="text1"/>
-          <w:sz w:val="28"/>
-          <w:szCs w:val="28"/>
-          <w:lang w:val="en-US"/>
-        </w:rPr>
-        <w:t>(</w:t>
-      </w:r>
-      <w:proofErr w:type="gramEnd"/>
-      <w:r>
-        <w:rPr>
-          <w:color w:val="000000" w:themeColor="text1"/>
-          <w:sz w:val="28"/>
-          <w:szCs w:val="28"/>
-          <w:lang w:val="en-US"/>
-        </w:rPr>
-        <w:t>Animal[] animals, string type)</w:t>
+        <w:t xml:space="preserve">        static void FiltredArray(Animal[] animals, string type)</w:t>
       </w:r>
     </w:p>
     <w:p>
@@ -2361,89 +1715,7 @@
           <w:szCs w:val="28"/>
           <w:lang w:val="en-US"/>
         </w:rPr>
-        <w:t xml:space="preserve">            for (int </w:t>
-      </w:r>
-      <w:proofErr w:type="spellStart"/>
-      <w:r>
-        <w:rPr>
-          <w:color w:val="000000" w:themeColor="text1"/>
-          <w:sz w:val="28"/>
-          <w:szCs w:val="28"/>
-          <w:lang w:val="en-US"/>
-        </w:rPr>
-        <w:t>i</w:t>
-      </w:r>
-      <w:proofErr w:type="spellEnd"/>
-      <w:r>
-        <w:rPr>
-          <w:color w:val="000000" w:themeColor="text1"/>
-          <w:sz w:val="28"/>
-          <w:szCs w:val="28"/>
-          <w:lang w:val="en-US"/>
-        </w:rPr>
-        <w:t xml:space="preserve"> = 0; </w:t>
-      </w:r>
-      <w:proofErr w:type="spellStart"/>
-      <w:r>
-        <w:rPr>
-          <w:color w:val="000000" w:themeColor="text1"/>
-          <w:sz w:val="28"/>
-          <w:szCs w:val="28"/>
-          <w:lang w:val="en-US"/>
-        </w:rPr>
-        <w:t>i</w:t>
-      </w:r>
-      <w:proofErr w:type="spellEnd"/>
-      <w:r>
-        <w:rPr>
-          <w:color w:val="000000" w:themeColor="text1"/>
-          <w:sz w:val="28"/>
-          <w:szCs w:val="28"/>
-          <w:lang w:val="en-US"/>
-        </w:rPr>
-        <w:t xml:space="preserve"> &lt; </w:t>
-      </w:r>
-      <w:proofErr w:type="spellStart"/>
-      <w:proofErr w:type="gramStart"/>
-      <w:r>
-        <w:rPr>
-          <w:color w:val="000000" w:themeColor="text1"/>
-          <w:sz w:val="28"/>
-          <w:szCs w:val="28"/>
-          <w:lang w:val="en-US"/>
-        </w:rPr>
-        <w:t>animals.Length</w:t>
-      </w:r>
-      <w:proofErr w:type="spellEnd"/>
-      <w:proofErr w:type="gramEnd"/>
-      <w:r>
-        <w:rPr>
-          <w:color w:val="000000" w:themeColor="text1"/>
-          <w:sz w:val="28"/>
-          <w:szCs w:val="28"/>
-          <w:lang w:val="en-US"/>
-        </w:rPr>
-        <w:t xml:space="preserve">; </w:t>
-      </w:r>
-      <w:proofErr w:type="spellStart"/>
-      <w:r>
-        <w:rPr>
-          <w:color w:val="000000" w:themeColor="text1"/>
-          <w:sz w:val="28"/>
-          <w:szCs w:val="28"/>
-          <w:lang w:val="en-US"/>
-        </w:rPr>
-        <w:t>i</w:t>
-      </w:r>
-      <w:proofErr w:type="spellEnd"/>
-      <w:r>
-        <w:rPr>
-          <w:color w:val="000000" w:themeColor="text1"/>
-          <w:sz w:val="28"/>
-          <w:szCs w:val="28"/>
-          <w:lang w:val="en-US"/>
-        </w:rPr>
-        <w:t>++)</w:t>
+        <w:t xml:space="preserve">            for (int i = 0; i &lt; animals.Length; i++)</w:t>
       </w:r>
     </w:p>
     <w:p>
@@ -2487,69 +1759,7 @@
           <w:szCs w:val="28"/>
           <w:lang w:val="en-US"/>
         </w:rPr>
-        <w:t xml:space="preserve">                if (animals[</w:t>
-      </w:r>
-      <w:proofErr w:type="spellStart"/>
-      <w:r>
-        <w:rPr>
-          <w:color w:val="000000" w:themeColor="text1"/>
-          <w:sz w:val="28"/>
-          <w:szCs w:val="28"/>
-          <w:lang w:val="en-US"/>
-        </w:rPr>
-        <w:t>i</w:t>
-      </w:r>
-      <w:proofErr w:type="spellEnd"/>
-      <w:proofErr w:type="gramStart"/>
-      <w:r>
-        <w:rPr>
-          <w:color w:val="000000" w:themeColor="text1"/>
-          <w:sz w:val="28"/>
-          <w:szCs w:val="28"/>
-          <w:lang w:val="en-US"/>
-        </w:rPr>
-        <w:t>].</w:t>
-      </w:r>
-      <w:proofErr w:type="spellStart"/>
-      <w:r>
-        <w:rPr>
-          <w:color w:val="000000" w:themeColor="text1"/>
-          <w:sz w:val="28"/>
-          <w:szCs w:val="28"/>
-          <w:lang w:val="en-US"/>
-        </w:rPr>
-        <w:t>GetType</w:t>
-      </w:r>
-      <w:proofErr w:type="spellEnd"/>
-      <w:proofErr w:type="gramEnd"/>
-      <w:r>
-        <w:rPr>
-          <w:color w:val="000000" w:themeColor="text1"/>
-          <w:sz w:val="28"/>
-          <w:szCs w:val="28"/>
-          <w:lang w:val="en-US"/>
-        </w:rPr>
-        <w:t>().</w:t>
-      </w:r>
-      <w:proofErr w:type="spellStart"/>
-      <w:r>
-        <w:rPr>
-          <w:color w:val="000000" w:themeColor="text1"/>
-          <w:sz w:val="28"/>
-          <w:szCs w:val="28"/>
-          <w:lang w:val="en-US"/>
-        </w:rPr>
-        <w:t>Name.ToString</w:t>
-      </w:r>
-      <w:proofErr w:type="spellEnd"/>
-      <w:r>
-        <w:rPr>
-          <w:color w:val="000000" w:themeColor="text1"/>
-          <w:sz w:val="28"/>
-          <w:szCs w:val="28"/>
-          <w:lang w:val="en-US"/>
-        </w:rPr>
-        <w:t>() == type)</w:t>
+        <w:t xml:space="preserve">                if (animals[i].GetType().Name.ToString() == type)</w:t>
       </w:r>
     </w:p>
     <w:p>
@@ -2593,49 +1803,7 @@
           <w:szCs w:val="28"/>
           <w:lang w:val="en-US"/>
         </w:rPr>
-        <w:t xml:space="preserve">                    animals[</w:t>
-      </w:r>
-      <w:proofErr w:type="spellStart"/>
-      <w:r>
-        <w:rPr>
-          <w:color w:val="000000" w:themeColor="text1"/>
-          <w:sz w:val="28"/>
-          <w:szCs w:val="28"/>
-          <w:lang w:val="en-US"/>
-        </w:rPr>
-        <w:t>i</w:t>
-      </w:r>
-      <w:proofErr w:type="spellEnd"/>
-      <w:proofErr w:type="gramStart"/>
-      <w:r>
-        <w:rPr>
-          <w:color w:val="000000" w:themeColor="text1"/>
-          <w:sz w:val="28"/>
-          <w:szCs w:val="28"/>
-          <w:lang w:val="en-US"/>
-        </w:rPr>
-        <w:t>].</w:t>
-      </w:r>
-      <w:proofErr w:type="spellStart"/>
-      <w:r>
-        <w:rPr>
-          <w:color w:val="000000" w:themeColor="text1"/>
-          <w:sz w:val="28"/>
-          <w:szCs w:val="28"/>
-          <w:lang w:val="en-US"/>
-        </w:rPr>
-        <w:t>MakeSound</w:t>
-      </w:r>
-      <w:proofErr w:type="spellEnd"/>
-      <w:proofErr w:type="gramEnd"/>
-      <w:r>
-        <w:rPr>
-          <w:color w:val="000000" w:themeColor="text1"/>
-          <w:sz w:val="28"/>
-          <w:szCs w:val="28"/>
-          <w:lang w:val="en-US"/>
-        </w:rPr>
-        <w:t>();</w:t>
+        <w:t xml:space="preserve">                    animals[i].MakeSound();</w:t>
       </w:r>
     </w:p>
     <w:p>
@@ -2877,38 +2045,7 @@
           <w:szCs w:val="28"/>
           <w:lang w:val="en-US"/>
         </w:rPr>
-        <w:t xml:space="preserve">        public abstract void </w:t>
-      </w:r>
-      <w:proofErr w:type="spellStart"/>
-      <w:proofErr w:type="gramStart"/>
-      <w:r>
-        <w:rPr>
-          <w:color w:val="000000" w:themeColor="text1"/>
-          <w:sz w:val="28"/>
-          <w:szCs w:val="28"/>
-          <w:lang w:val="en-US"/>
-        </w:rPr>
-        <w:t>MakeSound</w:t>
-      </w:r>
-      <w:proofErr w:type="spellEnd"/>
-      <w:r>
-        <w:rPr>
-          <w:color w:val="000000" w:themeColor="text1"/>
-          <w:sz w:val="28"/>
-          <w:szCs w:val="28"/>
-          <w:lang w:val="en-US"/>
-        </w:rPr>
-        <w:t>(</w:t>
-      </w:r>
-      <w:proofErr w:type="gramEnd"/>
-      <w:r>
-        <w:rPr>
-          <w:color w:val="000000" w:themeColor="text1"/>
-          <w:sz w:val="28"/>
-          <w:szCs w:val="28"/>
-          <w:lang w:val="en-US"/>
-        </w:rPr>
-        <w:t>);</w:t>
+        <w:t xml:space="preserve">        public abstract void MakeSound();</w:t>
       </w:r>
     </w:p>
     <w:p>
@@ -2965,27 +2102,7 @@
           <w:szCs w:val="28"/>
           <w:lang w:val="en-US"/>
         </w:rPr>
-        <w:t xml:space="preserve">    public class </w:t>
-      </w:r>
-      <w:proofErr w:type="gramStart"/>
-      <w:r>
-        <w:rPr>
-          <w:color w:val="000000" w:themeColor="text1"/>
-          <w:sz w:val="28"/>
-          <w:szCs w:val="28"/>
-          <w:lang w:val="en-US"/>
-        </w:rPr>
-        <w:t>Dog :</w:t>
-      </w:r>
-      <w:proofErr w:type="gramEnd"/>
-      <w:r>
-        <w:rPr>
-          <w:color w:val="000000" w:themeColor="text1"/>
-          <w:sz w:val="28"/>
-          <w:szCs w:val="28"/>
-          <w:lang w:val="en-US"/>
-        </w:rPr>
-        <w:t xml:space="preserve"> Animal</w:t>
+        <w:t xml:space="preserve">    public class Dog : Animal</w:t>
       </w:r>
     </w:p>
     <w:p>
@@ -3029,38 +2146,7 @@
           <w:szCs w:val="28"/>
           <w:lang w:val="en-US"/>
         </w:rPr>
-        <w:t xml:space="preserve">        public override void </w:t>
-      </w:r>
-      <w:proofErr w:type="spellStart"/>
-      <w:proofErr w:type="gramStart"/>
-      <w:r>
-        <w:rPr>
-          <w:color w:val="000000" w:themeColor="text1"/>
-          <w:sz w:val="28"/>
-          <w:szCs w:val="28"/>
-          <w:lang w:val="en-US"/>
-        </w:rPr>
-        <w:t>MakeSound</w:t>
-      </w:r>
-      <w:proofErr w:type="spellEnd"/>
-      <w:r>
-        <w:rPr>
-          <w:color w:val="000000" w:themeColor="text1"/>
-          <w:sz w:val="28"/>
-          <w:szCs w:val="28"/>
-          <w:lang w:val="en-US"/>
-        </w:rPr>
-        <w:t>(</w:t>
-      </w:r>
-      <w:proofErr w:type="gramEnd"/>
-      <w:r>
-        <w:rPr>
-          <w:color w:val="000000" w:themeColor="text1"/>
-          <w:sz w:val="28"/>
-          <w:szCs w:val="28"/>
-          <w:lang w:val="en-US"/>
-        </w:rPr>
-        <w:t>)</w:t>
+        <w:t xml:space="preserve">        public override void MakeSound()</w:t>
       </w:r>
     </w:p>
     <w:p>
@@ -3104,27 +2190,7 @@
           <w:szCs w:val="28"/>
           <w:lang w:val="en-US"/>
         </w:rPr>
-        <w:t xml:space="preserve">            </w:t>
-      </w:r>
-      <w:proofErr w:type="spellStart"/>
-      <w:r>
-        <w:rPr>
-          <w:color w:val="000000" w:themeColor="text1"/>
-          <w:sz w:val="28"/>
-          <w:szCs w:val="28"/>
-          <w:lang w:val="en-US"/>
-        </w:rPr>
-        <w:t>Console.WriteLine</w:t>
-      </w:r>
-      <w:proofErr w:type="spellEnd"/>
-      <w:r>
-        <w:rPr>
-          <w:color w:val="000000" w:themeColor="text1"/>
-          <w:sz w:val="28"/>
-          <w:szCs w:val="28"/>
-          <w:lang w:val="en-US"/>
-        </w:rPr>
-        <w:t>("Woof");</w:t>
+        <w:t xml:space="preserve">            Console.WriteLine("Woof");</w:t>
       </w:r>
     </w:p>
     <w:p>
@@ -3190,27 +2256,7 @@
           <w:szCs w:val="28"/>
           <w:lang w:val="en-US"/>
         </w:rPr>
-        <w:t xml:space="preserve">    public class </w:t>
-      </w:r>
-      <w:proofErr w:type="gramStart"/>
-      <w:r>
-        <w:rPr>
-          <w:color w:val="000000" w:themeColor="text1"/>
-          <w:sz w:val="28"/>
-          <w:szCs w:val="28"/>
-          <w:lang w:val="en-US"/>
-        </w:rPr>
-        <w:t>Cat :</w:t>
-      </w:r>
-      <w:proofErr w:type="gramEnd"/>
-      <w:r>
-        <w:rPr>
-          <w:color w:val="000000" w:themeColor="text1"/>
-          <w:sz w:val="28"/>
-          <w:szCs w:val="28"/>
-          <w:lang w:val="en-US"/>
-        </w:rPr>
-        <w:t xml:space="preserve"> Animal</w:t>
+        <w:t xml:space="preserve">    public class Cat : Animal</w:t>
       </w:r>
     </w:p>
     <w:p>
@@ -3254,38 +2300,7 @@
           <w:szCs w:val="28"/>
           <w:lang w:val="en-US"/>
         </w:rPr>
-        <w:t xml:space="preserve">        public override void </w:t>
-      </w:r>
-      <w:proofErr w:type="spellStart"/>
-      <w:proofErr w:type="gramStart"/>
-      <w:r>
-        <w:rPr>
-          <w:color w:val="000000" w:themeColor="text1"/>
-          <w:sz w:val="28"/>
-          <w:szCs w:val="28"/>
-          <w:lang w:val="en-US"/>
-        </w:rPr>
-        <w:t>MakeSound</w:t>
-      </w:r>
-      <w:proofErr w:type="spellEnd"/>
-      <w:r>
-        <w:rPr>
-          <w:color w:val="000000" w:themeColor="text1"/>
-          <w:sz w:val="28"/>
-          <w:szCs w:val="28"/>
-          <w:lang w:val="en-US"/>
-        </w:rPr>
-        <w:t>(</w:t>
-      </w:r>
-      <w:proofErr w:type="gramEnd"/>
-      <w:r>
-        <w:rPr>
-          <w:color w:val="000000" w:themeColor="text1"/>
-          <w:sz w:val="28"/>
-          <w:szCs w:val="28"/>
-          <w:lang w:val="en-US"/>
-        </w:rPr>
-        <w:t>)</w:t>
+        <w:t xml:space="preserve">        public override void MakeSound()</w:t>
       </w:r>
     </w:p>
     <w:p>
@@ -3329,27 +2344,7 @@
           <w:szCs w:val="28"/>
           <w:lang w:val="en-US"/>
         </w:rPr>
-        <w:t xml:space="preserve">            </w:t>
-      </w:r>
-      <w:proofErr w:type="spellStart"/>
-      <w:r>
-        <w:rPr>
-          <w:color w:val="000000" w:themeColor="text1"/>
-          <w:sz w:val="28"/>
-          <w:szCs w:val="28"/>
-          <w:lang w:val="en-US"/>
-        </w:rPr>
-        <w:t>Console.WriteLine</w:t>
-      </w:r>
-      <w:proofErr w:type="spellEnd"/>
-      <w:r>
-        <w:rPr>
-          <w:color w:val="000000" w:themeColor="text1"/>
-          <w:sz w:val="28"/>
-          <w:szCs w:val="28"/>
-          <w:lang w:val="en-US"/>
-        </w:rPr>
-        <w:t>("Meow");</w:t>
+        <w:t xml:space="preserve">            Console.WriteLine("Meow");</w:t>
       </w:r>
     </w:p>
     <w:p>
@@ -3416,27 +2411,7 @@
           <w:szCs w:val="28"/>
           <w:lang w:val="en-US"/>
         </w:rPr>
-        <w:t xml:space="preserve">    public class </w:t>
-      </w:r>
-      <w:proofErr w:type="gramStart"/>
-      <w:r>
-        <w:rPr>
-          <w:color w:val="000000" w:themeColor="text1"/>
-          <w:sz w:val="28"/>
-          <w:szCs w:val="28"/>
-          <w:lang w:val="en-US"/>
-        </w:rPr>
-        <w:t>Cow :</w:t>
-      </w:r>
-      <w:proofErr w:type="gramEnd"/>
-      <w:r>
-        <w:rPr>
-          <w:color w:val="000000" w:themeColor="text1"/>
-          <w:sz w:val="28"/>
-          <w:szCs w:val="28"/>
-          <w:lang w:val="en-US"/>
-        </w:rPr>
-        <w:t xml:space="preserve"> Animal</w:t>
+        <w:t xml:space="preserve">    public class Cow : Animal</w:t>
       </w:r>
     </w:p>
     <w:p>
@@ -3480,38 +2455,7 @@
           <w:szCs w:val="28"/>
           <w:lang w:val="en-US"/>
         </w:rPr>
-        <w:t xml:space="preserve">        public override void </w:t>
-      </w:r>
-      <w:proofErr w:type="spellStart"/>
-      <w:proofErr w:type="gramStart"/>
-      <w:r>
-        <w:rPr>
-          <w:color w:val="000000" w:themeColor="text1"/>
-          <w:sz w:val="28"/>
-          <w:szCs w:val="28"/>
-          <w:lang w:val="en-US"/>
-        </w:rPr>
-        <w:t>MakeSound</w:t>
-      </w:r>
-      <w:proofErr w:type="spellEnd"/>
-      <w:r>
-        <w:rPr>
-          <w:color w:val="000000" w:themeColor="text1"/>
-          <w:sz w:val="28"/>
-          <w:szCs w:val="28"/>
-          <w:lang w:val="en-US"/>
-        </w:rPr>
-        <w:t>(</w:t>
-      </w:r>
-      <w:proofErr w:type="gramEnd"/>
-      <w:r>
-        <w:rPr>
-          <w:color w:val="000000" w:themeColor="text1"/>
-          <w:sz w:val="28"/>
-          <w:szCs w:val="28"/>
-          <w:lang w:val="en-US"/>
-        </w:rPr>
-        <w:t>)</w:t>
+        <w:t xml:space="preserve">        public override void MakeSound()</w:t>
       </w:r>
     </w:p>
     <w:p>
@@ -3555,27 +2499,7 @@
           <w:szCs w:val="28"/>
           <w:lang w:val="en-US"/>
         </w:rPr>
-        <w:t xml:space="preserve">            </w:t>
-      </w:r>
-      <w:proofErr w:type="spellStart"/>
-      <w:r>
-        <w:rPr>
-          <w:color w:val="000000" w:themeColor="text1"/>
-          <w:sz w:val="28"/>
-          <w:szCs w:val="28"/>
-          <w:lang w:val="en-US"/>
-        </w:rPr>
-        <w:t>Console.WriteLine</w:t>
-      </w:r>
-      <w:proofErr w:type="spellEnd"/>
-      <w:r>
-        <w:rPr>
-          <w:color w:val="000000" w:themeColor="text1"/>
-          <w:sz w:val="28"/>
-          <w:szCs w:val="28"/>
-          <w:lang w:val="en-US"/>
-        </w:rPr>
-        <w:t>("Moo");</w:t>
+        <w:t xml:space="preserve">            Console.WriteLine("Moo");</w:t>
       </w:r>
     </w:p>
     <w:p>
@@ -3780,7 +2704,6 @@
                 <w:lang w:val="da-DK"/>
               </w:rPr>
             </w:pPr>
-            <w:proofErr w:type="spellStart"/>
             <w:r>
               <w:rPr>
                 <w:color w:val="000000"/>
@@ -3788,37 +2711,7 @@
                 <w:szCs w:val="28"/>
                 <w:lang w:val="da-DK"/>
               </w:rPr>
-              <w:t>Cow</w:t>
-            </w:r>
-            <w:proofErr w:type="spellEnd"/>
-            <w:r>
-              <w:rPr>
-                <w:color w:val="000000"/>
-                <w:sz w:val="28"/>
-                <w:szCs w:val="28"/>
-                <w:lang w:val="da-DK"/>
-              </w:rPr>
-              <w:t xml:space="preserve">, Dog, </w:t>
-            </w:r>
-            <w:proofErr w:type="spellStart"/>
-            <w:r>
-              <w:rPr>
-                <w:color w:val="000000"/>
-                <w:sz w:val="28"/>
-                <w:szCs w:val="28"/>
-                <w:lang w:val="da-DK"/>
-              </w:rPr>
-              <w:t>Cow</w:t>
-            </w:r>
-            <w:proofErr w:type="spellEnd"/>
-            <w:r>
-              <w:rPr>
-                <w:color w:val="000000"/>
-                <w:sz w:val="28"/>
-                <w:szCs w:val="28"/>
-                <w:lang w:val="da-DK"/>
-              </w:rPr>
-              <w:t>, Dog, Dog, Dog,</w:t>
+              <w:t>Cow, Dog, Cow, Dog, Dog, Dog,</w:t>
             </w:r>
             <w:r>
               <w:rPr>
@@ -3827,27 +2720,7 @@
                 <w:szCs w:val="28"/>
                 <w:lang w:val="da-DK"/>
               </w:rPr>
-              <w:t xml:space="preserve"> Cat, Dog, </w:t>
-            </w:r>
-            <w:proofErr w:type="spellStart"/>
-            <w:r>
-              <w:rPr>
-                <w:color w:val="000000"/>
-                <w:sz w:val="28"/>
-                <w:szCs w:val="28"/>
-                <w:lang w:val="da-DK"/>
-              </w:rPr>
-              <w:t>Cow</w:t>
-            </w:r>
-            <w:proofErr w:type="spellEnd"/>
-            <w:r>
-              <w:rPr>
-                <w:color w:val="000000"/>
-                <w:sz w:val="28"/>
-                <w:szCs w:val="28"/>
-                <w:lang w:val="da-DK"/>
-              </w:rPr>
-              <w:t>, Dog</w:t>
+              <w:t xml:space="preserve"> Cat, Dog, Cow, Dog</w:t>
             </w:r>
           </w:p>
         </w:tc>
@@ -3912,7 +2785,6 @@
                 <w:lang w:val="da-DK"/>
               </w:rPr>
             </w:pPr>
-            <w:proofErr w:type="spellStart"/>
             <w:r>
               <w:rPr>
                 <w:color w:val="000000"/>
@@ -3920,189 +2792,8 @@
                 <w:szCs w:val="28"/>
                 <w:lang w:val="da-DK"/>
               </w:rPr>
-              <w:t>Meow</w:t>
+              <w:t>Meow, Moo, Moo, Moo, Woof, Woof, Woof, Woof, Woof, Woof</w:t>
             </w:r>
-            <w:proofErr w:type="spellEnd"/>
-            <w:r>
-              <w:rPr>
-                <w:color w:val="000000"/>
-                <w:sz w:val="28"/>
-                <w:szCs w:val="28"/>
-                <w:lang w:val="da-DK"/>
-              </w:rPr>
-              <w:t xml:space="preserve">, </w:t>
-            </w:r>
-            <w:proofErr w:type="spellStart"/>
-            <w:r>
-              <w:rPr>
-                <w:color w:val="000000"/>
-                <w:sz w:val="28"/>
-                <w:szCs w:val="28"/>
-                <w:lang w:val="da-DK"/>
-              </w:rPr>
-              <w:t>Moo</w:t>
-            </w:r>
-            <w:proofErr w:type="spellEnd"/>
-            <w:r>
-              <w:rPr>
-                <w:color w:val="000000"/>
-                <w:sz w:val="28"/>
-                <w:szCs w:val="28"/>
-                <w:lang w:val="da-DK"/>
-              </w:rPr>
-              <w:t xml:space="preserve">, </w:t>
-            </w:r>
-            <w:proofErr w:type="spellStart"/>
-            <w:r>
-              <w:rPr>
-                <w:color w:val="000000"/>
-                <w:sz w:val="28"/>
-                <w:szCs w:val="28"/>
-                <w:lang w:val="da-DK"/>
-              </w:rPr>
-              <w:t>Moo</w:t>
-            </w:r>
-            <w:proofErr w:type="spellEnd"/>
-            <w:r>
-              <w:rPr>
-                <w:color w:val="000000"/>
-                <w:sz w:val="28"/>
-                <w:szCs w:val="28"/>
-                <w:lang w:val="da-DK"/>
-              </w:rPr>
-              <w:t xml:space="preserve">, </w:t>
-            </w:r>
-            <w:proofErr w:type="spellStart"/>
-            <w:r>
-              <w:rPr>
-                <w:color w:val="000000"/>
-                <w:sz w:val="28"/>
-                <w:szCs w:val="28"/>
-                <w:lang w:val="da-DK"/>
-              </w:rPr>
-              <w:t>Moo</w:t>
-            </w:r>
-            <w:proofErr w:type="spellEnd"/>
-            <w:r>
-              <w:rPr>
-                <w:color w:val="000000"/>
-                <w:sz w:val="28"/>
-                <w:szCs w:val="28"/>
-                <w:lang w:val="da-DK"/>
-              </w:rPr>
-              <w:t xml:space="preserve">, </w:t>
-            </w:r>
-            <w:proofErr w:type="spellStart"/>
-            <w:r>
-              <w:rPr>
-                <w:color w:val="000000"/>
-                <w:sz w:val="28"/>
-                <w:szCs w:val="28"/>
-                <w:lang w:val="da-DK"/>
-              </w:rPr>
-              <w:t>Woof</w:t>
-            </w:r>
-            <w:proofErr w:type="spellEnd"/>
-            <w:r>
-              <w:rPr>
-                <w:color w:val="000000"/>
-                <w:sz w:val="28"/>
-                <w:szCs w:val="28"/>
-                <w:lang w:val="da-DK"/>
-              </w:rPr>
-              <w:t xml:space="preserve">, </w:t>
-            </w:r>
-            <w:proofErr w:type="spellStart"/>
-            <w:r>
-              <w:rPr>
-                <w:color w:val="000000"/>
-                <w:sz w:val="28"/>
-                <w:szCs w:val="28"/>
-                <w:lang w:val="da-DK"/>
-              </w:rPr>
-              <w:t>Woof</w:t>
-            </w:r>
-            <w:proofErr w:type="spellEnd"/>
-            <w:r>
-              <w:rPr>
-                <w:color w:val="000000"/>
-                <w:sz w:val="28"/>
-                <w:szCs w:val="28"/>
-                <w:lang w:val="da-DK"/>
-              </w:rPr>
-              <w:t xml:space="preserve">, </w:t>
-            </w:r>
-            <w:proofErr w:type="spellStart"/>
-            <w:r>
-              <w:rPr>
-                <w:color w:val="000000"/>
-                <w:sz w:val="28"/>
-                <w:szCs w:val="28"/>
-                <w:lang w:val="da-DK"/>
-              </w:rPr>
-              <w:t>Woof</w:t>
-            </w:r>
-            <w:proofErr w:type="spellEnd"/>
-            <w:r>
-              <w:rPr>
-                <w:color w:val="000000"/>
-                <w:sz w:val="28"/>
-                <w:szCs w:val="28"/>
-                <w:lang w:val="da-DK"/>
-              </w:rPr>
-              <w:t xml:space="preserve">, </w:t>
-            </w:r>
-            <w:proofErr w:type="spellStart"/>
-            <w:r>
-              <w:rPr>
-                <w:color w:val="000000"/>
-                <w:sz w:val="28"/>
-                <w:szCs w:val="28"/>
-                <w:lang w:val="da-DK"/>
-              </w:rPr>
-              <w:t>Woof</w:t>
-            </w:r>
-            <w:proofErr w:type="spellEnd"/>
-            <w:r>
-              <w:rPr>
-                <w:color w:val="000000"/>
-                <w:sz w:val="28"/>
-                <w:szCs w:val="28"/>
-                <w:lang w:val="da-DK"/>
-              </w:rPr>
-              <w:t xml:space="preserve">, </w:t>
-            </w:r>
-            <w:proofErr w:type="spellStart"/>
-            <w:r>
-              <w:rPr>
-                <w:color w:val="000000"/>
-                <w:sz w:val="28"/>
-                <w:szCs w:val="28"/>
-                <w:lang w:val="da-DK"/>
-              </w:rPr>
-              <w:t>Woof</w:t>
-            </w:r>
-            <w:proofErr w:type="spellEnd"/>
-            <w:r>
-              <w:rPr>
-                <w:color w:val="000000"/>
-                <w:sz w:val="28"/>
-                <w:szCs w:val="28"/>
-                <w:lang w:val="da-DK"/>
-              </w:rPr>
-              <w:t xml:space="preserve">, </w:t>
-            </w:r>
-            <w:proofErr w:type="spellStart"/>
-            <w:r>
-              <w:rPr>
-                <w:color w:val="000000"/>
-                <w:sz w:val="28"/>
-                <w:szCs w:val="28"/>
-                <w:lang w:val="da-DK"/>
-              </w:rPr>
-              <w:t>Woof</w:t>
-            </w:r>
-            <w:proofErr w:type="spellEnd"/>
           </w:p>
           <w:p>
             <w:pPr>
@@ -4137,15 +2828,7 @@
                 <w:sz w:val="28"/>
                 <w:szCs w:val="28"/>
               </w:rPr>
-              <w:t>'</w:t>
-            </w:r>
-            <w:r>
-              <w:rPr>
-                <w:color w:val="000000"/>
-                <w:sz w:val="28"/>
-                <w:szCs w:val="28"/>
-              </w:rPr>
-              <w:t xml:space="preserve">: </w:t>
+              <w:t xml:space="preserve">': </w:t>
             </w:r>
             <w:r>
               <w:rPr>
@@ -4248,7 +2931,7 @@
           <w:szCs w:val="28"/>
         </w:rPr>
         <w:drawing>
-          <wp:inline distT="0" distB="0" distL="0" distR="0">
+          <wp:inline distT="0" distB="0" distL="0" distR="0" wp14:anchorId="1166A1AB" wp14:editId="2954C56F">
             <wp:extent cx="3657600" cy="4648200"/>
             <wp:effectExtent l="0" t="0" r="0" b="0"/>
             <wp:docPr id="1447569082" name="Рисунок 1"/>
@@ -4362,7 +3045,7 @@
 </file>
 
 <file path=word/endnotes.xml><?xml version="1.0" encoding="utf-8"?>
-<w:endnotes xmlns:wpc="http://schemas.microsoft.com/office/word/2010/wordprocessingCanvas" xmlns:cx="http://schemas.microsoft.com/office/drawing/2014/chartex" xmlns:cx1="http://schemas.microsoft.com/office/drawing/2015/9/8/chartex" xmlns:cx2="http://schemas.microsoft.com/office/drawing/2015/10/21/chartex" xmlns:cx3="http://schemas.microsoft.com/office/drawing/2016/5/9/chartex" xmlns:cx4="http://schemas.microsoft.com/office/drawing/2016/5/10/chartex" xmlns:cx5="http://schemas.microsoft.com/office/drawing/2016/5/11/chartex" xmlns:cx6="http://schemas.microsoft.com/office/drawing/2016/5/12/chartex" xmlns:cx7="http://schemas.microsoft.com/office/drawing/2016/5/13/chartex" xmlns:cx8="http://schemas.microsoft.com/office/drawing/2016/5/14/chartex" xmlns:mc="http://schemas.openxmlformats.org/markup-compatibility/2006" xmlns:aink="http://schemas.microsoft.com/office/drawing/2016/ink" xmlns:am3d="http://schemas.microsoft.com/office/drawing/2017/model3d" xmlns:o="urn:schemas-microsoft-com:office:office" xmlns:oel="http://schemas.microsoft.com/office/2019/extlst" xmlns:r="http://schemas.openxmlformats.org/officeDocument/2006/relationships" xmlns:m="http://schemas.openxmlformats.org/officeDocument/2006/math" xmlns:v="urn:schemas-microsoft-com:vml" xmlns:wp14="http://schemas.microsoft.com/office/word/2010/wordprocessingDrawing" xmlns:wp="http://schemas.openxmlformats.org/drawingml/2006/wordprocessingDrawing" xmlns:w10="urn:schemas-microsoft-com:office:word" xmlns:w="http://schemas.openxmlformats.org/wordprocessingml/2006/main" xmlns:w14="http://schemas.microsoft.com/office/word/2010/wordml" xmlns:w15="http://schemas.microsoft.com/office/word/2012/wordml" xmlns:w16cex="http://schemas.microsoft.com/office/word/2018/wordml/cex" xmlns:w16cid="http://schemas.microsoft.com/office/word/2016/wordml/cid" xmlns:w16="http://schemas.microsoft.com/office/word/2018/wordml" xmlns:w16sdtdh="http://schemas.microsoft.com/office/word/2020/wordml/sdtdatahash" xmlns:w16se="http://schemas.microsoft.com/office/word/2015/wordml/symex" xmlns:wpg="http://schemas.microsoft.com/office/word/2010/wordprocessingGroup" xmlns:wpi="http://schemas.microsoft.com/office/word/2010/wordprocessingInk" xmlns:wne="http://schemas.microsoft.com/office/word/2006/wordml" xmlns:wps="http://schemas.microsoft.com/office/word/2010/wordprocessingShape" mc:Ignorable="w14 w15 w16se w16cid w16 w16cex w16sdtdh wp14">
+<w:endnotes xmlns:wpc="http://schemas.microsoft.com/office/word/2010/wordprocessingCanvas" xmlns:cx="http://schemas.microsoft.com/office/drawing/2014/chartex" xmlns:cx1="http://schemas.microsoft.com/office/drawing/2015/9/8/chartex" xmlns:cx2="http://schemas.microsoft.com/office/drawing/2015/10/21/chartex" xmlns:cx3="http://schemas.microsoft.com/office/drawing/2016/5/9/chartex" xmlns:cx4="http://schemas.microsoft.com/office/drawing/2016/5/10/chartex" xmlns:cx5="http://schemas.microsoft.com/office/drawing/2016/5/11/chartex" xmlns:cx6="http://schemas.microsoft.com/office/drawing/2016/5/12/chartex" xmlns:cx7="http://schemas.microsoft.com/office/drawing/2016/5/13/chartex" xmlns:cx8="http://schemas.microsoft.com/office/drawing/2016/5/14/chartex" xmlns:mc="http://schemas.openxmlformats.org/markup-compatibility/2006" xmlns:aink="http://schemas.microsoft.com/office/drawing/2016/ink" xmlns:am3d="http://schemas.microsoft.com/office/drawing/2017/model3d" xmlns:o="urn:schemas-microsoft-com:office:office" xmlns:oel="http://schemas.microsoft.com/office/2019/extlst" xmlns:r="http://schemas.openxmlformats.org/officeDocument/2006/relationships" xmlns:m="http://schemas.openxmlformats.org/officeDocument/2006/math" xmlns:v="urn:schemas-microsoft-com:vml" xmlns:wp14="http://schemas.microsoft.com/office/word/2010/wordprocessingDrawing" xmlns:wp="http://schemas.openxmlformats.org/drawingml/2006/wordprocessingDrawing" xmlns:w10="urn:schemas-microsoft-com:office:word" xmlns:w="http://schemas.openxmlformats.org/wordprocessingml/2006/main" xmlns:w14="http://schemas.microsoft.com/office/word/2010/wordml" xmlns:w15="http://schemas.microsoft.com/office/word/2012/wordml" xmlns:w16cex="http://schemas.microsoft.com/office/word/2018/wordml/cex" xmlns:w16cid="http://schemas.microsoft.com/office/word/2016/wordml/cid" xmlns:w16="http://schemas.microsoft.com/office/word/2018/wordml" xmlns:w16du="http://schemas.microsoft.com/office/word/2023/wordml/word16du" xmlns:w16sdtdh="http://schemas.microsoft.com/office/word/2020/wordml/sdtdatahash" xmlns:w16sdtfl="http://schemas.microsoft.com/office/word/2024/wordml/sdtformatlock" xmlns:w16se="http://schemas.microsoft.com/office/word/2015/wordml/symex" xmlns:wpg="http://schemas.microsoft.com/office/word/2010/wordprocessingGroup" xmlns:wpi="http://schemas.microsoft.com/office/word/2010/wordprocessingInk" xmlns:wne="http://schemas.microsoft.com/office/word/2006/wordml" xmlns:wps="http://schemas.microsoft.com/office/word/2010/wordprocessingShape" mc:Ignorable="w14 w15 w16se w16cid w16 w16cex w16sdtdh w16sdtfl w16du wp14">
   <w:endnote w:type="separator" w:id="-1">
     <w:p>
       <w:r>
@@ -4381,7 +3064,7 @@
 </file>
 
 <file path=word/footer1.xml><?xml version="1.0" encoding="utf-8"?>
-<w:ftr xmlns:wpc="http://schemas.microsoft.com/office/word/2010/wordprocessingCanvas" xmlns:cx="http://schemas.microsoft.com/office/drawing/2014/chartex" xmlns:cx1="http://schemas.microsoft.com/office/drawing/2015/9/8/chartex" xmlns:cx2="http://schemas.microsoft.com/office/drawing/2015/10/21/chartex" xmlns:cx3="http://schemas.microsoft.com/office/drawing/2016/5/9/chartex" xmlns:cx4="http://schemas.microsoft.com/office/drawing/2016/5/10/chartex" xmlns:cx5="http://schemas.microsoft.com/office/drawing/2016/5/11/chartex" xmlns:cx6="http://schemas.microsoft.com/office/drawing/2016/5/12/chartex" xmlns:cx7="http://schemas.microsoft.com/office/drawing/2016/5/13/chartex" xmlns:cx8="http://schemas.microsoft.com/office/drawing/2016/5/14/chartex" xmlns:mc="http://schemas.openxmlformats.org/markup-compatibility/2006" xmlns:aink="http://schemas.microsoft.com/office/drawing/2016/ink" xmlns:am3d="http://schemas.microsoft.com/office/drawing/2017/model3d" xmlns:o="urn:schemas-microsoft-com:office:office" xmlns:oel="http://schemas.microsoft.com/office/2019/extlst" xmlns:r="http://schemas.openxmlformats.org/officeDocument/2006/relationships" xmlns:m="http://schemas.openxmlformats.org/officeDocument/2006/math" xmlns:v="urn:schemas-microsoft-com:vml" xmlns:wp14="http://schemas.microsoft.com/office/word/2010/wordprocessingDrawing" xmlns:wp="http://schemas.openxmlformats.org/drawingml/2006/wordprocessingDrawing" xmlns:w10="urn:schemas-microsoft-com:office:word" xmlns:w="http://schemas.openxmlformats.org/wordprocessingml/2006/main" xmlns:w14="http://schemas.microsoft.com/office/word/2010/wordml" xmlns:w15="http://schemas.microsoft.com/office/word/2012/wordml" xmlns:w16cex="http://schemas.microsoft.com/office/word/2018/wordml/cex" xmlns:w16cid="http://schemas.microsoft.com/office/word/2016/wordml/cid" xmlns:w16="http://schemas.microsoft.com/office/word/2018/wordml" xmlns:w16sdtdh="http://schemas.microsoft.com/office/word/2020/wordml/sdtdatahash" xmlns:w16se="http://schemas.microsoft.com/office/word/2015/wordml/symex" xmlns:wpg="http://schemas.microsoft.com/office/word/2010/wordprocessingGroup" xmlns:wpi="http://schemas.microsoft.com/office/word/2010/wordprocessingInk" xmlns:wne="http://schemas.microsoft.com/office/word/2006/wordml" xmlns:wps="http://schemas.microsoft.com/office/word/2010/wordprocessingShape" mc:Ignorable="w14 w15 w16se w16cid w16 w16cex w16sdtdh wp14">
+<w:ftr xmlns:wpc="http://schemas.microsoft.com/office/word/2010/wordprocessingCanvas" xmlns:cx="http://schemas.microsoft.com/office/drawing/2014/chartex" xmlns:cx1="http://schemas.microsoft.com/office/drawing/2015/9/8/chartex" xmlns:cx2="http://schemas.microsoft.com/office/drawing/2015/10/21/chartex" xmlns:cx3="http://schemas.microsoft.com/office/drawing/2016/5/9/chartex" xmlns:cx4="http://schemas.microsoft.com/office/drawing/2016/5/10/chartex" xmlns:cx5="http://schemas.microsoft.com/office/drawing/2016/5/11/chartex" xmlns:cx6="http://schemas.microsoft.com/office/drawing/2016/5/12/chartex" xmlns:cx7="http://schemas.microsoft.com/office/drawing/2016/5/13/chartex" xmlns:cx8="http://schemas.microsoft.com/office/drawing/2016/5/14/chartex" xmlns:mc="http://schemas.openxmlformats.org/markup-compatibility/2006" xmlns:aink="http://schemas.microsoft.com/office/drawing/2016/ink" xmlns:am3d="http://schemas.microsoft.com/office/drawing/2017/model3d" xmlns:o="urn:schemas-microsoft-com:office:office" xmlns:oel="http://schemas.microsoft.com/office/2019/extlst" xmlns:r="http://schemas.openxmlformats.org/officeDocument/2006/relationships" xmlns:m="http://schemas.openxmlformats.org/officeDocument/2006/math" xmlns:v="urn:schemas-microsoft-com:vml" xmlns:wp14="http://schemas.microsoft.com/office/word/2010/wordprocessingDrawing" xmlns:wp="http://schemas.openxmlformats.org/drawingml/2006/wordprocessingDrawing" xmlns:w10="urn:schemas-microsoft-com:office:word" xmlns:w="http://schemas.openxmlformats.org/wordprocessingml/2006/main" xmlns:w14="http://schemas.microsoft.com/office/word/2010/wordml" xmlns:w15="http://schemas.microsoft.com/office/word/2012/wordml" xmlns:w16cex="http://schemas.microsoft.com/office/word/2018/wordml/cex" xmlns:w16cid="http://schemas.microsoft.com/office/word/2016/wordml/cid" xmlns:w16="http://schemas.microsoft.com/office/word/2018/wordml" xmlns:w16du="http://schemas.microsoft.com/office/word/2023/wordml/word16du" xmlns:w16sdtdh="http://schemas.microsoft.com/office/word/2020/wordml/sdtdatahash" xmlns:w16sdtfl="http://schemas.microsoft.com/office/word/2024/wordml/sdtformatlock" xmlns:w16se="http://schemas.microsoft.com/office/word/2015/wordml/symex" xmlns:wpg="http://schemas.microsoft.com/office/word/2010/wordprocessingGroup" xmlns:wpi="http://schemas.microsoft.com/office/word/2010/wordprocessingInk" xmlns:wne="http://schemas.microsoft.com/office/word/2006/wordml" xmlns:wps="http://schemas.microsoft.com/office/word/2010/wordprocessingShape" mc:Ignorable="w14 w15 w16se w16cid w16 w16cex w16sdtdh w16sdtfl w16du wp14">
   <w:p>
     <w:pPr>
       <w:pStyle w:val="a4"/>
@@ -4419,7 +3102,7 @@
 </file>
 
 <file path=word/footer2.xml><?xml version="1.0" encoding="utf-8"?>
-<w:ftr xmlns:wpc="http://schemas.microsoft.com/office/word/2010/wordprocessingCanvas" xmlns:cx="http://schemas.microsoft.com/office/drawing/2014/chartex" xmlns:cx1="http://schemas.microsoft.com/office/drawing/2015/9/8/chartex" xmlns:cx2="http://schemas.microsoft.com/office/drawing/2015/10/21/chartex" xmlns:cx3="http://schemas.microsoft.com/office/drawing/2016/5/9/chartex" xmlns:cx4="http://schemas.microsoft.com/office/drawing/2016/5/10/chartex" xmlns:cx5="http://schemas.microsoft.com/office/drawing/2016/5/11/chartex" xmlns:cx6="http://schemas.microsoft.com/office/drawing/2016/5/12/chartex" xmlns:cx7="http://schemas.microsoft.com/office/drawing/2016/5/13/chartex" xmlns:cx8="http://schemas.microsoft.com/office/drawing/2016/5/14/chartex" xmlns:mc="http://schemas.openxmlformats.org/markup-compatibility/2006" xmlns:aink="http://schemas.microsoft.com/office/drawing/2016/ink" xmlns:am3d="http://schemas.microsoft.com/office/drawing/2017/model3d" xmlns:o="urn:schemas-microsoft-com:office:office" xmlns:oel="http://schemas.microsoft.com/office/2019/extlst" xmlns:r="http://schemas.openxmlformats.org/officeDocument/2006/relationships" xmlns:m="http://schemas.openxmlformats.org/officeDocument/2006/math" xmlns:v="urn:schemas-microsoft-com:vml" xmlns:wp14="http://schemas.microsoft.com/office/word/2010/wordprocessingDrawing" xmlns:wp="http://schemas.openxmlformats.org/drawingml/2006/wordprocessingDrawing" xmlns:w10="urn:schemas-microsoft-com:office:word" xmlns:w="http://schemas.openxmlformats.org/wordprocessingml/2006/main" xmlns:w14="http://schemas.microsoft.com/office/word/2010/wordml" xmlns:w15="http://schemas.microsoft.com/office/word/2012/wordml" xmlns:w16cex="http://schemas.microsoft.com/office/word/2018/wordml/cex" xmlns:w16cid="http://schemas.microsoft.com/office/word/2016/wordml/cid" xmlns:w16="http://schemas.microsoft.com/office/word/2018/wordml" xmlns:w16sdtdh="http://schemas.microsoft.com/office/word/2020/wordml/sdtdatahash" xmlns:w16se="http://schemas.microsoft.com/office/word/2015/wordml/symex" xmlns:wpg="http://schemas.microsoft.com/office/word/2010/wordprocessingGroup" xmlns:wpi="http://schemas.microsoft.com/office/word/2010/wordprocessingInk" xmlns:wne="http://schemas.microsoft.com/office/word/2006/wordml" xmlns:wps="http://schemas.microsoft.com/office/word/2010/wordprocessingShape" mc:Ignorable="w14 w15 w16se w16cid w16 w16cex w16sdtdh wp14">
+<w:ftr xmlns:wpc="http://schemas.microsoft.com/office/word/2010/wordprocessingCanvas" xmlns:cx="http://schemas.microsoft.com/office/drawing/2014/chartex" xmlns:cx1="http://schemas.microsoft.com/office/drawing/2015/9/8/chartex" xmlns:cx2="http://schemas.microsoft.com/office/drawing/2015/10/21/chartex" xmlns:cx3="http://schemas.microsoft.com/office/drawing/2016/5/9/chartex" xmlns:cx4="http://schemas.microsoft.com/office/drawing/2016/5/10/chartex" xmlns:cx5="http://schemas.microsoft.com/office/drawing/2016/5/11/chartex" xmlns:cx6="http://schemas.microsoft.com/office/drawing/2016/5/12/chartex" xmlns:cx7="http://schemas.microsoft.com/office/drawing/2016/5/13/chartex" xmlns:cx8="http://schemas.microsoft.com/office/drawing/2016/5/14/chartex" xmlns:mc="http://schemas.openxmlformats.org/markup-compatibility/2006" xmlns:aink="http://schemas.microsoft.com/office/drawing/2016/ink" xmlns:am3d="http://schemas.microsoft.com/office/drawing/2017/model3d" xmlns:o="urn:schemas-microsoft-com:office:office" xmlns:oel="http://schemas.microsoft.com/office/2019/extlst" xmlns:r="http://schemas.openxmlformats.org/officeDocument/2006/relationships" xmlns:m="http://schemas.openxmlformats.org/officeDocument/2006/math" xmlns:v="urn:schemas-microsoft-com:vml" xmlns:wp14="http://schemas.microsoft.com/office/word/2010/wordprocessingDrawing" xmlns:wp="http://schemas.openxmlformats.org/drawingml/2006/wordprocessingDrawing" xmlns:w10="urn:schemas-microsoft-com:office:word" xmlns:w="http://schemas.openxmlformats.org/wordprocessingml/2006/main" xmlns:w14="http://schemas.microsoft.com/office/word/2010/wordml" xmlns:w15="http://schemas.microsoft.com/office/word/2012/wordml" xmlns:w16cex="http://schemas.microsoft.com/office/word/2018/wordml/cex" xmlns:w16cid="http://schemas.microsoft.com/office/word/2016/wordml/cid" xmlns:w16="http://schemas.microsoft.com/office/word/2018/wordml" xmlns:w16du="http://schemas.microsoft.com/office/word/2023/wordml/word16du" xmlns:w16sdtdh="http://schemas.microsoft.com/office/word/2020/wordml/sdtdatahash" xmlns:w16sdtfl="http://schemas.microsoft.com/office/word/2024/wordml/sdtformatlock" xmlns:w16se="http://schemas.microsoft.com/office/word/2015/wordml/symex" xmlns:wpg="http://schemas.microsoft.com/office/word/2010/wordprocessingGroup" xmlns:wpi="http://schemas.microsoft.com/office/word/2010/wordprocessingInk" xmlns:wne="http://schemas.microsoft.com/office/word/2006/wordml" xmlns:wps="http://schemas.microsoft.com/office/word/2010/wordprocessingShape" mc:Ignorable="w14 w15 w16se w16cid w16 w16cex w16sdtdh w16sdtfl w16du wp14">
   <w:p>
     <w:pPr>
       <w:pStyle w:val="a4"/>
@@ -4435,7 +3118,7 @@
       <mc:AlternateContent>
         <mc:Choice Requires="wps">
           <w:drawing>
-            <wp:anchor distT="4294967295" distB="4294967295" distL="114300" distR="114300" simplePos="0" relativeHeight="251631616" behindDoc="0" locked="0" layoutInCell="1" allowOverlap="1" wp14:anchorId="4A4BA2A3">
+            <wp:anchor distT="4294967295" distB="4294967295" distL="114300" distR="114300" simplePos="0" relativeHeight="251631616" behindDoc="0" locked="0" layoutInCell="1" allowOverlap="1" wp14:anchorId="4A4BA2A3" wp14:editId="16820B44">
               <wp:simplePos x="0" y="0"/>
               <wp:positionH relativeFrom="page">
                 <wp:posOffset>7021195</wp:posOffset>
@@ -4489,7 +3172,7 @@
         </mc:Choice>
         <mc:Fallback>
           <w:pict>
-            <v:line w14:anchorId="726189D0" id="Прямая соединительная линия 39" o:spid="_x0000_s1026" style="position:absolute;z-index:251631616;visibility:visible;mso-wrap-style:square;mso-width-percent:0;mso-height-percent:0;mso-wrap-distance-left:9pt;mso-wrap-distance-top:.mm;mso-wrap-distance-right:9pt;mso-wrap-distance-bottom:.mm;mso-position-horizontal:absolute;mso-position-horizontal-relative:page;mso-position-vertical:absolute;mso-position-vertical-relative:page;mso-width-percent:0;mso-height-percent:0;mso-width-relative:page;mso-height-relative:page" from="552.85pt,801.75pt" to="581.2pt,801.75pt" o:gfxdata="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" strokeweight="1.5pt">
+            <v:line w14:anchorId="726189D0" id="Прямая соединительная линия 39" o:spid="_x0000_s1026" style="position:absolute;z-index:251631616;visibility:visible;mso-wrap-style:square;mso-width-percent:0;mso-height-percent:0;mso-wrap-distance-left:9pt;mso-wrap-distance-top:.mm;mso-wrap-distance-right:9pt;mso-wrap-distance-bottom:.mm;mso-position-horizontal:absolute;mso-position-horizontal-relative:page;mso-position-vertical:absolute;mso-position-vertical-relative:page;mso-width-percent:0;mso-height-percent:0;mso-width-relative:page;mso-height-relative:page" from="552.85pt,801.75pt" to="581.2pt,801.75pt" o:gfxdata="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" strokeweight="1.5pt">
               <o:lock v:ext="edit" shapetype="f"/>
               <w10:wrap anchorx="page" anchory="page"/>
             </v:line>
@@ -4541,7 +3224,7 @@
       <mc:AlternateContent>
         <mc:Choice Requires="wps">
           <w:drawing>
-            <wp:anchor distT="0" distB="0" distL="114300" distR="114300" simplePos="0" relativeHeight="251641856" behindDoc="0" locked="0" layoutInCell="1" allowOverlap="1" wp14:anchorId="6A638B70">
+            <wp:anchor distT="0" distB="0" distL="114300" distR="114300" simplePos="0" relativeHeight="251641856" behindDoc="0" locked="0" layoutInCell="1" allowOverlap="1" wp14:anchorId="6A638B70" wp14:editId="15F6E594">
               <wp:simplePos x="0" y="0"/>
               <wp:positionH relativeFrom="column">
                 <wp:posOffset>6011545</wp:posOffset>
@@ -4618,7 +3301,7 @@
               <v:stroke joinstyle="miter"/>
               <v:path gradientshapeok="t" o:connecttype="rect"/>
             </v:shapetype>
-            <v:shape id="Надпись 38" o:spid="_x0000_s1026" type="#_x0000_t202" style="position:absolute;margin-left:473.35pt;margin-top:-7.65pt;width:45.75pt;height:21.8pt;z-index:251641856;visibility:visible;mso-wrap-style:square;mso-width-percent:0;mso-height-percent:0;mso-wrap-distance-left:9pt;mso-wrap-distance-top:0;mso-wrap-distance-right:9pt;mso-wrap-distance-bottom:0;mso-position-horizontal:absolute;mso-position-horizontal-relative:text;mso-position-vertical:absolute;mso-position-vertical-relative:text;mso-width-percent:0;mso-height-percent:0;mso-width-relative:page;mso-height-relative:page;v-text-anchor:top" o:gfxdata="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" filled="f" stroked="f">
+            <v:shape id="Надпись 38" o:spid="_x0000_s1026" type="#_x0000_t202" style="position:absolute;margin-left:473.35pt;margin-top:-7.65pt;width:45.75pt;height:21.8pt;z-index:251641856;visibility:visible;mso-wrap-style:square;mso-width-percent:0;mso-height-percent:0;mso-wrap-distance-left:9pt;mso-wrap-distance-top:0;mso-wrap-distance-right:9pt;mso-wrap-distance-bottom:0;mso-position-horizontal:absolute;mso-position-horizontal-relative:text;mso-position-vertical:absolute;mso-position-vertical-relative:text;mso-width-percent:0;mso-height-percent:0;mso-width-relative:page;mso-height-relative:page;v-text-anchor:top" o:gfxdata="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" filled="f" stroked="f">
               <v:textbox inset="0,0,0,0">
                 <w:txbxContent>
                   <w:p>
@@ -4653,7 +3336,7 @@
       <mc:AlternateContent>
         <mc:Choice Requires="wps">
           <w:drawing>
-            <wp:anchor distT="0" distB="0" distL="114298" distR="114298" simplePos="0" relativeHeight="251633664" behindDoc="0" locked="0" layoutInCell="1" allowOverlap="1" wp14:anchorId="69E8EE42">
+            <wp:anchor distT="0" distB="0" distL="114298" distR="114298" simplePos="0" relativeHeight="251633664" behindDoc="0" locked="0" layoutInCell="1" allowOverlap="1" wp14:anchorId="69E8EE42" wp14:editId="3BD2293F">
               <wp:simplePos x="0" y="0"/>
               <wp:positionH relativeFrom="page">
                 <wp:posOffset>1381124</wp:posOffset>
@@ -4707,7 +3390,7 @@
         </mc:Choice>
         <mc:Fallback>
           <w:pict>
-            <v:line w14:anchorId="0724975F" id="Прямая соединительная линия 37" o:spid="_x0000_s1026" style="position:absolute;z-index:251633664;visibility:visible;mso-wrap-style:square;mso-width-percent:0;mso-height-percent:0;mso-wrap-distance-left:3.17494mm;mso-wrap-distance-top:0;mso-wrap-distance-right:3.17494mm;mso-wrap-distance-bottom:0;mso-position-horizontal:absolute;mso-position-horizontal-relative:page;mso-position-vertical:absolute;mso-position-vertical-relative:page;mso-width-percent:0;mso-height-percent:0;mso-width-relative:page;mso-height-relative:page" from="108.75pt,782.95pt" to="108.75pt,825.45pt" o:gfxdata="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" strokeweight="1.5pt">
+            <v:line w14:anchorId="0724975F" id="Прямая соединительная линия 37" o:spid="_x0000_s1026" style="position:absolute;z-index:251633664;visibility:visible;mso-wrap-style:square;mso-width-percent:0;mso-height-percent:0;mso-wrap-distance-left:3.17494mm;mso-wrap-distance-top:0;mso-wrap-distance-right:3.17494mm;mso-wrap-distance-bottom:0;mso-position-horizontal:absolute;mso-position-horizontal-relative:page;mso-position-vertical:absolute;mso-position-vertical-relative:page;mso-width-percent:0;mso-height-percent:0;mso-width-relative:page;mso-height-relative:page" from="108.75pt,782.95pt" to="108.75pt,825.45pt" o:gfxdata="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" strokeweight="1.5pt">
               <o:lock v:ext="edit" shapetype="f"/>
               <w10:wrap anchorx="page" anchory="page"/>
             </v:line>
@@ -4722,7 +3405,7 @@
       <mc:AlternateContent>
         <mc:Choice Requires="wps">
           <w:drawing>
-            <wp:anchor distT="0" distB="0" distL="114298" distR="114298" simplePos="0" relativeHeight="251632640" behindDoc="0" locked="0" layoutInCell="1" allowOverlap="1" wp14:anchorId="5BC3678F">
+            <wp:anchor distT="0" distB="0" distL="114298" distR="114298" simplePos="0" relativeHeight="251632640" behindDoc="0" locked="0" layoutInCell="1" allowOverlap="1" wp14:anchorId="5BC3678F" wp14:editId="08851E7F">
               <wp:simplePos x="0" y="0"/>
               <wp:positionH relativeFrom="page">
                 <wp:posOffset>1025524</wp:posOffset>
@@ -4776,7 +3459,7 @@
         </mc:Choice>
         <mc:Fallback>
           <w:pict>
-            <v:line w14:anchorId="4FBFAE97" id="Прямая соединительная линия 36" o:spid="_x0000_s1026" style="position:absolute;z-index:251632640;visibility:visible;mso-wrap-style:square;mso-width-percent:0;mso-height-percent:0;mso-wrap-distance-left:3.17494mm;mso-wrap-distance-top:0;mso-wrap-distance-right:3.17494mm;mso-wrap-distance-bottom:0;mso-position-horizontal:absolute;mso-position-horizontal-relative:page;mso-position-vertical:absolute;mso-position-vertical-relative:page;mso-width-percent:0;mso-height-percent:0;mso-width-relative:page;mso-height-relative:page" from="80.75pt,781.9pt" to="80.75pt,824.4pt" o:gfxdata="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" strokeweight="1.5pt">
+            <v:line w14:anchorId="4FBFAE97" id="Прямая соединительная линия 36" o:spid="_x0000_s1026" style="position:absolute;z-index:251632640;visibility:visible;mso-wrap-style:square;mso-width-percent:0;mso-height-percent:0;mso-wrap-distance-left:3.17494mm;mso-wrap-distance-top:0;mso-wrap-distance-right:3.17494mm;mso-wrap-distance-bottom:0;mso-position-horizontal:absolute;mso-position-horizontal-relative:page;mso-position-vertical:absolute;mso-position-vertical-relative:page;mso-width-percent:0;mso-height-percent:0;mso-width-relative:page;mso-height-relative:page" from="80.75pt,781.9pt" to="80.75pt,824.4pt" o:gfxdata="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" strokeweight="1.5pt">
               <o:lock v:ext="edit" shapetype="f"/>
               <w10:wrap anchorx="page" anchory="page"/>
             </v:line>
@@ -4791,7 +3474,7 @@
       <mc:AlternateContent>
         <mc:Choice Requires="wps">
           <w:drawing>
-            <wp:anchor distT="0" distB="0" distL="114300" distR="114300" simplePos="0" relativeHeight="251638784" behindDoc="0" locked="0" layoutInCell="1" allowOverlap="1" wp14:anchorId="619866A4">
+            <wp:anchor distT="0" distB="0" distL="114300" distR="114300" simplePos="0" relativeHeight="251638784" behindDoc="0" locked="0" layoutInCell="1" allowOverlap="1" wp14:anchorId="619866A4" wp14:editId="75EFA1FC">
               <wp:simplePos x="0" y="0"/>
               <wp:positionH relativeFrom="column">
                 <wp:posOffset>589915</wp:posOffset>
@@ -4868,7 +3551,7 @@
         </mc:Choice>
         <mc:Fallback>
           <w:pict>
-            <v:shape w14:anchorId="619866A4" id="Надпись 35" o:spid="_x0000_s1027" type="#_x0000_t202" style="position:absolute;margin-left:46.45pt;margin-top:16.7pt;width:45.55pt;height:12.35pt;z-index:251638784;visibility:visible;mso-wrap-style:square;mso-width-percent:0;mso-height-percent:0;mso-wrap-distance-left:9pt;mso-wrap-distance-top:0;mso-wrap-distance-right:9pt;mso-wrap-distance-bottom:0;mso-position-horizontal:absolute;mso-position-horizontal-relative:text;mso-position-vertical:absolute;mso-position-vertical-relative:text;mso-width-percent:0;mso-height-percent:0;mso-width-relative:page;mso-height-relative:page;v-text-anchor:top" o:gfxdata="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" filled="f" stroked="f">
+            <v:shape w14:anchorId="619866A4" id="Надпись 35" o:spid="_x0000_s1027" type="#_x0000_t202" style="position:absolute;margin-left:46.45pt;margin-top:16.7pt;width:45.55pt;height:12.35pt;z-index:251638784;visibility:visible;mso-wrap-style:square;mso-width-percent:0;mso-height-percent:0;mso-wrap-distance-left:9pt;mso-wrap-distance-top:0;mso-wrap-distance-right:9pt;mso-wrap-distance-bottom:0;mso-position-horizontal:absolute;mso-position-horizontal-relative:text;mso-position-vertical:absolute;mso-position-vertical-relative:text;mso-width-percent:0;mso-height-percent:0;mso-width-relative:page;mso-height-relative:page;v-text-anchor:top" o:gfxdata="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" filled="f" stroked="f">
               <v:textbox inset="0,0,0,0">
                 <w:txbxContent>
                   <w:p>
@@ -4907,7 +3590,7 @@
       <mc:AlternateContent>
         <mc:Choice Requires="wps">
           <w:drawing>
-            <wp:anchor distT="0" distB="0" distL="114300" distR="114300" simplePos="0" relativeHeight="251679744" behindDoc="0" locked="0" layoutInCell="1" allowOverlap="1" wp14:anchorId="7FDAB895">
+            <wp:anchor distT="0" distB="0" distL="114300" distR="114300" simplePos="0" relativeHeight="251679744" behindDoc="0" locked="0" layoutInCell="1" allowOverlap="1" wp14:anchorId="7FDAB895" wp14:editId="05263510">
               <wp:simplePos x="0" y="0"/>
               <wp:positionH relativeFrom="column">
                 <wp:posOffset>173355</wp:posOffset>
@@ -5007,7 +3690,7 @@
         </mc:Choice>
         <mc:Fallback>
           <w:pict>
-            <v:shape w14:anchorId="7FDAB895" id="Надпись 34" o:spid="_x0000_s1028" type="#_x0000_t202" style="position:absolute;margin-left:13.65pt;margin-top:16.55pt;width:28.3pt;height:14.5pt;z-index:251679744;visibility:visible;mso-wrap-style:square;mso-width-percent:0;mso-height-percent:0;mso-wrap-distance-left:9pt;mso-wrap-distance-top:0;mso-wrap-distance-right:9pt;mso-wrap-distance-bottom:0;mso-position-horizontal:absolute;mso-position-horizontal-relative:text;mso-position-vertical:absolute;mso-position-vertical-relative:text;mso-width-percent:0;mso-height-percent:0;mso-width-relative:page;mso-height-relative:page;v-text-anchor:top" o:gfxdata="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" filled="f" stroked="f">
+            <v:shape w14:anchorId="7FDAB895" id="Надпись 34" o:spid="_x0000_s1028" type="#_x0000_t202" style="position:absolute;margin-left:13.65pt;margin-top:16.55pt;width:28.3pt;height:14.5pt;z-index:251679744;visibility:visible;mso-wrap-style:square;mso-width-percent:0;mso-height-percent:0;mso-wrap-distance-left:9pt;mso-wrap-distance-top:0;mso-wrap-distance-right:9pt;mso-wrap-distance-bottom:0;mso-position-horizontal:absolute;mso-position-horizontal-relative:text;mso-position-vertical:absolute;mso-position-vertical-relative:text;mso-width-percent:0;mso-height-percent:0;mso-width-relative:page;mso-height-relative:page;v-text-anchor:top" o:gfxdata="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" filled="f" stroked="f">
               <v:textbox inset="0,0,0,0">
                 <w:txbxContent>
                   <w:p>
@@ -5069,7 +3752,7 @@
       <mc:AlternateContent>
         <mc:Choice Requires="wps">
           <w:drawing>
-            <wp:anchor distT="0" distB="0" distL="114300" distR="114300" simplePos="0" relativeHeight="251642880" behindDoc="0" locked="0" layoutInCell="1" allowOverlap="1" wp14:anchorId="262DC663">
+            <wp:anchor distT="0" distB="0" distL="114300" distR="114300" simplePos="0" relativeHeight="251642880" behindDoc="0" locked="0" layoutInCell="1" allowOverlap="1" wp14:anchorId="262DC663" wp14:editId="25CE6BAC">
               <wp:simplePos x="0" y="0"/>
               <wp:positionH relativeFrom="column">
                 <wp:posOffset>6130925</wp:posOffset>
@@ -5151,7 +3834,7 @@
         </mc:Choice>
         <mc:Fallback>
           <w:pict>
-            <v:shape w14:anchorId="262DC663" id="Text Box 75" o:spid="_x0000_s1029" type="#_x0000_t202" style="position:absolute;margin-left:482.75pt;margin-top:7.75pt;width:26.85pt;height:16.05pt;z-index:251642880;visibility:visible;mso-wrap-style:square;mso-width-percent:0;mso-height-percent:0;mso-wrap-distance-left:9pt;mso-wrap-distance-top:0;mso-wrap-distance-right:9pt;mso-wrap-distance-bottom:0;mso-position-horizontal:absolute;mso-position-horizontal-relative:text;mso-position-vertical:absolute;mso-position-vertical-relative:text;mso-width-percent:0;mso-height-percent:0;mso-width-relative:page;mso-height-relative:page;v-text-anchor:top" o:gfxdata="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" filled="f" stroked="f">
+            <v:shape w14:anchorId="262DC663" id="Text Box 75" o:spid="_x0000_s1029" type="#_x0000_t202" style="position:absolute;margin-left:482.75pt;margin-top:7.75pt;width:26.85pt;height:16.05pt;z-index:251642880;visibility:visible;mso-wrap-style:square;mso-width-percent:0;mso-height-percent:0;mso-wrap-distance-left:9pt;mso-wrap-distance-top:0;mso-wrap-distance-right:9pt;mso-wrap-distance-bottom:0;mso-position-horizontal:absolute;mso-position-horizontal-relative:text;mso-position-vertical:absolute;mso-position-vertical-relative:text;mso-width-percent:0;mso-height-percent:0;mso-width-relative:page;mso-height-relative:page;v-text-anchor:top" o:gfxdata="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" filled="f" stroked="f">
               <v:path arrowok="t"/>
               <v:textbox inset="0,0,0,0">
                 <w:txbxContent>
@@ -5177,7 +3860,7 @@
       <mc:AlternateContent>
         <mc:Choice Requires="wps">
           <w:drawing>
-            <wp:anchor distT="0" distB="0" distL="114300" distR="114300" simplePos="0" relativeHeight="251636736" behindDoc="0" locked="0" layoutInCell="1" allowOverlap="1" wp14:anchorId="343F13DE">
+            <wp:anchor distT="0" distB="0" distL="114300" distR="114300" simplePos="0" relativeHeight="251636736" behindDoc="0" locked="0" layoutInCell="1" allowOverlap="1" wp14:anchorId="343F13DE" wp14:editId="7B057C8C">
               <wp:simplePos x="0" y="0"/>
               <wp:positionH relativeFrom="column">
                 <wp:posOffset>2163445</wp:posOffset>
@@ -5246,15 +3929,7 @@
                               <w:sz w:val="28"/>
                               <w:szCs w:val="28"/>
                             </w:rPr>
-                            <w:t>УП 5-04-0612-</w:t>
-                          </w:r>
-                          <w:proofErr w:type="gramStart"/>
-                          <w:r>
-                            <w:rPr>
-                              <w:sz w:val="28"/>
-                              <w:szCs w:val="28"/>
-                            </w:rPr>
-                            <w:t>02.4</w:t>
+                            <w:t>УП 5-04-0612-02.4</w:t>
                           </w:r>
                           <w:r>
                             <w:rPr>
@@ -5275,15 +3950,7 @@
                               <w:sz w:val="28"/>
                               <w:szCs w:val="28"/>
                             </w:rPr>
-                            <w:t>М</w:t>
-                          </w:r>
-                          <w:proofErr w:type="gramEnd"/>
-                          <w:r>
-                            <w:rPr>
-                              <w:sz w:val="28"/>
-                              <w:szCs w:val="28"/>
-                            </w:rPr>
-                            <w:t>-134</w:t>
+                            <w:t>М-134</w:t>
                           </w:r>
                           <w:r>
                             <w:rPr>
@@ -5297,7 +3964,14 @@
                               <w:sz w:val="28"/>
                               <w:szCs w:val="28"/>
                             </w:rPr>
-                            <w:t>25</w:t>
+                            <w:t>2</w:t>
+                          </w:r>
+                          <w:r>
+                            <w:rPr>
+                              <w:sz w:val="28"/>
+                              <w:szCs w:val="28"/>
+                            </w:rPr>
+                            <w:t>6</w:t>
                           </w:r>
                           <w:r>
                             <w:rPr>
@@ -5341,11 +4015,7 @@
         </mc:Choice>
         <mc:Fallback>
           <w:pict>
-            <v:shapetype w14:anchorId="343F13DE" id="_x0000_t202" coordsize="21600,21600" o:spt="202" path="m,l,21600r21600,l21600,xe">
-              <v:stroke joinstyle="miter"/>
-              <v:path gradientshapeok="t" o:connecttype="rect"/>
-            </v:shapetype>
-            <v:shape id="Text Box 66" o:spid="_x0000_s1030" type="#_x0000_t202" style="position:absolute;margin-left:170.35pt;margin-top:.65pt;width:312.4pt;height:28.4pt;z-index:251636736;visibility:visible;mso-wrap-style:square;mso-width-percent:0;mso-height-percent:0;mso-wrap-distance-left:9pt;mso-wrap-distance-top:0;mso-wrap-distance-right:9pt;mso-wrap-distance-bottom:0;mso-position-horizontal:absolute;mso-position-horizontal-relative:text;mso-position-vertical:absolute;mso-position-vertical-relative:text;mso-width-percent:0;mso-height-percent:0;mso-width-relative:page;mso-height-relative:page;v-text-anchor:top" o:gfxdata="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" filled="f" stroked="f">
+            <v:shape w14:anchorId="343F13DE" id="Text Box 66" o:spid="_x0000_s1030" type="#_x0000_t202" style="position:absolute;margin-left:170.35pt;margin-top:.65pt;width:312.4pt;height:28.4pt;z-index:251636736;visibility:visible;mso-wrap-style:square;mso-width-percent:0;mso-height-percent:0;mso-wrap-distance-left:9pt;mso-wrap-distance-top:0;mso-wrap-distance-right:9pt;mso-wrap-distance-bottom:0;mso-position-horizontal:absolute;mso-position-horizontal-relative:text;mso-position-vertical:absolute;mso-position-vertical-relative:text;mso-width-percent:0;mso-height-percent:0;mso-width-relative:page;mso-height-relative:page;v-text-anchor:top" o:gfxdata="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" filled="f" stroked="f">
               <v:path arrowok="t"/>
               <v:textbox inset="0,0,0,0">
                 <w:txbxContent>
@@ -5363,15 +4033,7 @@
                         <w:sz w:val="28"/>
                         <w:szCs w:val="28"/>
                       </w:rPr>
-                      <w:t>УП 5-04-0612-</w:t>
-                    </w:r>
-                    <w:proofErr w:type="gramStart"/>
-                    <w:r>
-                      <w:rPr>
-                        <w:sz w:val="28"/>
-                        <w:szCs w:val="28"/>
-                      </w:rPr>
-                      <w:t>02.4</w:t>
+                      <w:t>УП 5-04-0612-02.4</w:t>
                     </w:r>
                     <w:r>
                       <w:rPr>
@@ -5392,15 +4054,7 @@
                         <w:sz w:val="28"/>
                         <w:szCs w:val="28"/>
                       </w:rPr>
-                      <w:t>М</w:t>
-                    </w:r>
-                    <w:proofErr w:type="gramEnd"/>
-                    <w:r>
-                      <w:rPr>
-                        <w:sz w:val="28"/>
-                        <w:szCs w:val="28"/>
-                      </w:rPr>
-                      <w:t>-134</w:t>
+                      <w:t>М-134</w:t>
                     </w:r>
                     <w:r>
                       <w:rPr>
@@ -5414,7 +4068,14 @@
                         <w:sz w:val="28"/>
                         <w:szCs w:val="28"/>
                       </w:rPr>
-                      <w:t>25</w:t>
+                      <w:t>2</w:t>
+                    </w:r>
+                    <w:r>
+                      <w:rPr>
+                        <w:sz w:val="28"/>
+                        <w:szCs w:val="28"/>
+                      </w:rPr>
+                      <w:t>6</w:t>
                     </w:r>
                     <w:r>
                       <w:rPr>
@@ -5453,7 +4114,7 @@
       <mc:AlternateContent>
         <mc:Choice Requires="wps">
           <w:drawing>
-            <wp:anchor distT="0" distB="0" distL="114300" distR="114300" simplePos="0" relativeHeight="251637760" behindDoc="0" locked="0" layoutInCell="1" allowOverlap="1" wp14:anchorId="56D08240">
+            <wp:anchor distT="0" distB="0" distL="114300" distR="114300" simplePos="0" relativeHeight="251637760" behindDoc="0" locked="0" layoutInCell="1" allowOverlap="1" wp14:anchorId="56D08240" wp14:editId="1C88099D">
               <wp:simplePos x="0" y="0"/>
               <wp:positionH relativeFrom="column">
                 <wp:posOffset>-187325</wp:posOffset>
@@ -5539,7 +4200,7 @@
         </mc:Choice>
         <mc:Fallback>
           <w:pict>
-            <v:shape w14:anchorId="56D08240" id="Надпись 33" o:spid="_x0000_s1031" type="#_x0000_t202" style="position:absolute;margin-left:-14.75pt;margin-top:15.9pt;width:28.4pt;height:14.2pt;z-index:251637760;visibility:visible;mso-wrap-style:square;mso-width-percent:0;mso-height-percent:0;mso-wrap-distance-left:9pt;mso-wrap-distance-top:0;mso-wrap-distance-right:9pt;mso-wrap-distance-bottom:0;mso-position-horizontal:absolute;mso-position-horizontal-relative:text;mso-position-vertical:absolute;mso-position-vertical-relative:text;mso-width-percent:0;mso-height-percent:0;mso-width-relative:page;mso-height-relative:page;v-text-anchor:top" o:gfxdata="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" filled="f" stroked="f">
+            <v:shape w14:anchorId="56D08240" id="Надпись 33" o:spid="_x0000_s1031" type="#_x0000_t202" style="position:absolute;margin-left:-14.75pt;margin-top:15.9pt;width:28.4pt;height:14.2pt;z-index:251637760;visibility:visible;mso-wrap-style:square;mso-width-percent:0;mso-height-percent:0;mso-wrap-distance-left:9pt;mso-wrap-distance-top:0;mso-wrap-distance-right:9pt;mso-wrap-distance-bottom:0;mso-position-horizontal:absolute;mso-position-horizontal-relative:text;mso-position-vertical:absolute;mso-position-vertical-relative:text;mso-width-percent:0;mso-height-percent:0;mso-width-relative:page;mso-height-relative:page;v-text-anchor:top" o:gfxdata="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" filled="f" stroked="f">
               <v:textbox inset="0,0,0,0">
                 <w:txbxContent>
                   <w:p>
@@ -5587,7 +4248,7 @@
       <mc:AlternateContent>
         <mc:Choice Requires="wps">
           <w:drawing>
-            <wp:anchor distT="0" distB="0" distL="114300" distR="114300" simplePos="0" relativeHeight="251640832" behindDoc="0" locked="0" layoutInCell="1" allowOverlap="1" wp14:anchorId="03129BF9">
+            <wp:anchor distT="0" distB="0" distL="114300" distR="114300" simplePos="0" relativeHeight="251640832" behindDoc="0" locked="0" layoutInCell="1" allowOverlap="1" wp14:anchorId="03129BF9" wp14:editId="29E57E2A">
               <wp:simplePos x="0" y="0"/>
               <wp:positionH relativeFrom="column">
                 <wp:posOffset>1807845</wp:posOffset>
@@ -5663,7 +4324,7 @@
         </mc:Choice>
         <mc:Fallback>
           <w:pict>
-            <v:shape w14:anchorId="03129BF9" id="Надпись 32" o:spid="_x0000_s1032" type="#_x0000_t202" style="position:absolute;margin-left:142.35pt;margin-top:16.35pt;width:27.95pt;height:12.55pt;z-index:251640832;visibility:visible;mso-wrap-style:square;mso-width-percent:0;mso-height-percent:0;mso-wrap-distance-left:9pt;mso-wrap-distance-top:0;mso-wrap-distance-right:9pt;mso-wrap-distance-bottom:0;mso-position-horizontal:absolute;mso-position-horizontal-relative:text;mso-position-vertical:absolute;mso-position-vertical-relative:text;mso-width-percent:0;mso-height-percent:0;mso-width-relative:page;mso-height-relative:page;v-text-anchor:top" o:gfxdata="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" filled="f" stroked="f">
+            <v:shape w14:anchorId="03129BF9" id="Надпись 32" o:spid="_x0000_s1032" type="#_x0000_t202" style="position:absolute;margin-left:142.35pt;margin-top:16.35pt;width:27.95pt;height:12.55pt;z-index:251640832;visibility:visible;mso-wrap-style:square;mso-width-percent:0;mso-height-percent:0;mso-wrap-distance-left:9pt;mso-wrap-distance-top:0;mso-wrap-distance-right:9pt;mso-wrap-distance-bottom:0;mso-position-horizontal:absolute;mso-position-horizontal-relative:text;mso-position-vertical:absolute;mso-position-vertical-relative:text;mso-width-percent:0;mso-height-percent:0;mso-width-relative:page;mso-height-relative:page;v-text-anchor:top" o:gfxdata="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" filled="f" stroked="f">
               <v:textbox inset="0,0,0,0">
                 <w:txbxContent>
                   <w:p>
@@ -5701,7 +4362,7 @@
       <mc:AlternateContent>
         <mc:Choice Requires="wps">
           <w:drawing>
-            <wp:anchor distT="0" distB="0" distL="114300" distR="114300" simplePos="0" relativeHeight="251639808" behindDoc="0" locked="0" layoutInCell="1" allowOverlap="1" wp14:anchorId="51EDF13B">
+            <wp:anchor distT="0" distB="0" distL="114300" distR="114300" simplePos="0" relativeHeight="251639808" behindDoc="0" locked="0" layoutInCell="1" allowOverlap="1" wp14:anchorId="51EDF13B" wp14:editId="6425D896">
               <wp:simplePos x="0" y="0"/>
               <wp:positionH relativeFrom="column">
                 <wp:posOffset>1259205</wp:posOffset>
@@ -5785,7 +4446,7 @@
         </mc:Choice>
         <mc:Fallback>
           <w:pict>
-            <v:shape w14:anchorId="51EDF13B" id="Надпись 31" o:spid="_x0000_s1033" type="#_x0000_t202" style="position:absolute;margin-left:99.15pt;margin-top:16.55pt;width:42.6pt;height:13.05pt;z-index:251639808;visibility:visible;mso-wrap-style:square;mso-width-percent:0;mso-height-percent:0;mso-wrap-distance-left:9pt;mso-wrap-distance-top:0;mso-wrap-distance-right:9pt;mso-wrap-distance-bottom:0;mso-position-horizontal:absolute;mso-position-horizontal-relative:text;mso-position-vertical:absolute;mso-position-vertical-relative:text;mso-width-percent:0;mso-height-percent:0;mso-width-relative:page;mso-height-relative:page;v-text-anchor:top" o:gfxdata="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" filled="f" stroked="f">
+            <v:shape w14:anchorId="51EDF13B" id="Надпись 31" o:spid="_x0000_s1033" type="#_x0000_t202" style="position:absolute;margin-left:99.15pt;margin-top:16.55pt;width:42.6pt;height:13.05pt;z-index:251639808;visibility:visible;mso-wrap-style:square;mso-width-percent:0;mso-height-percent:0;mso-wrap-distance-left:9pt;mso-wrap-distance-top:0;mso-wrap-distance-right:9pt;mso-wrap-distance-bottom:0;mso-position-horizontal:absolute;mso-position-horizontal-relative:text;mso-position-vertical:absolute;mso-position-vertical-relative:text;mso-width-percent:0;mso-height-percent:0;mso-width-relative:page;mso-height-relative:page;v-text-anchor:top" o:gfxdata="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" filled="f" stroked="f">
               <v:textbox inset="0,0,0,0">
                 <w:txbxContent>
                   <w:p>
@@ -5831,7 +4492,7 @@
       <mc:AlternateContent>
         <mc:Choice Requires="wps">
           <w:drawing>
-            <wp:anchor distT="0" distB="0" distL="114299" distR="114299" simplePos="0" relativeHeight="251635712" behindDoc="0" locked="0" layoutInCell="1" allowOverlap="1" wp14:anchorId="0B262B1C">
+            <wp:anchor distT="0" distB="0" distL="114299" distR="114299" simplePos="0" relativeHeight="251635712" behindDoc="0" locked="0" layoutInCell="1" allowOverlap="1" wp14:anchorId="0B262B1C" wp14:editId="1AF2EFB3">
               <wp:simplePos x="0" y="0"/>
               <wp:positionH relativeFrom="page">
                 <wp:posOffset>2700655</wp:posOffset>
@@ -5892,7 +4553,7 @@
         </mc:Choice>
         <mc:Fallback>
           <w:pict>
-            <v:line w14:anchorId="72FBCC97" id="Line 65" o:spid="_x0000_s1026" style="position:absolute;z-index:251635712;visibility:visible;mso-wrap-style:square;mso-width-percent:0;mso-height-percent:0;mso-wrap-distance-left:3.17497mm;mso-wrap-distance-top:0;mso-wrap-distance-right:3.17497mm;mso-wrap-distance-bottom:0;mso-position-horizontal:absolute;mso-position-horizontal-relative:page;mso-position-vertical:absolute;mso-position-vertical-relative:page;mso-width-percent:0;mso-height-percent:0;mso-width-relative:page;mso-height-relative:page" from="212.65pt,781.9pt" to="212.65pt,824.4pt" o:gfxdata="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" strokeweight="1.5pt">
+            <v:line w14:anchorId="72FBCC97" id="Line 65" o:spid="_x0000_s1026" style="position:absolute;z-index:251635712;visibility:visible;mso-wrap-style:square;mso-width-percent:0;mso-height-percent:0;mso-wrap-distance-left:3.17497mm;mso-wrap-distance-top:0;mso-wrap-distance-right:3.17497mm;mso-wrap-distance-bottom:0;mso-position-horizontal:absolute;mso-position-horizontal-relative:page;mso-position-vertical:absolute;mso-position-vertical-relative:page;mso-width-percent:0;mso-height-percent:0;mso-width-relative:page;mso-height-relative:page" from="212.65pt,781.9pt" to="212.65pt,824.4pt" o:gfxdata="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" strokeweight="1.5pt">
               <o:lock v:ext="edit" shapetype="f"/>
               <w10:wrap anchorx="page" anchory="page"/>
             </v:line>
@@ -5907,7 +4568,7 @@
       <mc:AlternateContent>
         <mc:Choice Requires="wps">
           <w:drawing>
-            <wp:anchor distT="0" distB="0" distL="114299" distR="114299" simplePos="0" relativeHeight="251634688" behindDoc="0" locked="0" layoutInCell="1" allowOverlap="1" wp14:anchorId="6269D94A">
+            <wp:anchor distT="0" distB="0" distL="114299" distR="114299" simplePos="0" relativeHeight="251634688" behindDoc="0" locked="0" layoutInCell="1" allowOverlap="1" wp14:anchorId="6269D94A" wp14:editId="74E26D82">
               <wp:simplePos x="0" y="0"/>
               <wp:positionH relativeFrom="page">
                 <wp:posOffset>2160270</wp:posOffset>
@@ -5968,7 +4629,7 @@
         </mc:Choice>
         <mc:Fallback>
           <w:pict>
-            <v:line w14:anchorId="68190816" id="Line 64" o:spid="_x0000_s1026" style="position:absolute;z-index:251634688;visibility:visible;mso-wrap-style:square;mso-width-percent:0;mso-height-percent:0;mso-wrap-distance-left:3.17497mm;mso-wrap-distance-top:0;mso-wrap-distance-right:3.17497mm;mso-wrap-distance-bottom:0;mso-position-horizontal:absolute;mso-position-horizontal-relative:page;mso-position-vertical:absolute;mso-position-vertical-relative:page;mso-width-percent:0;mso-height-percent:0;mso-width-relative:page;mso-height-relative:page" from="170.1pt,781.9pt" to="170.1pt,824.4pt" o:gfxdata="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" strokeweight="1.5pt">
+            <v:line w14:anchorId="68190816" id="Line 64" o:spid="_x0000_s1026" style="position:absolute;z-index:251634688;visibility:visible;mso-wrap-style:square;mso-width-percent:0;mso-height-percent:0;mso-wrap-distance-left:3.17497mm;mso-wrap-distance-top:0;mso-wrap-distance-right:3.17497mm;mso-wrap-distance-bottom:0;mso-position-horizontal:absolute;mso-position-horizontal-relative:page;mso-position-vertical:absolute;mso-position-vertical-relative:page;mso-width-percent:0;mso-height-percent:0;mso-width-relative:page;mso-height-relative:page" from="170.1pt,781.9pt" to="170.1pt,824.4pt" o:gfxdata="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" strokeweight="1.5pt">
               <o:lock v:ext="edit" shapetype="f"/>
               <w10:wrap anchorx="page" anchory="page"/>
             </v:line>
@@ -5983,7 +4644,7 @@
       <mc:AlternateContent>
         <mc:Choice Requires="wps">
           <w:drawing>
-            <wp:anchor distT="0" distB="0" distL="114299" distR="114299" simplePos="0" relativeHeight="251630592" behindDoc="0" locked="0" layoutInCell="1" allowOverlap="1" wp14:anchorId="19690808">
+            <wp:anchor distT="0" distB="0" distL="114299" distR="114299" simplePos="0" relativeHeight="251630592" behindDoc="0" locked="0" layoutInCell="1" allowOverlap="1" wp14:anchorId="19690808" wp14:editId="2D8FF902">
               <wp:simplePos x="0" y="0"/>
               <wp:positionH relativeFrom="page">
                 <wp:posOffset>7021195</wp:posOffset>
@@ -6044,7 +4705,7 @@
         </mc:Choice>
         <mc:Fallback>
           <w:pict>
-            <v:line w14:anchorId="61176B7A" id="Line 60" o:spid="_x0000_s1026" style="position:absolute;z-index:251630592;visibility:visible;mso-wrap-style:square;mso-width-percent:0;mso-height-percent:0;mso-wrap-distance-left:3.17497mm;mso-wrap-distance-top:0;mso-wrap-distance-right:3.17497mm;mso-wrap-distance-bottom:0;mso-position-horizontal:absolute;mso-position-horizontal-relative:page;mso-position-vertical:absolute;mso-position-vertical-relative:page;mso-width-percent:0;mso-height-percent:0;mso-width-relative:page;mso-height-relative:page" from="552.85pt,781.9pt" to="552.85pt,824.4pt" o:gfxdata="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" strokeweight="1.5pt">
+            <v:line w14:anchorId="61176B7A" id="Line 60" o:spid="_x0000_s1026" style="position:absolute;z-index:251630592;visibility:visible;mso-wrap-style:square;mso-width-percent:0;mso-height-percent:0;mso-wrap-distance-left:3.17497mm;mso-wrap-distance-top:0;mso-wrap-distance-right:3.17497mm;mso-wrap-distance-bottom:0;mso-position-horizontal:absolute;mso-position-horizontal-relative:page;mso-position-vertical:absolute;mso-position-vertical-relative:page;mso-width-percent:0;mso-height-percent:0;mso-width-relative:page;mso-height-relative:page" from="552.85pt,781.9pt" to="552.85pt,824.4pt" o:gfxdata="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" strokeweight="1.5pt">
               <o:lock v:ext="edit" shapetype="f"/>
               <w10:wrap anchorx="page" anchory="page"/>
             </v:line>
@@ -6059,7 +4720,7 @@
       <mc:AlternateContent>
         <mc:Choice Requires="wps">
           <w:drawing>
-            <wp:anchor distT="4294967295" distB="4294967295" distL="114300" distR="114300" simplePos="0" relativeHeight="251629568" behindDoc="0" locked="0" layoutInCell="1" allowOverlap="1" wp14:anchorId="3BEBEC2D">
+            <wp:anchor distT="4294967295" distB="4294967295" distL="114300" distR="114300" simplePos="0" relativeHeight="251629568" behindDoc="0" locked="0" layoutInCell="1" allowOverlap="1" wp14:anchorId="3BEBEC2D" wp14:editId="0750810B">
               <wp:simplePos x="0" y="0"/>
               <wp:positionH relativeFrom="page">
                 <wp:posOffset>720090</wp:posOffset>
@@ -6113,7 +4774,7 @@
         </mc:Choice>
         <mc:Fallback>
           <w:pict>
-            <v:line w14:anchorId="0C58205C" id="Прямая соединительная линия 30" o:spid="_x0000_s1026" style="position:absolute;z-index:251629568;visibility:visible;mso-wrap-style:square;mso-width-percent:0;mso-height-percent:0;mso-wrap-distance-left:9pt;mso-wrap-distance-top:.mm;mso-wrap-distance-right:9pt;mso-wrap-distance-bottom:.mm;mso-position-horizontal:absolute;mso-position-horizontal-relative:page;mso-position-vertical:absolute;mso-position-vertical-relative:page;mso-width-percent:0;mso-height-percent:0;mso-width-relative:page;mso-height-relative:page" from="56.7pt,810.25pt" to="240.95pt,810.25pt" o:gfxdata="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" strokeweight="1.5pt">
+            <v:line w14:anchorId="0C58205C" id="Прямая соединительная линия 30" o:spid="_x0000_s1026" style="position:absolute;z-index:251629568;visibility:visible;mso-wrap-style:square;mso-width-percent:0;mso-height-percent:0;mso-wrap-distance-left:9pt;mso-wrap-distance-top:.mm;mso-wrap-distance-right:9pt;mso-wrap-distance-bottom:.mm;mso-position-horizontal:absolute;mso-position-horizontal-relative:page;mso-position-vertical:absolute;mso-position-vertical-relative:page;mso-width-percent:0;mso-height-percent:0;mso-width-relative:page;mso-height-relative:page" from="56.7pt,810.25pt" to="240.95pt,810.25pt" o:gfxdata="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" strokeweight="1.5pt">
               <o:lock v:ext="edit" shapetype="f"/>
               <w10:wrap anchorx="page" anchory="page"/>
             </v:line>
@@ -6128,7 +4789,7 @@
       <mc:AlternateContent>
         <mc:Choice Requires="wps">
           <w:drawing>
-            <wp:anchor distT="0" distB="0" distL="114299" distR="114299" simplePos="0" relativeHeight="251628544" behindDoc="0" locked="0" layoutInCell="1" allowOverlap="1" wp14:anchorId="24CF8E4B">
+            <wp:anchor distT="0" distB="0" distL="114299" distR="114299" simplePos="0" relativeHeight="251628544" behindDoc="0" locked="0" layoutInCell="1" allowOverlap="1" wp14:anchorId="24CF8E4B" wp14:editId="36734921">
               <wp:simplePos x="0" y="0"/>
               <wp:positionH relativeFrom="page">
                 <wp:posOffset>3060700</wp:posOffset>
@@ -6189,7 +4850,7 @@
         </mc:Choice>
         <mc:Fallback>
           <w:pict>
-            <v:line w14:anchorId="33CAF691" id="Line 58" o:spid="_x0000_s1026" style="position:absolute;z-index:251628544;visibility:visible;mso-wrap-style:square;mso-width-percent:0;mso-height-percent:0;mso-wrap-distance-left:3.17497mm;mso-wrap-distance-top:0;mso-wrap-distance-right:3.17497mm;mso-wrap-distance-bottom:0;mso-position-horizontal:absolute;mso-position-horizontal-relative:page;mso-position-vertical:absolute;mso-position-vertical-relative:page;mso-width-percent:0;mso-height-percent:0;mso-width-relative:page;mso-height-relative:page" from="241pt,781.9pt" to="241pt,824.4pt" o:gfxdata="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" strokeweight="1.5pt">
+            <v:line w14:anchorId="33CAF691" id="Line 58" o:spid="_x0000_s1026" style="position:absolute;z-index:251628544;visibility:visible;mso-wrap-style:square;mso-width-percent:0;mso-height-percent:0;mso-wrap-distance-left:3.17497mm;mso-wrap-distance-top:0;mso-wrap-distance-right:3.17497mm;mso-wrap-distance-bottom:0;mso-position-horizontal:absolute;mso-position-horizontal-relative:page;mso-position-vertical:absolute;mso-position-vertical-relative:page;mso-width-percent:0;mso-height-percent:0;mso-width-relative:page;mso-height-relative:page" from="241pt,781.9pt" to="241pt,824.4pt" o:gfxdata="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" strokeweight="1.5pt">
               <o:lock v:ext="edit" shapetype="f"/>
               <w10:wrap anchorx="page" anchory="page"/>
             </v:line>
@@ -6204,7 +4865,7 @@
       <mc:AlternateContent>
         <mc:Choice Requires="wps">
           <w:drawing>
-            <wp:anchor distT="0" distB="0" distL="114300" distR="114300" simplePos="0" relativeHeight="251627520" behindDoc="0" locked="0" layoutInCell="1" allowOverlap="1" wp14:anchorId="23E63FFE">
+            <wp:anchor distT="0" distB="0" distL="114300" distR="114300" simplePos="0" relativeHeight="251627520" behindDoc="0" locked="0" layoutInCell="1" allowOverlap="1" wp14:anchorId="23E63FFE" wp14:editId="7FC9516C">
               <wp:simplePos x="0" y="0"/>
               <wp:positionH relativeFrom="page">
                 <wp:posOffset>720090</wp:posOffset>
@@ -6265,7 +4926,7 @@
         </mc:Choice>
         <mc:Fallback>
           <w:pict>
-            <v:line w14:anchorId="2E086853" id="Line 57" o:spid="_x0000_s1026" style="position:absolute;z-index:251627520;visibility:visible;mso-wrap-style:square;mso-width-percent:0;mso-height-percent:0;mso-wrap-distance-left:9pt;mso-wrap-distance-top:0;mso-wrap-distance-right:9pt;mso-wrap-distance-bottom:0;mso-position-horizontal:absolute;mso-position-horizontal-relative:page;mso-position-vertical:absolute;mso-position-vertical-relative:page;mso-width-percent:0;mso-height-percent:0;mso-width-relative:page;mso-height-relative:page" from="56.7pt,796.05pt" to="240.95pt,796.05pt" o:gfxdata="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">
+            <v:line w14:anchorId="2E086853" id="Line 57" o:spid="_x0000_s1026" style="position:absolute;z-index:251627520;visibility:visible;mso-wrap-style:square;mso-width-percent:0;mso-height-percent:0;mso-wrap-distance-left:9pt;mso-wrap-distance-top:0;mso-wrap-distance-right:9pt;mso-wrap-distance-bottom:0;mso-position-horizontal:absolute;mso-position-horizontal-relative:page;mso-position-vertical:absolute;mso-position-vertical-relative:page;mso-width-percent:0;mso-height-percent:0;mso-width-relative:page;mso-height-relative:page" from="56.7pt,796.05pt" to="240.95pt,796.05pt" o:gfxdata="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">
               <o:lock v:ext="edit" shapetype="f"/>
               <w10:wrap anchorx="page" anchory="page"/>
             </v:line>
@@ -6280,7 +4941,7 @@
       <mc:AlternateContent>
         <mc:Choice Requires="wps">
           <w:drawing>
-            <wp:anchor distT="4294967295" distB="4294967295" distL="114300" distR="114300" simplePos="0" relativeHeight="251626496" behindDoc="0" locked="0" layoutInCell="1" allowOverlap="1" wp14:anchorId="22617E75">
+            <wp:anchor distT="4294967295" distB="4294967295" distL="114300" distR="114300" simplePos="0" relativeHeight="251626496" behindDoc="0" locked="0" layoutInCell="1" allowOverlap="1" wp14:anchorId="22617E75" wp14:editId="6945A5A7">
               <wp:simplePos x="0" y="0"/>
               <wp:positionH relativeFrom="page">
                 <wp:posOffset>720090</wp:posOffset>
@@ -6334,7 +4995,7 @@
         </mc:Choice>
         <mc:Fallback>
           <w:pict>
-            <v:line w14:anchorId="6A7A2825" id="Прямая соединительная линия 29" o:spid="_x0000_s1026" style="position:absolute;z-index:251626496;visibility:visible;mso-wrap-style:square;mso-width-percent:0;mso-height-percent:0;mso-wrap-distance-left:9pt;mso-wrap-distance-top:.mm;mso-wrap-distance-right:9pt;mso-wrap-distance-bottom:.mm;mso-position-horizontal:absolute;mso-position-horizontal-relative:page;mso-position-vertical:absolute;mso-position-vertical-relative:page;mso-width-percent:0;mso-height-percent:0;mso-width-relative:page;mso-height-relative:page" from="56.7pt,781.9pt" to="581.1pt,781.9pt" o:gfxdata="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" strokeweight="1.5pt">
+            <v:line w14:anchorId="6A7A2825" id="Прямая соединительная линия 29" o:spid="_x0000_s1026" style="position:absolute;z-index:251626496;visibility:visible;mso-wrap-style:square;mso-width-percent:0;mso-height-percent:0;mso-wrap-distance-left:9pt;mso-wrap-distance-top:.mm;mso-wrap-distance-right:9pt;mso-wrap-distance-bottom:.mm;mso-position-horizontal:absolute;mso-position-horizontal-relative:page;mso-position-vertical:absolute;mso-position-vertical-relative:page;mso-width-percent:0;mso-height-percent:0;mso-width-relative:page;mso-height-relative:page" from="56.7pt,781.9pt" to="581.1pt,781.9pt" o:gfxdata="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" strokeweight="1.5pt">
               <o:lock v:ext="edit" shapetype="f"/>
               <w10:wrap anchorx="page" anchory="page"/>
             </v:line>
@@ -6347,7 +5008,7 @@
 </file>
 
 <file path=word/footer3.xml><?xml version="1.0" encoding="utf-8"?>
-<w:ftr xmlns:wpc="http://schemas.microsoft.com/office/word/2010/wordprocessingCanvas" xmlns:cx="http://schemas.microsoft.com/office/drawing/2014/chartex" xmlns:cx1="http://schemas.microsoft.com/office/drawing/2015/9/8/chartex" xmlns:cx2="http://schemas.microsoft.com/office/drawing/2015/10/21/chartex" xmlns:cx3="http://schemas.microsoft.com/office/drawing/2016/5/9/chartex" xmlns:cx4="http://schemas.microsoft.com/office/drawing/2016/5/10/chartex" xmlns:cx5="http://schemas.microsoft.com/office/drawing/2016/5/11/chartex" xmlns:cx6="http://schemas.microsoft.com/office/drawing/2016/5/12/chartex" xmlns:cx7="http://schemas.microsoft.com/office/drawing/2016/5/13/chartex" xmlns:cx8="http://schemas.microsoft.com/office/drawing/2016/5/14/chartex" xmlns:mc="http://schemas.openxmlformats.org/markup-compatibility/2006" xmlns:aink="http://schemas.microsoft.com/office/drawing/2016/ink" xmlns:am3d="http://schemas.microsoft.com/office/drawing/2017/model3d" xmlns:o="urn:schemas-microsoft-com:office:office" xmlns:oel="http://schemas.microsoft.com/office/2019/extlst" xmlns:r="http://schemas.openxmlformats.org/officeDocument/2006/relationships" xmlns:m="http://schemas.openxmlformats.org/officeDocument/2006/math" xmlns:v="urn:schemas-microsoft-com:vml" xmlns:wp14="http://schemas.microsoft.com/office/word/2010/wordprocessingDrawing" xmlns:wp="http://schemas.openxmlformats.org/drawingml/2006/wordprocessingDrawing" xmlns:w10="urn:schemas-microsoft-com:office:word" xmlns:w="http://schemas.openxmlformats.org/wordprocessingml/2006/main" xmlns:w14="http://schemas.microsoft.com/office/word/2010/wordml" xmlns:w15="http://schemas.microsoft.com/office/word/2012/wordml" xmlns:w16cex="http://schemas.microsoft.com/office/word/2018/wordml/cex" xmlns:w16cid="http://schemas.microsoft.com/office/word/2016/wordml/cid" xmlns:w16="http://schemas.microsoft.com/office/word/2018/wordml" xmlns:w16sdtdh="http://schemas.microsoft.com/office/word/2020/wordml/sdtdatahash" xmlns:w16se="http://schemas.microsoft.com/office/word/2015/wordml/symex" xmlns:wpg="http://schemas.microsoft.com/office/word/2010/wordprocessingGroup" xmlns:wpi="http://schemas.microsoft.com/office/word/2010/wordprocessingInk" xmlns:wne="http://schemas.microsoft.com/office/word/2006/wordml" xmlns:wps="http://schemas.microsoft.com/office/word/2010/wordprocessingShape" mc:Ignorable="w14 w15 w16se w16cid w16 w16cex w16sdtdh wp14">
+<w:ftr xmlns:wpc="http://schemas.microsoft.com/office/word/2010/wordprocessingCanvas" xmlns:cx="http://schemas.microsoft.com/office/drawing/2014/chartex" xmlns:cx1="http://schemas.microsoft.com/office/drawing/2015/9/8/chartex" xmlns:cx2="http://schemas.microsoft.com/office/drawing/2015/10/21/chartex" xmlns:cx3="http://schemas.microsoft.com/office/drawing/2016/5/9/chartex" xmlns:cx4="http://schemas.microsoft.com/office/drawing/2016/5/10/chartex" xmlns:cx5="http://schemas.microsoft.com/office/drawing/2016/5/11/chartex" xmlns:cx6="http://schemas.microsoft.com/office/drawing/2016/5/12/chartex" xmlns:cx7="http://schemas.microsoft.com/office/drawing/2016/5/13/chartex" xmlns:cx8="http://schemas.microsoft.com/office/drawing/2016/5/14/chartex" xmlns:mc="http://schemas.openxmlformats.org/markup-compatibility/2006" xmlns:aink="http://schemas.microsoft.com/office/drawing/2016/ink" xmlns:am3d="http://schemas.microsoft.com/office/drawing/2017/model3d" xmlns:o="urn:schemas-microsoft-com:office:office" xmlns:oel="http://schemas.microsoft.com/office/2019/extlst" xmlns:r="http://schemas.openxmlformats.org/officeDocument/2006/relationships" xmlns:m="http://schemas.openxmlformats.org/officeDocument/2006/math" xmlns:v="urn:schemas-microsoft-com:vml" xmlns:wp14="http://schemas.microsoft.com/office/word/2010/wordprocessingDrawing" xmlns:wp="http://schemas.openxmlformats.org/drawingml/2006/wordprocessingDrawing" xmlns:w10="urn:schemas-microsoft-com:office:word" xmlns:w="http://schemas.openxmlformats.org/wordprocessingml/2006/main" xmlns:w14="http://schemas.microsoft.com/office/word/2010/wordml" xmlns:w15="http://schemas.microsoft.com/office/word/2012/wordml" xmlns:w16cex="http://schemas.microsoft.com/office/word/2018/wordml/cex" xmlns:w16cid="http://schemas.microsoft.com/office/word/2016/wordml/cid" xmlns:w16="http://schemas.microsoft.com/office/word/2018/wordml" xmlns:w16du="http://schemas.microsoft.com/office/word/2023/wordml/word16du" xmlns:w16sdtdh="http://schemas.microsoft.com/office/word/2020/wordml/sdtdatahash" xmlns:w16sdtfl="http://schemas.microsoft.com/office/word/2024/wordml/sdtformatlock" xmlns:w16se="http://schemas.microsoft.com/office/word/2015/wordml/symex" xmlns:wpg="http://schemas.microsoft.com/office/word/2010/wordprocessingGroup" xmlns:wpi="http://schemas.microsoft.com/office/word/2010/wordprocessingInk" xmlns:wne="http://schemas.microsoft.com/office/word/2006/wordml" xmlns:wps="http://schemas.microsoft.com/office/word/2010/wordprocessingShape" mc:Ignorable="w14 w15 w16se w16cid w16 w16cex w16sdtdh w16sdtfl w16du wp14">
   <w:p>
     <w:pPr>
       <w:pStyle w:val="a4"/>
@@ -6406,7 +5067,7 @@
       <mc:AlternateContent>
         <mc:Choice Requires="wps">
           <w:drawing>
-            <wp:anchor distT="0" distB="0" distL="114300" distR="114300" simplePos="0" relativeHeight="251683840" behindDoc="0" locked="0" layoutInCell="1" allowOverlap="1" wp14:anchorId="35613A99">
+            <wp:anchor distT="0" distB="0" distL="114300" distR="114300" simplePos="0" relativeHeight="251683840" behindDoc="0" locked="0" layoutInCell="1" allowOverlap="1" wp14:anchorId="35613A99" wp14:editId="4565B11B">
               <wp:simplePos x="0" y="0"/>
               <wp:positionH relativeFrom="column">
                 <wp:posOffset>-19685</wp:posOffset>
@@ -6468,25 +5129,13 @@
                           <w:r>
                             <w:t xml:space="preserve"> </w:t>
                           </w:r>
-                          <w:proofErr w:type="spellStart"/>
-                          <w:proofErr w:type="gramStart"/>
                           <w:r>
                             <w:rPr>
                               <w:rFonts w:ascii="ISOCPEUR" w:hAnsi="ISOCPEUR"/>
                               <w:i/>
                               <w:sz w:val="22"/>
                             </w:rPr>
-                            <w:t>Н.контр</w:t>
-                          </w:r>
-                          <w:proofErr w:type="spellEnd"/>
-                          <w:proofErr w:type="gramEnd"/>
-                          <w:r>
-                            <w:rPr>
-                              <w:rFonts w:ascii="ISOCPEUR" w:hAnsi="ISOCPEUR"/>
-                              <w:i/>
-                              <w:sz w:val="22"/>
-                            </w:rPr>
-                            <w:t>.</w:t>
+                            <w:t>Н.контр.</w:t>
                           </w:r>
                         </w:p>
                       </w:txbxContent>
@@ -6512,7 +5161,7 @@
               <v:stroke joinstyle="miter"/>
               <v:path gradientshapeok="t" o:connecttype="rect"/>
             </v:shapetype>
-            <v:shape id="Text Box 110" o:spid="_x0000_s1035" type="#_x0000_t202" style="position:absolute;margin-left:-1.55pt;margin-top:14pt;width:56.55pt;height:14.05pt;z-index:251683840;visibility:visible;mso-wrap-style:square;mso-width-percent:0;mso-height-percent:0;mso-wrap-distance-left:9pt;mso-wrap-distance-top:0;mso-wrap-distance-right:9pt;mso-wrap-distance-bottom:0;mso-position-horizontal:absolute;mso-position-horizontal-relative:text;mso-position-vertical:absolute;mso-position-vertical-relative:text;mso-width-percent:0;mso-height-percent:0;mso-width-relative:page;mso-height-relative:page;v-text-anchor:top" o:gfxdata="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" stroked="f">
+            <v:shape id="Text Box 110" o:spid="_x0000_s1035" type="#_x0000_t202" style="position:absolute;margin-left:-1.55pt;margin-top:14pt;width:56.55pt;height:14.05pt;z-index:251683840;visibility:visible;mso-wrap-style:square;mso-width-percent:0;mso-height-percent:0;mso-wrap-distance-left:9pt;mso-wrap-distance-top:0;mso-wrap-distance-right:9pt;mso-wrap-distance-bottom:0;mso-position-horizontal:absolute;mso-position-horizontal-relative:text;mso-position-vertical:absolute;mso-position-vertical-relative:text;mso-width-percent:0;mso-height-percent:0;mso-width-relative:page;mso-height-relative:page;v-text-anchor:top" o:gfxdata="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" stroked="f">
               <v:fill opacity="0"/>
               <v:path arrowok="t"/>
               <v:textbox inset="0,0,0,0">
@@ -6527,25 +5176,13 @@
                     <w:r>
                       <w:t xml:space="preserve"> </w:t>
                     </w:r>
-                    <w:proofErr w:type="spellStart"/>
-                    <w:proofErr w:type="gramStart"/>
                     <w:r>
                       <w:rPr>
                         <w:rFonts w:ascii="ISOCPEUR" w:hAnsi="ISOCPEUR"/>
                         <w:i/>
                         <w:sz w:val="22"/>
                       </w:rPr>
-                      <w:t>Н.контр</w:t>
-                    </w:r>
-                    <w:proofErr w:type="spellEnd"/>
-                    <w:proofErr w:type="gramEnd"/>
-                    <w:r>
-                      <w:rPr>
-                        <w:rFonts w:ascii="ISOCPEUR" w:hAnsi="ISOCPEUR"/>
-                        <w:i/>
-                        <w:sz w:val="22"/>
-                      </w:rPr>
-                      <w:t>.</w:t>
+                      <w:t>Н.контр.</w:t>
                     </w:r>
                   </w:p>
                 </w:txbxContent>
@@ -6562,7 +5199,7 @@
       <mc:AlternateContent>
         <mc:Choice Requires="wps">
           <w:drawing>
-            <wp:anchor distT="0" distB="0" distL="114300" distR="114300" simplePos="0" relativeHeight="251682816" behindDoc="0" locked="0" layoutInCell="1" allowOverlap="1" wp14:anchorId="4673D2AE">
+            <wp:anchor distT="0" distB="0" distL="114300" distR="114300" simplePos="0" relativeHeight="251682816" behindDoc="0" locked="0" layoutInCell="1" allowOverlap="1" wp14:anchorId="4673D2AE" wp14:editId="69482682">
               <wp:simplePos x="0" y="0"/>
               <wp:positionH relativeFrom="column">
                 <wp:posOffset>-17145</wp:posOffset>
@@ -6630,7 +5267,7 @@
         </mc:Choice>
         <mc:Fallback>
           <w:pict>
-            <v:shape w14:anchorId="4673D2AE" id="Надпись 27" o:spid="_x0000_s1036" type="#_x0000_t202" style="position:absolute;margin-left:-1.35pt;margin-top:.05pt;width:55.7pt;height:13.5pt;z-index:251682816;visibility:visible;mso-wrap-style:square;mso-width-percent:0;mso-height-percent:0;mso-wrap-distance-left:9pt;mso-wrap-distance-top:0;mso-wrap-distance-right:9pt;mso-wrap-distance-bottom:0;mso-position-horizontal:absolute;mso-position-horizontal-relative:text;mso-position-vertical:absolute;mso-position-vertical-relative:text;mso-width-percent:0;mso-height-percent:0;mso-width-relative:page;mso-height-relative:page;v-text-anchor:top" o:gfxdata="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" stroked="f">
+            <v:shape w14:anchorId="4673D2AE" id="Надпись 27" o:spid="_x0000_s1036" type="#_x0000_t202" style="position:absolute;margin-left:-1.35pt;margin-top:.05pt;width:55.7pt;height:13.5pt;z-index:251682816;visibility:visible;mso-wrap-style:square;mso-width-percent:0;mso-height-percent:0;mso-wrap-distance-left:9pt;mso-wrap-distance-top:0;mso-wrap-distance-right:9pt;mso-wrap-distance-bottom:0;mso-position-horizontal:absolute;mso-position-horizontal-relative:text;mso-position-vertical:absolute;mso-position-vertical-relative:text;mso-width-percent:0;mso-height-percent:0;mso-width-relative:page;mso-height-relative:page;v-text-anchor:top" o:gfxdata="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" stroked="f">
               <v:fill opacity="0"/>
               <v:textbox inset="0,0,0,0">
                 <w:txbxContent>
@@ -6655,23 +5292,7 @@
         <w:rFonts w:ascii="GOST type B" w:hAnsi="GOST type B"/>
         <w:i/>
       </w:rPr>
-      <w:t xml:space="preserve"> </w:t>
-    </w:r>
-    <w:proofErr w:type="spellStart"/>
-    <w:r>
-      <w:rPr>
-        <w:rFonts w:ascii="GOST type B" w:hAnsi="GOST type B"/>
-        <w:i/>
-      </w:rPr>
-      <w:t>Консульт</w:t>
-    </w:r>
-    <w:proofErr w:type="spellEnd"/>
-    <w:r>
-      <w:rPr>
-        <w:rFonts w:ascii="GOST type B" w:hAnsi="GOST type B"/>
-        <w:i/>
-      </w:rPr>
-      <w:t>.</w:t>
+      <w:t xml:space="preserve"> Консульт.</w:t>
     </w:r>
   </w:p>
   <w:p>
@@ -6740,7 +5361,7 @@
                               <w:sz w:val="28"/>
                               <w:szCs w:val="28"/>
                             </w:rPr>
-                            <w:t>Отношения между классами. Механизм наследования. Интерфейсы</w:t>
+                            <w:t>ОТНОШЕНИЯ МЕЖДУ КЛАССАМИ. МЕХАНИЗМ НАСЛЕДОВАНИЯ. ИНТЕРФЕЙСЫ</w:t>
                           </w:r>
                         </w:p>
                       </w:txbxContent>
@@ -6762,11 +5383,7 @@
         </mc:Choice>
         <mc:Fallback>
           <w:pict>
-            <v:shapetype w14:anchorId="67FBF48E" id="_x0000_t202" coordsize="21600,21600" o:spt="202" path="m,l,21600r21600,l21600,xe">
-              <v:stroke joinstyle="miter"/>
-              <v:path gradientshapeok="t" o:connecttype="rect"/>
-            </v:shapetype>
-            <v:shape id="Надпись 25" o:spid="_x0000_s1037" type="#_x0000_t202" style="position:absolute;margin-left:173.25pt;margin-top:-38.55pt;width:191.7pt;height:71pt;z-index:251680768;visibility:visible;mso-wrap-style:square;mso-width-percent:0;mso-height-percent:0;mso-wrap-distance-left:9pt;mso-wrap-distance-top:0;mso-wrap-distance-right:9pt;mso-wrap-distance-bottom:0;mso-position-horizontal:absolute;mso-position-horizontal-relative:text;mso-position-vertical:absolute;mso-position-vertical-relative:text;mso-width-percent:0;mso-height-percent:0;mso-width-relative:page;mso-height-relative:page;v-text-anchor:top" o:gfxdata="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" filled="f" stroked="f">
+            <v:shape w14:anchorId="67FBF48E" id="Надпись 25" o:spid="_x0000_s1037" type="#_x0000_t202" style="position:absolute;margin-left:173.25pt;margin-top:-38.55pt;width:191.7pt;height:71pt;z-index:251680768;visibility:visible;mso-wrap-style:square;mso-width-percent:0;mso-height-percent:0;mso-wrap-distance-left:9pt;mso-wrap-distance-top:0;mso-wrap-distance-right:9pt;mso-wrap-distance-bottom:0;mso-position-horizontal:absolute;mso-position-horizontal-relative:text;mso-position-vertical:absolute;mso-position-vertical-relative:text;mso-width-percent:0;mso-height-percent:0;mso-width-relative:page;mso-height-relative:page;v-text-anchor:top" o:gfxdata="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" filled="f" stroked="f">
               <v:textbox inset="0,0,0,0">
                 <w:txbxContent>
                   <w:p>
@@ -6784,7 +5401,7 @@
                         <w:sz w:val="28"/>
                         <w:szCs w:val="28"/>
                       </w:rPr>
-                      <w:t>Отношения между классами. Механизм наследования. Интерфейсы</w:t>
+                      <w:t>ОТНОШЕНИЯ МЕЖДУ КЛАССАМИ. МЕХАНИЗМ НАСЛЕДОВАНИЯ. ИНТЕРФЕЙСЫ</w:t>
                     </w:r>
                   </w:p>
                 </w:txbxContent>
@@ -6871,7 +5488,7 @@
         </mc:Choice>
         <mc:Fallback>
           <w:pict>
-            <v:shape w14:anchorId="41D32F9F" id="Надпись 26" o:spid="_x0000_s1038" type="#_x0000_t202" style="position:absolute;margin-left:38.7pt;margin-top:-39pt;width:60.4pt;height:11.05pt;z-index:251673600;visibility:visible;mso-wrap-style:square;mso-width-percent:0;mso-height-percent:0;mso-wrap-distance-left:9pt;mso-wrap-distance-top:0;mso-wrap-distance-right:9pt;mso-wrap-distance-bottom:0;mso-position-horizontal:absolute;mso-position-horizontal-relative:text;mso-position-vertical:absolute;mso-position-vertical-relative:text;mso-width-percent:0;mso-height-percent:0;mso-width-relative:page;mso-height-relative:page;v-text-anchor:top" o:gfxdata="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" filled="f" stroked="f">
+            <v:shape w14:anchorId="41D32F9F" id="Надпись 26" o:spid="_x0000_s1038" type="#_x0000_t202" style="position:absolute;margin-left:38.7pt;margin-top:-39pt;width:60.4pt;height:11.05pt;z-index:251673600;visibility:visible;mso-wrap-style:square;mso-width-percent:0;mso-height-percent:0;mso-wrap-distance-left:9pt;mso-wrap-distance-top:0;mso-wrap-distance-right:9pt;mso-wrap-distance-bottom:0;mso-position-horizontal:absolute;mso-position-horizontal-relative:text;mso-position-vertical:absolute;mso-position-vertical-relative:text;mso-width-percent:0;mso-height-percent:0;mso-width-relative:page;mso-height-relative:page;v-text-anchor:top" o:gfxdata="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" filled="f" stroked="f">
               <v:textbox inset="0,0,0,0">
                 <w:txbxContent>
                   <w:p>
@@ -6903,7 +5520,7 @@
       <mc:AlternateContent>
         <mc:Choice Requires="wps">
           <w:drawing>
-            <wp:anchor distT="0" distB="0" distL="114300" distR="114300" simplePos="0" relativeHeight="251666432" behindDoc="0" locked="0" layoutInCell="1" allowOverlap="1" wp14:anchorId="22D48FF2">
+            <wp:anchor distT="0" distB="0" distL="114300" distR="114300" simplePos="0" relativeHeight="251666432" behindDoc="0" locked="0" layoutInCell="1" allowOverlap="1" wp14:anchorId="22D48FF2" wp14:editId="0FFA30EE">
               <wp:simplePos x="0" y="0"/>
               <wp:positionH relativeFrom="column">
                 <wp:posOffset>118110</wp:posOffset>
@@ -6989,7 +5606,7 @@
         </mc:Choice>
         <mc:Fallback>
           <w:pict>
-            <v:shape w14:anchorId="22D48FF2" id="Надпись 24" o:spid="_x0000_s1039" type="#_x0000_t202" style="position:absolute;margin-left:9.3pt;margin-top:-55.05pt;width:28.4pt;height:11.85pt;z-index:251666432;visibility:visible;mso-wrap-style:square;mso-width-percent:0;mso-height-percent:0;mso-wrap-distance-left:9pt;mso-wrap-distance-top:0;mso-wrap-distance-right:9pt;mso-wrap-distance-bottom:0;mso-position-horizontal:absolute;mso-position-horizontal-relative:text;mso-position-vertical:absolute;mso-position-vertical-relative:text;mso-width-percent:0;mso-height-percent:0;mso-width-relative:page;mso-height-relative:page;v-text-anchor:top" o:gfxdata="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" filled="f" stroked="f">
+            <v:shape w14:anchorId="22D48FF2" id="Надпись 24" o:spid="_x0000_s1039" type="#_x0000_t202" style="position:absolute;margin-left:9.3pt;margin-top:-55.05pt;width:28.4pt;height:11.85pt;z-index:251666432;visibility:visible;mso-wrap-style:square;mso-width-percent:0;mso-height-percent:0;mso-wrap-distance-left:9pt;mso-wrap-distance-top:0;mso-wrap-distance-right:9pt;mso-wrap-distance-bottom:0;mso-position-horizontal:absolute;mso-position-horizontal-relative:text;mso-position-vertical:absolute;mso-position-vertical-relative:text;mso-width-percent:0;mso-height-percent:0;mso-width-relative:page;mso-height-relative:page;v-text-anchor:top" o:gfxdata="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" filled="f" stroked="f">
               <v:textbox inset="0,0,0,0">
                 <w:txbxContent>
                   <w:p>
@@ -7037,7 +5654,7 @@
       <mc:AlternateContent>
         <mc:Choice Requires="wps">
           <w:drawing>
-            <wp:anchor distT="0" distB="0" distL="114299" distR="114299" simplePos="0" relativeHeight="251653120" behindDoc="0" locked="0" layoutInCell="1" allowOverlap="1" wp14:anchorId="2EDF42C4">
+            <wp:anchor distT="0" distB="0" distL="114299" distR="114299" simplePos="0" relativeHeight="251653120" behindDoc="0" locked="0" layoutInCell="1" allowOverlap="1" wp14:anchorId="2EDF42C4" wp14:editId="0C33DCED">
               <wp:simplePos x="0" y="0"/>
               <wp:positionH relativeFrom="page">
                 <wp:posOffset>1379220</wp:posOffset>
@@ -7098,7 +5715,7 @@
         </mc:Choice>
         <mc:Fallback>
           <w:pict>
-            <v:line w14:anchorId="07F78F0A" id="Line 19" o:spid="_x0000_s1026" style="position:absolute;z-index:251653120;visibility:visible;mso-wrap-style:square;mso-width-percent:0;mso-height-percent:0;mso-wrap-distance-left:3.17497mm;mso-wrap-distance-top:0;mso-wrap-distance-right:3.17497mm;mso-wrap-distance-bottom:0;mso-position-horizontal:absolute;mso-position-horizontal-relative:page;mso-position-vertical:absolute;mso-position-vertical-relative:page;mso-width-percent:0;mso-height-percent:0;mso-width-relative:page;mso-height-relative:page" from="108.6pt,711.85pt" to="108.6pt,825.25pt" o:gfxdata="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" strokeweight="1.5pt">
+            <v:line w14:anchorId="07F78F0A" id="Line 19" o:spid="_x0000_s1026" style="position:absolute;z-index:251653120;visibility:visible;mso-wrap-style:square;mso-width-percent:0;mso-height-percent:0;mso-wrap-distance-left:3.17497mm;mso-wrap-distance-top:0;mso-wrap-distance-right:3.17497mm;mso-wrap-distance-bottom:0;mso-position-horizontal:absolute;mso-position-horizontal-relative:page;mso-position-vertical:absolute;mso-position-vertical-relative:page;mso-width-percent:0;mso-height-percent:0;mso-width-relative:page;mso-height-relative:page" from="108.6pt,711.85pt" to="108.6pt,825.25pt" o:gfxdata="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" strokeweight="1.5pt">
               <o:lock v:ext="edit" shapetype="f"/>
               <w10:wrap anchorx="page" anchory="page"/>
             </v:line>
@@ -7113,7 +5730,7 @@
       <mc:AlternateContent>
         <mc:Choice Requires="wps">
           <w:drawing>
-            <wp:anchor distT="0" distB="0" distL="114299" distR="114299" simplePos="0" relativeHeight="251652096" behindDoc="0" locked="0" layoutInCell="1" allowOverlap="1" wp14:anchorId="074BD3CE">
+            <wp:anchor distT="0" distB="0" distL="114299" distR="114299" simplePos="0" relativeHeight="251652096" behindDoc="0" locked="0" layoutInCell="1" allowOverlap="1" wp14:anchorId="074BD3CE" wp14:editId="3CAF27FF">
               <wp:simplePos x="0" y="0"/>
               <wp:positionH relativeFrom="page">
                 <wp:posOffset>1012825</wp:posOffset>
@@ -7174,7 +5791,7 @@
         </mc:Choice>
         <mc:Fallback>
           <w:pict>
-            <v:line w14:anchorId="46A622F6" id="Line 18" o:spid="_x0000_s1026" style="position:absolute;z-index:251652096;visibility:visible;mso-wrap-style:square;mso-width-percent:0;mso-height-percent:0;mso-wrap-distance-left:3.17497mm;mso-wrap-distance-top:0;mso-wrap-distance-right:3.17497mm;mso-wrap-distance-bottom:0;mso-position-horizontal:absolute;mso-position-horizontal-relative:page;mso-position-vertical:absolute;mso-position-vertical-relative:page;mso-width-percent:0;mso-height-percent:0;mso-width-relative:page;mso-height-relative:page" from="79.75pt,711.85pt" to="79.75pt,754.35pt" o:gfxdata="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" strokeweight="1.5pt">
+            <v:line w14:anchorId="46A622F6" id="Line 18" o:spid="_x0000_s1026" style="position:absolute;z-index:251652096;visibility:visible;mso-wrap-style:square;mso-width-percent:0;mso-height-percent:0;mso-wrap-distance-left:3.17497mm;mso-wrap-distance-top:0;mso-wrap-distance-right:3.17497mm;mso-wrap-distance-bottom:0;mso-position-horizontal:absolute;mso-position-horizontal-relative:page;mso-position-vertical:absolute;mso-position-vertical-relative:page;mso-width-percent:0;mso-height-percent:0;mso-width-relative:page;mso-height-relative:page" from="79.75pt,711.85pt" to="79.75pt,754.35pt" o:gfxdata="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" strokeweight="1.5pt">
               <o:lock v:ext="edit" shapetype="f"/>
               <w10:wrap anchorx="page" anchory="page"/>
             </v:line>
@@ -7189,7 +5806,7 @@
       <mc:AlternateContent>
         <mc:Choice Requires="wps">
           <w:drawing>
-            <wp:anchor distT="0" distB="0" distL="114300" distR="114300" simplePos="0" relativeHeight="251668480" behindDoc="0" locked="0" layoutInCell="1" allowOverlap="1" wp14:anchorId="6B22EBB2">
+            <wp:anchor distT="0" distB="0" distL="114300" distR="114300" simplePos="0" relativeHeight="251668480" behindDoc="0" locked="0" layoutInCell="1" allowOverlap="1" wp14:anchorId="6B22EBB2" wp14:editId="269E2872">
               <wp:simplePos x="0" y="0"/>
               <wp:positionH relativeFrom="column">
                 <wp:posOffset>552450</wp:posOffset>
@@ -7261,19 +5878,8 @@
                               <w:spacing w:val="-20"/>
                               <w:sz w:val="22"/>
                             </w:rPr>
-                            <w:t xml:space="preserve">№ </w:t>
+                            <w:t>№ докум</w:t>
                           </w:r>
-                          <w:proofErr w:type="spellStart"/>
-                          <w:r>
-                            <w:rPr>
-                              <w:rFonts w:ascii="ISOCPEUR" w:hAnsi="ISOCPEUR"/>
-                              <w:i/>
-                              <w:spacing w:val="-20"/>
-                              <w:sz w:val="22"/>
-                            </w:rPr>
-                            <w:t>докум</w:t>
-                          </w:r>
-                          <w:proofErr w:type="spellEnd"/>
                         </w:p>
                       </w:txbxContent>
                     </wps:txbx>
@@ -7294,7 +5900,7 @@
         </mc:Choice>
         <mc:Fallback>
           <w:pict>
-            <v:shape w14:anchorId="6B22EBB2" id="Text Box 47" o:spid="_x0000_s1040" type="#_x0000_t202" style="position:absolute;margin-left:43.5pt;margin-top:-54.85pt;width:54.65pt;height:12.6pt;z-index:251668480;visibility:visible;mso-wrap-style:square;mso-width-percent:0;mso-height-percent:0;mso-wrap-distance-left:9pt;mso-wrap-distance-top:0;mso-wrap-distance-right:9pt;mso-wrap-distance-bottom:0;mso-position-horizontal:absolute;mso-position-horizontal-relative:text;mso-position-vertical:absolute;mso-position-vertical-relative:text;mso-width-percent:0;mso-height-percent:0;mso-width-relative:page;mso-height-relative:page;v-text-anchor:top" o:gfxdata="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" filled="f" stroked="f">
+            <v:shape w14:anchorId="6B22EBB2" id="Text Box 47" o:spid="_x0000_s1040" type="#_x0000_t202" style="position:absolute;margin-left:43.5pt;margin-top:-54.85pt;width:54.65pt;height:12.6pt;z-index:251668480;visibility:visible;mso-wrap-style:square;mso-width-percent:0;mso-height-percent:0;mso-wrap-distance-left:9pt;mso-wrap-distance-top:0;mso-wrap-distance-right:9pt;mso-wrap-distance-bottom:0;mso-position-horizontal:absolute;mso-position-horizontal-relative:text;mso-position-vertical:absolute;mso-position-vertical-relative:text;mso-width-percent:0;mso-height-percent:0;mso-width-relative:page;mso-height-relative:page;v-text-anchor:top" o:gfxdata="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" filled="f" stroked="f">
               <v:path arrowok="t"/>
               <v:textbox inset="0,0,0,0">
                 <w:txbxContent>
@@ -7315,19 +5921,8 @@
                         <w:spacing w:val="-20"/>
                         <w:sz w:val="22"/>
                       </w:rPr>
-                      <w:t xml:space="preserve">№ </w:t>
+                      <w:t>№ докум</w:t>
                     </w:r>
-                    <w:proofErr w:type="spellStart"/>
-                    <w:r>
-                      <w:rPr>
-                        <w:rFonts w:ascii="ISOCPEUR" w:hAnsi="ISOCPEUR"/>
-                        <w:i/>
-                        <w:spacing w:val="-20"/>
-                        <w:sz w:val="22"/>
-                      </w:rPr>
-                      <w:t>докум</w:t>
-                    </w:r>
-                    <w:proofErr w:type="spellEnd"/>
                   </w:p>
                 </w:txbxContent>
               </v:textbox>
@@ -7343,7 +5938,7 @@
       <mc:AlternateContent>
         <mc:Choice Requires="wps">
           <w:drawing>
-            <wp:anchor distT="0" distB="0" distL="114300" distR="114300" simplePos="0" relativeHeight="251678720" behindDoc="0" locked="0" layoutInCell="1" allowOverlap="1" wp14:anchorId="3F33EF6F">
+            <wp:anchor distT="0" distB="0" distL="114300" distR="114300" simplePos="0" relativeHeight="251678720" behindDoc="0" locked="0" layoutInCell="1" allowOverlap="1" wp14:anchorId="3F33EF6F" wp14:editId="1C8269D8">
               <wp:simplePos x="0" y="0"/>
               <wp:positionH relativeFrom="column">
                 <wp:posOffset>5212080</wp:posOffset>
@@ -7411,7 +6006,7 @@
         </mc:Choice>
         <mc:Fallback>
           <w:pict>
-            <v:shape w14:anchorId="3F33EF6F" id="Надпись 23" o:spid="_x0000_s1041" type="#_x0000_t202" style="position:absolute;margin-left:410.4pt;margin-top:-26.95pt;width:100.75pt;height:19.15pt;z-index:251678720;visibility:visible;mso-wrap-style:square;mso-width-percent:0;mso-height-percent:0;mso-wrap-distance-left:9pt;mso-wrap-distance-top:0;mso-wrap-distance-right:9pt;mso-wrap-distance-bottom:0;mso-position-horizontal:absolute;mso-position-horizontal-relative:text;mso-position-vertical:absolute;mso-position-vertical-relative:text;mso-width-percent:0;mso-height-percent:0;mso-width-relative:page;mso-height-relative:page;v-text-anchor:top" o:gfxdata="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" filled="f" stroked="f">
+            <v:shape w14:anchorId="3F33EF6F" id="Надпись 23" o:spid="_x0000_s1041" type="#_x0000_t202" style="position:absolute;margin-left:410.4pt;margin-top:-26.95pt;width:100.75pt;height:19.15pt;z-index:251678720;visibility:visible;mso-wrap-style:square;mso-width-percent:0;mso-height-percent:0;mso-wrap-distance-left:9pt;mso-wrap-distance-top:0;mso-wrap-distance-right:9pt;mso-wrap-distance-bottom:0;mso-position-horizontal:absolute;mso-position-horizontal-relative:text;mso-position-vertical:absolute;mso-position-vertical-relative:text;mso-width-percent:0;mso-height-percent:0;mso-width-relative:page;mso-height-relative:page;v-text-anchor:top" o:gfxdata="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" filled="f" stroked="f">
               <v:textbox inset="0,0,0,0">
                 <w:txbxContent>
                   <w:p>
@@ -7441,7 +6036,7 @@
       <mc:AlternateContent>
         <mc:Choice Requires="wps">
           <w:drawing>
-            <wp:anchor distT="0" distB="0" distL="114298" distR="114298" simplePos="0" relativeHeight="251689984" behindDoc="0" locked="0" layoutInCell="1" allowOverlap="1" wp14:anchorId="4166DD5C">
+            <wp:anchor distT="0" distB="0" distL="114298" distR="114298" simplePos="0" relativeHeight="251689984" behindDoc="0" locked="0" layoutInCell="1" allowOverlap="1" wp14:anchorId="4166DD5C" wp14:editId="5223416F">
               <wp:simplePos x="0" y="0"/>
               <wp:positionH relativeFrom="page">
                 <wp:posOffset>5939154</wp:posOffset>
@@ -7495,7 +6090,7 @@
         </mc:Choice>
         <mc:Fallback>
           <w:pict>
-            <v:line w14:anchorId="39CA96B3" id="Прямая соединительная линия 22" o:spid="_x0000_s1026" style="position:absolute;z-index:251689984;visibility:visible;mso-wrap-style:square;mso-width-percent:0;mso-height-percent:0;mso-wrap-distance-left:3.17494mm;mso-wrap-distance-top:0;mso-wrap-distance-right:3.17494mm;mso-wrap-distance-bottom:0;mso-position-horizontal:absolute;mso-position-horizontal-relative:page;mso-position-vertical:absolute;mso-position-vertical-relative:page;mso-width-percent:0;mso-height-percent:0;mso-width-relative:page;mso-height-relative:page" from="467.65pt,768.45pt" to="467.65pt,781.65pt" o:gfxdata="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" strokeweight="1.5pt">
+            <v:line w14:anchorId="39CA96B3" id="Прямая соединительная линия 22" o:spid="_x0000_s1026" style="position:absolute;z-index:251689984;visibility:visible;mso-wrap-style:square;mso-width-percent:0;mso-height-percent:0;mso-wrap-distance-left:3.17494mm;mso-wrap-distance-top:0;mso-wrap-distance-right:3.17494mm;mso-wrap-distance-bottom:0;mso-position-horizontal:absolute;mso-position-horizontal-relative:page;mso-position-vertical:absolute;mso-position-vertical-relative:page;mso-width-percent:0;mso-height-percent:0;mso-width-relative:page;mso-height-relative:page" from="467.65pt,768.45pt" to="467.65pt,781.65pt" o:gfxdata="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" strokeweight="1.5pt">
               <o:lock v:ext="edit" shapetype="f"/>
               <w10:wrap anchorx="page" anchory="page"/>
             </v:line>
@@ -7510,7 +6105,7 @@
       <mc:AlternateContent>
         <mc:Choice Requires="wps">
           <w:drawing>
-            <wp:anchor distT="0" distB="0" distL="114299" distR="114299" simplePos="0" relativeHeight="251688960" behindDoc="0" locked="0" layoutInCell="1" allowOverlap="1" wp14:anchorId="11965FE8">
+            <wp:anchor distT="0" distB="0" distL="114299" distR="114299" simplePos="0" relativeHeight="251688960" behindDoc="0" locked="0" layoutInCell="1" allowOverlap="1" wp14:anchorId="11965FE8" wp14:editId="2D92217B">
               <wp:simplePos x="0" y="0"/>
               <wp:positionH relativeFrom="page">
                 <wp:posOffset>5753100</wp:posOffset>
@@ -7571,7 +6166,7 @@
         </mc:Choice>
         <mc:Fallback>
           <w:pict>
-            <v:line w14:anchorId="290FF902" id="Line 115" o:spid="_x0000_s1026" style="position:absolute;z-index:251688960;visibility:visible;mso-wrap-style:square;mso-width-percent:0;mso-height-percent:0;mso-wrap-distance-left:3.17497mm;mso-wrap-distance-top:0;mso-wrap-distance-right:3.17497mm;mso-wrap-distance-bottom:0;mso-position-horizontal:absolute;mso-position-horizontal-relative:page;mso-position-vertical:absolute;mso-position-vertical-relative:page;mso-width-percent:0;mso-height-percent:0;mso-width-relative:page;mso-height-relative:page" from="453pt,767.45pt" to="453pt,782.2pt" o:gfxdata="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" strokeweight="1.5pt">
+            <v:line w14:anchorId="290FF902" id="Line 115" o:spid="_x0000_s1026" style="position:absolute;z-index:251688960;visibility:visible;mso-wrap-style:square;mso-width-percent:0;mso-height-percent:0;mso-wrap-distance-left:3.17497mm;mso-wrap-distance-top:0;mso-wrap-distance-right:3.17497mm;mso-wrap-distance-bottom:0;mso-position-horizontal:absolute;mso-position-horizontal-relative:page;mso-position-vertical:absolute;mso-position-vertical-relative:page;mso-width-percent:0;mso-height-percent:0;mso-width-relative:page;mso-height-relative:page" from="453pt,767.45pt" to="453pt,782.2pt" o:gfxdata="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" strokeweight="1.5pt">
               <o:lock v:ext="edit" shapetype="f"/>
               <w10:wrap anchorx="page" anchory="page"/>
             </v:line>
@@ -7586,7 +6181,7 @@
       <mc:AlternateContent>
         <mc:Choice Requires="wps">
           <w:drawing>
-            <wp:anchor distT="0" distB="0" distL="114299" distR="114299" simplePos="0" relativeHeight="251658240" behindDoc="0" locked="0" layoutInCell="1" allowOverlap="1" wp14:anchorId="0C45D489">
+            <wp:anchor distT="0" distB="0" distL="114299" distR="114299" simplePos="0" relativeHeight="251658240" behindDoc="0" locked="0" layoutInCell="1" allowOverlap="1" wp14:anchorId="0C45D489" wp14:editId="5A1B4393">
               <wp:simplePos x="0" y="0"/>
               <wp:positionH relativeFrom="page">
                 <wp:posOffset>6120130</wp:posOffset>
@@ -7647,7 +6242,7 @@
         </mc:Choice>
         <mc:Fallback>
           <w:pict>
-            <v:line w14:anchorId="3361AF35" id="Line 25" o:spid="_x0000_s1026" style="position:absolute;z-index:251658240;visibility:visible;mso-wrap-style:square;mso-width-percent:0;mso-height-percent:0;mso-wrap-distance-left:3.17497mm;mso-wrap-distance-top:0;mso-wrap-distance-right:3.17497mm;mso-wrap-distance-bottom:0;mso-position-horizontal:absolute;mso-position-horizontal-relative:page;mso-position-vertical:absolute;mso-position-vertical-relative:page;mso-width-percent:0;mso-height-percent:0;mso-width-relative:page;mso-height-relative:page" from="481.9pt,753.5pt" to="481.9pt,781.85pt" o:gfxdata="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" strokeweight="1.5pt">
+            <v:line w14:anchorId="3361AF35" id="Line 25" o:spid="_x0000_s1026" style="position:absolute;z-index:251658240;visibility:visible;mso-wrap-style:square;mso-width-percent:0;mso-height-percent:0;mso-wrap-distance-left:3.17497mm;mso-wrap-distance-top:0;mso-wrap-distance-right:3.17497mm;mso-wrap-distance-bottom:0;mso-position-horizontal:absolute;mso-position-horizontal-relative:page;mso-position-vertical:absolute;mso-position-vertical-relative:page;mso-width-percent:0;mso-height-percent:0;mso-width-relative:page;mso-height-relative:page" from="481.9pt,753.5pt" to="481.9pt,781.85pt" o:gfxdata="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" strokeweight="1.5pt">
               <o:lock v:ext="edit" shapetype="f"/>
               <w10:wrap anchorx="page" anchory="page"/>
             </v:line>
@@ -7662,7 +6257,7 @@
       <mc:AlternateContent>
         <mc:Choice Requires="wps">
           <w:drawing>
-            <wp:anchor distT="0" distB="0" distL="114300" distR="114300" simplePos="0" relativeHeight="251687936" behindDoc="0" locked="0" layoutInCell="1" allowOverlap="1" wp14:anchorId="59237653">
+            <wp:anchor distT="0" distB="0" distL="114300" distR="114300" simplePos="0" relativeHeight="251687936" behindDoc="0" locked="0" layoutInCell="1" allowOverlap="1" wp14:anchorId="59237653" wp14:editId="62FC3AB6">
               <wp:simplePos x="0" y="0"/>
               <wp:positionH relativeFrom="column">
                 <wp:posOffset>539115</wp:posOffset>
@@ -7740,7 +6335,7 @@
         </mc:Choice>
         <mc:Fallback>
           <w:pict>
-            <v:shape w14:anchorId="59237653" id="Text Box 114" o:spid="_x0000_s1042" type="#_x0000_t202" style="position:absolute;margin-left:42.45pt;margin-top:15.9pt;width:56.75pt;height:14.2pt;z-index:251687936;visibility:visible;mso-wrap-style:square;mso-width-percent:0;mso-height-percent:0;mso-wrap-distance-left:9pt;mso-wrap-distance-top:0;mso-wrap-distance-right:9pt;mso-wrap-distance-bottom:0;mso-position-horizontal:absolute;mso-position-horizontal-relative:text;mso-position-vertical:absolute;mso-position-vertical-relative:text;mso-width-percent:0;mso-height-percent:0;mso-width-relative:page;mso-height-relative:page;v-text-anchor:top" o:gfxdata="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" stroked="f">
+            <v:shape w14:anchorId="59237653" id="Text Box 114" o:spid="_x0000_s1042" type="#_x0000_t202" style="position:absolute;margin-left:42.45pt;margin-top:15.9pt;width:56.75pt;height:14.2pt;z-index:251687936;visibility:visible;mso-wrap-style:square;mso-width-percent:0;mso-height-percent:0;mso-wrap-distance-left:9pt;mso-wrap-distance-top:0;mso-wrap-distance-right:9pt;mso-wrap-distance-bottom:0;mso-position-horizontal:absolute;mso-position-horizontal-relative:text;mso-position-vertical:absolute;mso-position-vertical-relative:text;mso-width-percent:0;mso-height-percent:0;mso-width-relative:page;mso-height-relative:page;v-text-anchor:top" o:gfxdata="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" stroked="f">
               <v:fill opacity="0"/>
               <v:path arrowok="t"/>
               <v:textbox inset="0,0,0,0">
@@ -7766,7 +6361,7 @@
       <mc:AlternateContent>
         <mc:Choice Requires="wps">
           <w:drawing>
-            <wp:anchor distT="0" distB="0" distL="114300" distR="114300" simplePos="0" relativeHeight="251686912" behindDoc="0" locked="0" layoutInCell="1" allowOverlap="1" wp14:anchorId="68CF6761">
+            <wp:anchor distT="0" distB="0" distL="114300" distR="114300" simplePos="0" relativeHeight="251686912" behindDoc="0" locked="0" layoutInCell="1" allowOverlap="1" wp14:anchorId="68CF6761" wp14:editId="01654FEF">
               <wp:simplePos x="0" y="0"/>
               <wp:positionH relativeFrom="column">
                 <wp:posOffset>541655</wp:posOffset>
@@ -7826,7 +6421,7 @@
         </mc:Choice>
         <mc:Fallback>
           <w:pict>
-            <v:shape w14:anchorId="68CF6761" id="Надпись 21" o:spid="_x0000_s1043" type="#_x0000_t202" style="position:absolute;margin-left:42.65pt;margin-top:1.8pt;width:56.45pt;height:13.9pt;z-index:251686912;visibility:visible;mso-wrap-style:square;mso-width-percent:0;mso-height-percent:0;mso-wrap-distance-left:9pt;mso-wrap-distance-top:0;mso-wrap-distance-right:9pt;mso-wrap-distance-bottom:0;mso-position-horizontal:absolute;mso-position-horizontal-relative:text;mso-position-vertical:absolute;mso-position-vertical-relative:text;mso-width-percent:0;mso-height-percent:0;mso-width-relative:page;mso-height-relative:page;v-text-anchor:top" o:gfxdata="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" stroked="f">
+            <v:shape w14:anchorId="68CF6761" id="Надпись 21" o:spid="_x0000_s1043" type="#_x0000_t202" style="position:absolute;margin-left:42.65pt;margin-top:1.8pt;width:56.45pt;height:13.9pt;z-index:251686912;visibility:visible;mso-wrap-style:square;mso-width-percent:0;mso-height-percent:0;mso-wrap-distance-left:9pt;mso-wrap-distance-top:0;mso-wrap-distance-right:9pt;mso-wrap-distance-bottom:0;mso-position-horizontal:absolute;mso-position-horizontal-relative:text;mso-position-vertical:absolute;mso-position-vertical-relative:text;mso-width-percent:0;mso-height-percent:0;mso-width-relative:page;mso-height-relative:page;v-text-anchor:top" o:gfxdata="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" stroked="f">
               <v:fill opacity="0"/>
               <v:textbox inset="0,0,0,0">
                 <w:txbxContent>
@@ -7845,7 +6440,7 @@
       <mc:AlternateContent>
         <mc:Choice Requires="wps">
           <w:drawing>
-            <wp:anchor distT="0" distB="0" distL="114300" distR="114300" simplePos="0" relativeHeight="251685888" behindDoc="0" locked="0" layoutInCell="1" allowOverlap="1" wp14:anchorId="7DC1216D">
+            <wp:anchor distT="0" distB="0" distL="114300" distR="114300" simplePos="0" relativeHeight="251685888" behindDoc="0" locked="0" layoutInCell="1" allowOverlap="1" wp14:anchorId="7DC1216D" wp14:editId="26B821F3">
               <wp:simplePos x="0" y="0"/>
               <wp:positionH relativeFrom="column">
                 <wp:posOffset>539115</wp:posOffset>
@@ -7909,7 +6504,7 @@
         </mc:Choice>
         <mc:Fallback>
           <w:pict>
-            <v:shape w14:anchorId="7DC1216D" id="Надпись 20" o:spid="_x0000_s1044" type="#_x0000_t202" style="position:absolute;margin-left:42.45pt;margin-top:-12.45pt;width:56.75pt;height:14.2pt;z-index:251685888;visibility:visible;mso-wrap-style:square;mso-width-percent:0;mso-height-percent:0;mso-wrap-distance-left:9pt;mso-wrap-distance-top:0;mso-wrap-distance-right:9pt;mso-wrap-distance-bottom:0;mso-position-horizontal:absolute;mso-position-horizontal-relative:text;mso-position-vertical:absolute;mso-position-vertical-relative:text;mso-width-percent:0;mso-height-percent:0;mso-width-relative:page;mso-height-relative:page;v-text-anchor:top" o:gfxdata="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" stroked="f">
+            <v:shape w14:anchorId="7DC1216D" id="Надпись 20" o:spid="_x0000_s1044" type="#_x0000_t202" style="position:absolute;margin-left:42.45pt;margin-top:-12.45pt;width:56.75pt;height:14.2pt;z-index:251685888;visibility:visible;mso-wrap-style:square;mso-width-percent:0;mso-height-percent:0;mso-wrap-distance-left:9pt;mso-wrap-distance-top:0;mso-wrap-distance-right:9pt;mso-wrap-distance-bottom:0;mso-position-horizontal:absolute;mso-position-horizontal-relative:text;mso-position-vertical:absolute;mso-position-vertical-relative:text;mso-width-percent:0;mso-height-percent:0;mso-width-relative:page;mso-height-relative:page;v-text-anchor:top" o:gfxdata="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" stroked="f">
               <v:fill opacity="0"/>
               <v:textbox inset="0,0,0,0">
                 <w:txbxContent>
@@ -7932,7 +6527,7 @@
       <mc:AlternateContent>
         <mc:Choice Requires="wps">
           <w:drawing>
-            <wp:anchor distT="0" distB="0" distL="114300" distR="114300" simplePos="0" relativeHeight="251684864" behindDoc="0" locked="0" layoutInCell="1" allowOverlap="1" wp14:anchorId="4FA1083E">
+            <wp:anchor distT="0" distB="0" distL="114300" distR="114300" simplePos="0" relativeHeight="251684864" behindDoc="0" locked="0" layoutInCell="1" allowOverlap="1" wp14:anchorId="4FA1083E" wp14:editId="00FB1B82">
               <wp:simplePos x="0" y="0"/>
               <wp:positionH relativeFrom="column">
                 <wp:posOffset>-177800</wp:posOffset>
@@ -8026,7 +6621,7 @@
         </mc:Choice>
         <mc:Fallback>
           <w:pict>
-            <v:shape w14:anchorId="4FA1083E" id="Text Box 111" o:spid="_x0000_s1045" type="#_x0000_t202" style="position:absolute;margin-left:-14pt;margin-top:16.05pt;width:56.8pt;height:13.5pt;z-index:251684864;visibility:visible;mso-wrap-style:square;mso-width-percent:0;mso-height-percent:0;mso-wrap-distance-left:9pt;mso-wrap-distance-top:0;mso-wrap-distance-right:9pt;mso-wrap-distance-bottom:0;mso-position-horizontal:absolute;mso-position-horizontal-relative:text;mso-position-vertical:absolute;mso-position-vertical-relative:text;mso-width-percent:0;mso-height-percent:0;mso-width-relative:page;mso-height-relative:page;v-text-anchor:top" o:gfxdata="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" stroked="f">
+            <v:shape w14:anchorId="4FA1083E" id="Text Box 111" o:spid="_x0000_s1045" type="#_x0000_t202" style="position:absolute;margin-left:-14pt;margin-top:16.05pt;width:56.8pt;height:13.5pt;z-index:251684864;visibility:visible;mso-wrap-style:square;mso-width-percent:0;mso-height-percent:0;mso-wrap-distance-left:9pt;mso-wrap-distance-top:0;mso-wrap-distance-right:9pt;mso-wrap-distance-bottom:0;mso-position-horizontal:absolute;mso-position-horizontal-relative:text;mso-position-vertical:absolute;mso-position-vertical-relative:text;mso-width-percent:0;mso-height-percent:0;mso-width-relative:page;mso-height-relative:page;v-text-anchor:top" o:gfxdata="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" stroked="f">
               <v:fill opacity="0"/>
               <v:path arrowok="t"/>
               <v:textbox inset="0,0,0,0">
@@ -8068,7 +6663,7 @@
       <mc:AlternateContent>
         <mc:Choice Requires="wps">
           <w:drawing>
-            <wp:anchor distT="0" distB="0" distL="114300" distR="114300" simplePos="0" relativeHeight="251671552" behindDoc="0" locked="0" layoutInCell="1" allowOverlap="1" wp14:anchorId="73B4EDD9">
+            <wp:anchor distT="0" distB="0" distL="114300" distR="114300" simplePos="0" relativeHeight="251671552" behindDoc="0" locked="0" layoutInCell="1" allowOverlap="1" wp14:anchorId="73B4EDD9" wp14:editId="3C5AF9FE">
               <wp:simplePos x="0" y="0"/>
               <wp:positionH relativeFrom="column">
                 <wp:posOffset>-168910</wp:posOffset>
@@ -8139,23 +6734,13 @@
                             </w:rPr>
                             <w:t xml:space="preserve"> </w:t>
                           </w:r>
-                          <w:proofErr w:type="spellStart"/>
                           <w:r>
                             <w:rPr>
                               <w:rFonts w:ascii="ISOCPEUR" w:hAnsi="ISOCPEUR"/>
                               <w:i/>
                               <w:sz w:val="22"/>
                             </w:rPr>
-                            <w:t>Разраб</w:t>
-                          </w:r>
-                          <w:proofErr w:type="spellEnd"/>
-                          <w:r>
-                            <w:rPr>
-                              <w:rFonts w:ascii="ISOCPEUR" w:hAnsi="ISOCPEUR"/>
-                              <w:i/>
-                              <w:sz w:val="22"/>
-                            </w:rPr>
-                            <w:t>.</w:t>
+                            <w:t>Разраб.</w:t>
                           </w:r>
                         </w:p>
                       </w:txbxContent>
@@ -8177,7 +6762,7 @@
         </mc:Choice>
         <mc:Fallback>
           <w:pict>
-            <v:shape w14:anchorId="73B4EDD9" id="Text Box 50" o:spid="_x0000_s1046" type="#_x0000_t202" style="position:absolute;margin-left:-13.3pt;margin-top:-41.4pt;width:56.8pt;height:14.2pt;z-index:251671552;visibility:visible;mso-wrap-style:square;mso-width-percent:0;mso-height-percent:0;mso-wrap-distance-left:9pt;mso-wrap-distance-top:0;mso-wrap-distance-right:9pt;mso-wrap-distance-bottom:0;mso-position-horizontal:absolute;mso-position-horizontal-relative:text;mso-position-vertical:absolute;mso-position-vertical-relative:text;mso-width-percent:0;mso-height-percent:0;mso-width-relative:page;mso-height-relative:page;v-text-anchor:top" o:gfxdata="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" filled="f" stroked="f">
+            <v:shape w14:anchorId="73B4EDD9" id="Text Box 50" o:spid="_x0000_s1046" type="#_x0000_t202" style="position:absolute;margin-left:-13.3pt;margin-top:-41.4pt;width:56.8pt;height:14.2pt;z-index:251671552;visibility:visible;mso-wrap-style:square;mso-width-percent:0;mso-height-percent:0;mso-wrap-distance-left:9pt;mso-wrap-distance-top:0;mso-wrap-distance-right:9pt;mso-wrap-distance-bottom:0;mso-position-horizontal:absolute;mso-position-horizontal-relative:text;mso-position-vertical:absolute;mso-position-vertical-relative:text;mso-width-percent:0;mso-height-percent:0;mso-width-relative:page;mso-height-relative:page;v-text-anchor:top" o:gfxdata="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" filled="f" stroked="f">
               <v:path arrowok="t"/>
               <v:textbox inset="0,0,0,0">
                 <w:txbxContent>
@@ -8197,23 +6782,13 @@
                       </w:rPr>
                       <w:t xml:space="preserve"> </w:t>
                     </w:r>
-                    <w:proofErr w:type="spellStart"/>
                     <w:r>
                       <w:rPr>
                         <w:rFonts w:ascii="ISOCPEUR" w:hAnsi="ISOCPEUR"/>
                         <w:i/>
                         <w:sz w:val="22"/>
                       </w:rPr>
-                      <w:t>Разраб</w:t>
-                    </w:r>
-                    <w:proofErr w:type="spellEnd"/>
-                    <w:r>
-                      <w:rPr>
-                        <w:rFonts w:ascii="ISOCPEUR" w:hAnsi="ISOCPEUR"/>
-                        <w:i/>
-                        <w:sz w:val="22"/>
-                      </w:rPr>
-                      <w:t>.</w:t>
+                      <w:t>Разраб.</w:t>
                     </w:r>
                   </w:p>
                 </w:txbxContent>
@@ -8230,7 +6805,7 @@
       <mc:AlternateContent>
         <mc:Choice Requires="wps">
           <w:drawing>
-            <wp:anchor distT="0" distB="0" distL="114300" distR="114300" simplePos="0" relativeHeight="251672576" behindDoc="0" locked="0" layoutInCell="1" allowOverlap="1" wp14:anchorId="3E2231AE">
+            <wp:anchor distT="0" distB="0" distL="114300" distR="114300" simplePos="0" relativeHeight="251672576" behindDoc="0" locked="0" layoutInCell="1" allowOverlap="1" wp14:anchorId="3E2231AE" wp14:editId="09356A78">
               <wp:simplePos x="0" y="0"/>
               <wp:positionH relativeFrom="column">
                 <wp:posOffset>-182880</wp:posOffset>
@@ -8385,7 +6960,7 @@
         </mc:Choice>
         <mc:Fallback>
           <w:pict>
-            <v:shape w14:anchorId="3E2231AE" id="Text Box 51" o:spid="_x0000_s1047" type="#_x0000_t202" style="position:absolute;margin-left:-14.4pt;margin-top:-26.95pt;width:56.8pt;height:14.2pt;z-index:251672576;visibility:visible;mso-wrap-style:square;mso-width-percent:0;mso-height-percent:0;mso-wrap-distance-left:9pt;mso-wrap-distance-top:0;mso-wrap-distance-right:9pt;mso-wrap-distance-bottom:0;mso-position-horizontal:absolute;mso-position-horizontal-relative:text;mso-position-vertical:absolute;mso-position-vertical-relative:text;mso-width-percent:0;mso-height-percent:0;mso-width-relative:page;mso-height-relative:page;v-text-anchor:top" o:gfxdata="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" filled="f" stroked="f">
+            <v:shape w14:anchorId="3E2231AE" id="Text Box 51" o:spid="_x0000_s1047" type="#_x0000_t202" style="position:absolute;margin-left:-14.4pt;margin-top:-26.95pt;width:56.8pt;height:14.2pt;z-index:251672576;visibility:visible;mso-wrap-style:square;mso-width-percent:0;mso-height-percent:0;mso-wrap-distance-left:9pt;mso-wrap-distance-top:0;mso-wrap-distance-right:9pt;mso-wrap-distance-bottom:0;mso-position-horizontal:absolute;mso-position-horizontal-relative:text;mso-position-vertical:absolute;mso-position-vertical-relative:text;mso-width-percent:0;mso-height-percent:0;mso-width-relative:page;mso-height-relative:page;v-text-anchor:top" o:gfxdata="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" filled="f" stroked="f">
               <v:path arrowok="t"/>
               <v:textbox inset="0,0,0,0">
                 <w:txbxContent>
@@ -8484,7 +7059,7 @@
       <mc:AlternateContent>
         <mc:Choice Requires="wps">
           <w:drawing>
-            <wp:anchor distT="0" distB="0" distL="114300" distR="114300" simplePos="0" relativeHeight="251674624" behindDoc="0" locked="0" layoutInCell="1" allowOverlap="1" wp14:anchorId="07C2A482">
+            <wp:anchor distT="0" distB="0" distL="114300" distR="114300" simplePos="0" relativeHeight="251674624" behindDoc="0" locked="0" layoutInCell="1" allowOverlap="1" wp14:anchorId="07C2A482" wp14:editId="6142351D">
               <wp:simplePos x="0" y="0"/>
               <wp:positionH relativeFrom="column">
                 <wp:posOffset>537845</wp:posOffset>
@@ -8554,7 +7129,7 @@
         </mc:Choice>
         <mc:Fallback>
           <w:pict>
-            <v:shape w14:anchorId="07C2A482" id="Надпись 19" o:spid="_x0000_s1048" type="#_x0000_t202" style="position:absolute;margin-left:42.35pt;margin-top:-26.35pt;width:56.8pt;height:12.4pt;z-index:251674624;visibility:visible;mso-wrap-style:square;mso-width-percent:0;mso-height-percent:0;mso-wrap-distance-left:9pt;mso-wrap-distance-top:0;mso-wrap-distance-right:9pt;mso-wrap-distance-bottom:0;mso-position-horizontal:absolute;mso-position-horizontal-relative:text;mso-position-vertical:absolute;mso-position-vertical-relative:text;mso-width-percent:0;mso-height-percent:0;mso-width-relative:page;mso-height-relative:page;v-text-anchor:top" o:gfxdata="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" filled="f" stroked="f">
+            <v:shape w14:anchorId="07C2A482" id="Надпись 19" o:spid="_x0000_s1048" type="#_x0000_t202" style="position:absolute;margin-left:42.35pt;margin-top:-26.35pt;width:56.8pt;height:12.4pt;z-index:251674624;visibility:visible;mso-wrap-style:square;mso-width-percent:0;mso-height-percent:0;mso-wrap-distance-left:9pt;mso-wrap-distance-top:0;mso-wrap-distance-right:9pt;mso-wrap-distance-bottom:0;mso-position-horizontal:absolute;mso-position-horizontal-relative:text;mso-position-vertical:absolute;mso-position-vertical-relative:text;mso-width-percent:0;mso-height-percent:0;mso-width-relative:page;mso-height-relative:page;v-text-anchor:top" o:gfxdata="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" filled="f" stroked="f">
               <v:textbox inset="0,0,0,0">
                 <w:txbxContent>
                   <w:p>
@@ -8586,7 +7161,7 @@
       <mc:AlternateContent>
         <mc:Choice Requires="wps">
           <w:drawing>
-            <wp:anchor distT="0" distB="0" distL="114300" distR="114300" simplePos="0" relativeHeight="251681792" behindDoc="0" locked="0" layoutInCell="1" allowOverlap="1" wp14:anchorId="02417628">
+            <wp:anchor distT="0" distB="0" distL="114300" distR="114300" simplePos="0" relativeHeight="251681792" behindDoc="0" locked="0" layoutInCell="1" allowOverlap="1" wp14:anchorId="02417628" wp14:editId="43FC8A3A">
               <wp:simplePos x="0" y="0"/>
               <wp:positionH relativeFrom="column">
                 <wp:posOffset>2157730</wp:posOffset>
@@ -8655,15 +7230,7 @@
                               <w:sz w:val="28"/>
                               <w:szCs w:val="28"/>
                             </w:rPr>
-                            <w:t>УП 5-04-0612-</w:t>
-                          </w:r>
-                          <w:proofErr w:type="gramStart"/>
-                          <w:r>
-                            <w:rPr>
-                              <w:sz w:val="28"/>
-                              <w:szCs w:val="28"/>
-                            </w:rPr>
-                            <w:t>02.4</w:t>
+                            <w:t>УП 5-04-0612-02.4</w:t>
                           </w:r>
                           <w:r>
                             <w:rPr>
@@ -8684,15 +7251,7 @@
                               <w:sz w:val="28"/>
                               <w:szCs w:val="28"/>
                             </w:rPr>
-                            <w:t>М</w:t>
-                          </w:r>
-                          <w:proofErr w:type="gramEnd"/>
-                          <w:r>
-                            <w:rPr>
-                              <w:sz w:val="28"/>
-                              <w:szCs w:val="28"/>
-                            </w:rPr>
-                            <w:t>-134</w:t>
+                            <w:t>М-134</w:t>
                           </w:r>
                           <w:r>
                             <w:rPr>
@@ -8706,7 +7265,21 @@
                               <w:sz w:val="28"/>
                               <w:szCs w:val="28"/>
                             </w:rPr>
-                            <w:t>25.</w:t>
+                            <w:t>2</w:t>
+                          </w:r>
+                          <w:r>
+                            <w:rPr>
+                              <w:sz w:val="28"/>
+                              <w:szCs w:val="28"/>
+                            </w:rPr>
+                            <w:t>6</w:t>
+                          </w:r>
+                          <w:r>
+                            <w:rPr>
+                              <w:sz w:val="28"/>
+                              <w:szCs w:val="28"/>
+                            </w:rPr>
+                            <w:t>.</w:t>
                           </w:r>
                           <w:r>
                             <w:rPr>
@@ -8753,7 +7326,7 @@
         </mc:Choice>
         <mc:Fallback>
           <w:pict>
-            <v:shape w14:anchorId="02417628" id="Text Box 103" o:spid="_x0000_s1049" type="#_x0000_t202" style="position:absolute;margin-left:169.9pt;margin-top:-69.25pt;width:340.8pt;height:28.4pt;z-index:251681792;visibility:visible;mso-wrap-style:square;mso-width-percent:0;mso-height-percent:0;mso-wrap-distance-left:9pt;mso-wrap-distance-top:0;mso-wrap-distance-right:9pt;mso-wrap-distance-bottom:0;mso-position-horizontal:absolute;mso-position-horizontal-relative:text;mso-position-vertical:absolute;mso-position-vertical-relative:text;mso-width-percent:0;mso-height-percent:0;mso-width-relative:page;mso-height-relative:page;v-text-anchor:top" o:gfxdata="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" filled="f" stroked="f">
+            <v:shape w14:anchorId="02417628" id="Text Box 103" o:spid="_x0000_s1049" type="#_x0000_t202" style="position:absolute;margin-left:169.9pt;margin-top:-69.25pt;width:340.8pt;height:28.4pt;z-index:251681792;visibility:visible;mso-wrap-style:square;mso-width-percent:0;mso-height-percent:0;mso-wrap-distance-left:9pt;mso-wrap-distance-top:0;mso-wrap-distance-right:9pt;mso-wrap-distance-bottom:0;mso-position-horizontal:absolute;mso-position-horizontal-relative:text;mso-position-vertical:absolute;mso-position-vertical-relative:text;mso-width-percent:0;mso-height-percent:0;mso-width-relative:page;mso-height-relative:page;v-text-anchor:top" o:gfxdata="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" filled="f" stroked="f">
               <v:path arrowok="t"/>
               <v:textbox inset="0,0,0,0">
                 <w:txbxContent>
@@ -8771,15 +7344,7 @@
                         <w:sz w:val="28"/>
                         <w:szCs w:val="28"/>
                       </w:rPr>
-                      <w:t>УП 5-04-0612-</w:t>
-                    </w:r>
-                    <w:proofErr w:type="gramStart"/>
-                    <w:r>
-                      <w:rPr>
-                        <w:sz w:val="28"/>
-                        <w:szCs w:val="28"/>
-                      </w:rPr>
-                      <w:t>02.4</w:t>
+                      <w:t>УП 5-04-0612-02.4</w:t>
                     </w:r>
                     <w:r>
                       <w:rPr>
@@ -8800,15 +7365,7 @@
                         <w:sz w:val="28"/>
                         <w:szCs w:val="28"/>
                       </w:rPr>
-                      <w:t>М</w:t>
-                    </w:r>
-                    <w:proofErr w:type="gramEnd"/>
-                    <w:r>
-                      <w:rPr>
-                        <w:sz w:val="28"/>
-                        <w:szCs w:val="28"/>
-                      </w:rPr>
-                      <w:t>-134</w:t>
+                      <w:t>М-134</w:t>
                     </w:r>
                     <w:r>
                       <w:rPr>
@@ -8822,7 +7379,21 @@
                         <w:sz w:val="28"/>
                         <w:szCs w:val="28"/>
                       </w:rPr>
-                      <w:t>25.</w:t>
+                      <w:t>2</w:t>
+                    </w:r>
+                    <w:r>
+                      <w:rPr>
+                        <w:sz w:val="28"/>
+                        <w:szCs w:val="28"/>
+                      </w:rPr>
+                      <w:t>6</w:t>
+                    </w:r>
+                    <w:r>
+                      <w:rPr>
+                        <w:sz w:val="28"/>
+                        <w:szCs w:val="28"/>
+                      </w:rPr>
+                      <w:t>.</w:t>
                     </w:r>
                     <w:r>
                       <w:rPr>
@@ -8864,7 +7435,7 @@
       <mc:AlternateContent>
         <mc:Choice Requires="wps">
           <w:drawing>
-            <wp:anchor distT="0" distB="0" distL="114300" distR="114300" simplePos="0" relativeHeight="251663360" behindDoc="0" locked="0" layoutInCell="1" allowOverlap="1" wp14:anchorId="58590639">
+            <wp:anchor distT="0" distB="0" distL="114300" distR="114300" simplePos="0" relativeHeight="251663360" behindDoc="0" locked="0" layoutInCell="1" allowOverlap="1" wp14:anchorId="58590639" wp14:editId="4A4FB41A">
               <wp:simplePos x="0" y="0"/>
               <wp:positionH relativeFrom="column">
                 <wp:posOffset>4668520</wp:posOffset>
@@ -8937,7 +7508,7 @@
         </mc:Choice>
         <mc:Fallback>
           <w:pict>
-            <v:shape w14:anchorId="58590639" id="Надпись 18" o:spid="_x0000_s1050" type="#_x0000_t202" style="position:absolute;margin-left:367.6pt;margin-top:-40.05pt;width:42.8pt;height:12.8pt;z-index:251663360;visibility:visible;mso-wrap-style:square;mso-width-percent:0;mso-height-percent:0;mso-wrap-distance-left:9pt;mso-wrap-distance-top:0;mso-wrap-distance-right:9pt;mso-wrap-distance-bottom:0;mso-position-horizontal:absolute;mso-position-horizontal-relative:text;mso-position-vertical:absolute;mso-position-vertical-relative:text;mso-width-percent:0;mso-height-percent:0;mso-width-relative:page;mso-height-relative:page;v-text-anchor:top" o:gfxdata="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" filled="f" stroked="f">
+            <v:shape w14:anchorId="58590639" id="Надпись 18" o:spid="_x0000_s1050" type="#_x0000_t202" style="position:absolute;margin-left:367.6pt;margin-top:-40.05pt;width:42.8pt;height:12.8pt;z-index:251663360;visibility:visible;mso-wrap-style:square;mso-width-percent:0;mso-height-percent:0;mso-wrap-distance-left:9pt;mso-wrap-distance-top:0;mso-wrap-distance-right:9pt;mso-wrap-distance-bottom:0;mso-position-horizontal:absolute;mso-position-horizontal-relative:text;mso-position-vertical:absolute;mso-position-vertical-relative:text;mso-width-percent:0;mso-height-percent:0;mso-width-relative:page;mso-height-relative:page;v-text-anchor:top" o:gfxdata="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" filled="f" stroked="f">
               <v:textbox inset="0,0,0,0">
                 <w:txbxContent>
                   <w:p>
@@ -8972,7 +7543,7 @@
       <mc:AlternateContent>
         <mc:Choice Requires="wps">
           <w:drawing>
-            <wp:anchor distT="0" distB="0" distL="114300" distR="114300" simplePos="0" relativeHeight="251664384" behindDoc="0" locked="0" layoutInCell="1" allowOverlap="1" wp14:anchorId="2F0474E2">
+            <wp:anchor distT="0" distB="0" distL="114300" distR="114300" simplePos="0" relativeHeight="251664384" behindDoc="0" locked="0" layoutInCell="1" allowOverlap="1" wp14:anchorId="2F0474E2" wp14:editId="6EBD2BE6">
               <wp:simplePos x="0" y="0"/>
               <wp:positionH relativeFrom="column">
                 <wp:posOffset>5230495</wp:posOffset>
@@ -9045,7 +7616,7 @@
         </mc:Choice>
         <mc:Fallback>
           <w:pict>
-            <v:shape w14:anchorId="2F0474E2" id="Надпись 17" o:spid="_x0000_s1051" type="#_x0000_t202" style="position:absolute;margin-left:411.85pt;margin-top:-40.3pt;width:41.35pt;height:13pt;z-index:251664384;visibility:visible;mso-wrap-style:square;mso-width-percent:0;mso-height-percent:0;mso-wrap-distance-left:9pt;mso-wrap-distance-top:0;mso-wrap-distance-right:9pt;mso-wrap-distance-bottom:0;mso-position-horizontal:absolute;mso-position-horizontal-relative:text;mso-position-vertical:absolute;mso-position-vertical-relative:text;mso-width-percent:0;mso-height-percent:0;mso-width-relative:page;mso-height-relative:page;v-text-anchor:top" o:gfxdata="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" filled="f" stroked="f">
+            <v:shape w14:anchorId="2F0474E2" id="Надпись 17" o:spid="_x0000_s1051" type="#_x0000_t202" style="position:absolute;margin-left:411.85pt;margin-top:-40.3pt;width:41.35pt;height:13pt;z-index:251664384;visibility:visible;mso-wrap-style:square;mso-width-percent:0;mso-height-percent:0;mso-wrap-distance-left:9pt;mso-wrap-distance-top:0;mso-wrap-distance-right:9pt;mso-wrap-distance-bottom:0;mso-position-horizontal:absolute;mso-position-horizontal-relative:text;mso-position-vertical:absolute;mso-position-vertical-relative:text;mso-width-percent:0;mso-height-percent:0;mso-width-relative:page;mso-height-relative:page;v-text-anchor:top" o:gfxdata="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" filled="f" stroked="f">
               <v:textbox inset="0,0,0,0">
                 <w:txbxContent>
                   <w:p>
@@ -9080,7 +7651,7 @@
       <mc:AlternateContent>
         <mc:Choice Requires="wps">
           <w:drawing>
-            <wp:anchor distT="0" distB="0" distL="114300" distR="114300" simplePos="0" relativeHeight="251665408" behindDoc="0" locked="0" layoutInCell="1" allowOverlap="1" wp14:anchorId="296285C9">
+            <wp:anchor distT="0" distB="0" distL="114300" distR="114300" simplePos="0" relativeHeight="251665408" behindDoc="0" locked="0" layoutInCell="1" allowOverlap="1" wp14:anchorId="296285C9" wp14:editId="6A4A0A51">
               <wp:simplePos x="0" y="0"/>
               <wp:positionH relativeFrom="column">
                 <wp:posOffset>5775325</wp:posOffset>
@@ -9172,7 +7743,7 @@
         </mc:Choice>
         <mc:Fallback>
           <w:pict>
-            <v:shape w14:anchorId="296285C9" id="Text Box 41" o:spid="_x0000_s1052" type="#_x0000_t202" style="position:absolute;margin-left:454.75pt;margin-top:-39.95pt;width:54.8pt;height:12.4pt;z-index:251665408;visibility:visible;mso-wrap-style:square;mso-width-percent:0;mso-height-percent:0;mso-wrap-distance-left:9pt;mso-wrap-distance-top:0;mso-wrap-distance-right:9pt;mso-wrap-distance-bottom:0;mso-position-horizontal:absolute;mso-position-horizontal-relative:text;mso-position-vertical:absolute;mso-position-vertical-relative:text;mso-width-percent:0;mso-height-percent:0;mso-width-relative:page;mso-height-relative:page;v-text-anchor:top" o:gfxdata="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" filled="f" stroked="f">
+            <v:shape w14:anchorId="296285C9" id="Text Box 41" o:spid="_x0000_s1052" type="#_x0000_t202" style="position:absolute;margin-left:454.75pt;margin-top:-39.95pt;width:54.8pt;height:12.4pt;z-index:251665408;visibility:visible;mso-wrap-style:square;mso-width-percent:0;mso-height-percent:0;mso-wrap-distance-left:9pt;mso-wrap-distance-top:0;mso-wrap-distance-right:9pt;mso-wrap-distance-bottom:0;mso-position-horizontal:absolute;mso-position-horizontal-relative:text;mso-position-vertical:absolute;mso-position-vertical-relative:text;mso-width-percent:0;mso-height-percent:0;mso-width-relative:page;mso-height-relative:page;v-text-anchor:top" o:gfxdata="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" filled="f" stroked="f">
               <v:path arrowok="t"/>
               <v:textbox inset="0,0,0,0">
                 <w:txbxContent>
@@ -9208,7 +7779,7 @@
       <mc:AlternateContent>
         <mc:Choice Requires="wps">
           <w:drawing>
-            <wp:anchor distT="0" distB="0" distL="114300" distR="114300" simplePos="0" relativeHeight="251662336" behindDoc="0" locked="0" layoutInCell="1" allowOverlap="1" wp14:anchorId="31FDEF5C">
+            <wp:anchor distT="0" distB="0" distL="114300" distR="114300" simplePos="0" relativeHeight="251662336" behindDoc="0" locked="0" layoutInCell="1" allowOverlap="1" wp14:anchorId="31FDEF5C" wp14:editId="357AB7B1">
               <wp:simplePos x="0" y="0"/>
               <wp:positionH relativeFrom="column">
                 <wp:posOffset>4700270</wp:posOffset>
@@ -9256,17 +7827,8 @@
                               <w:sz w:val="28"/>
                               <w:szCs w:val="28"/>
                             </w:rPr>
-                            <w:t xml:space="preserve">Гродненский </w:t>
+                            <w:t>Гродненский ГКТТиД</w:t>
                           </w:r>
-                          <w:proofErr w:type="spellStart"/>
-                          <w:r>
-                            <w:rPr>
-                              <w:sz w:val="28"/>
-                              <w:szCs w:val="28"/>
-                            </w:rPr>
-                            <w:t>ГКТТиД</w:t>
-                          </w:r>
-                          <w:proofErr w:type="spellEnd"/>
                         </w:p>
                       </w:txbxContent>
                     </wps:txbx>
@@ -9287,7 +7849,7 @@
         </mc:Choice>
         <mc:Fallback>
           <w:pict>
-            <v:shape w14:anchorId="31FDEF5C" id="Надпись 16" o:spid="_x0000_s1053" type="#_x0000_t202" style="position:absolute;margin-left:370.1pt;margin-top:1.4pt;width:142pt;height:28.4pt;z-index:251662336;visibility:visible;mso-wrap-style:square;mso-width-percent:0;mso-height-percent:0;mso-wrap-distance-left:9pt;mso-wrap-distance-top:0;mso-wrap-distance-right:9pt;mso-wrap-distance-bottom:0;mso-position-horizontal:absolute;mso-position-horizontal-relative:text;mso-position-vertical:absolute;mso-position-vertical-relative:text;mso-width-percent:0;mso-height-percent:0;mso-width-relative:page;mso-height-relative:page;v-text-anchor:top" o:gfxdata="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" filled="f" stroked="f">
+            <v:shape w14:anchorId="31FDEF5C" id="Надпись 16" o:spid="_x0000_s1053" type="#_x0000_t202" style="position:absolute;margin-left:370.1pt;margin-top:1.4pt;width:142pt;height:28.4pt;z-index:251662336;visibility:visible;mso-wrap-style:square;mso-width-percent:0;mso-height-percent:0;mso-wrap-distance-left:9pt;mso-wrap-distance-top:0;mso-wrap-distance-right:9pt;mso-wrap-distance-bottom:0;mso-position-horizontal:absolute;mso-position-horizontal-relative:text;mso-position-vertical:absolute;mso-position-vertical-relative:text;mso-width-percent:0;mso-height-percent:0;mso-width-relative:page;mso-height-relative:page;v-text-anchor:top" o:gfxdata="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" filled="f" stroked="f">
               <v:textbox inset="0,0,0,0">
                 <w:txbxContent>
                   <w:p>
@@ -9302,17 +7864,8 @@
                         <w:sz w:val="28"/>
                         <w:szCs w:val="28"/>
                       </w:rPr>
-                      <w:t xml:space="preserve">Гродненский </w:t>
+                      <w:t>Гродненский ГКТТиД</w:t>
                     </w:r>
-                    <w:proofErr w:type="spellStart"/>
-                    <w:r>
-                      <w:rPr>
-                        <w:sz w:val="28"/>
-                        <w:szCs w:val="28"/>
-                      </w:rPr>
-                      <w:t>ГКТТиД</w:t>
-                    </w:r>
-                    <w:proofErr w:type="spellEnd"/>
                   </w:p>
                 </w:txbxContent>
               </v:textbox>
@@ -9328,7 +7881,7 @@
       <mc:AlternateContent>
         <mc:Choice Requires="wps">
           <w:drawing>
-            <wp:anchor distT="0" distB="0" distL="114300" distR="114300" simplePos="0" relativeHeight="251667456" behindDoc="0" locked="0" layoutInCell="1" allowOverlap="1" wp14:anchorId="01DEEB84">
+            <wp:anchor distT="0" distB="0" distL="114300" distR="114300" simplePos="0" relativeHeight="251667456" behindDoc="0" locked="0" layoutInCell="1" allowOverlap="1" wp14:anchorId="01DEEB84" wp14:editId="3FE5DB37">
               <wp:simplePos x="0" y="0"/>
               <wp:positionH relativeFrom="column">
                 <wp:posOffset>-183515</wp:posOffset>
@@ -9430,7 +7983,7 @@
         </mc:Choice>
         <mc:Fallback>
           <w:pict>
-            <v:shape w14:anchorId="01DEEB84" id="Text Box 46" o:spid="_x0000_s1054" type="#_x0000_t202" style="position:absolute;margin-left:-14.45pt;margin-top:-54.15pt;width:28.4pt;height:12.2pt;z-index:251667456;visibility:visible;mso-wrap-style:square;mso-width-percent:0;mso-height-percent:0;mso-wrap-distance-left:9pt;mso-wrap-distance-top:0;mso-wrap-distance-right:9pt;mso-wrap-distance-bottom:0;mso-position-horizontal:absolute;mso-position-horizontal-relative:text;mso-position-vertical:absolute;mso-position-vertical-relative:text;mso-width-percent:0;mso-height-percent:0;mso-width-relative:page;mso-height-relative:page;v-text-anchor:top" o:gfxdata="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" filled="f" stroked="f">
+            <v:shape w14:anchorId="01DEEB84" id="Text Box 46" o:spid="_x0000_s1054" type="#_x0000_t202" style="position:absolute;margin-left:-14.45pt;margin-top:-54.15pt;width:28.4pt;height:12.2pt;z-index:251667456;visibility:visible;mso-wrap-style:square;mso-width-percent:0;mso-height-percent:0;mso-wrap-distance-left:9pt;mso-wrap-distance-top:0;mso-wrap-distance-right:9pt;mso-wrap-distance-bottom:0;mso-position-horizontal:absolute;mso-position-horizontal-relative:text;mso-position-vertical:absolute;mso-position-vertical-relative:text;mso-width-percent:0;mso-height-percent:0;mso-width-relative:page;mso-height-relative:page;v-text-anchor:top" o:gfxdata="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" filled="f" stroked="f">
               <v:path arrowok="t"/>
               <v:textbox inset="0,0,0,0">
                 <w:txbxContent>
@@ -9476,7 +8029,7 @@
       <mc:AlternateContent>
         <mc:Choice Requires="wps">
           <w:drawing>
-            <wp:anchor distT="0" distB="0" distL="114300" distR="114300" simplePos="0" relativeHeight="251669504" behindDoc="0" locked="0" layoutInCell="1" allowOverlap="1" wp14:anchorId="08D57D2D">
+            <wp:anchor distT="0" distB="0" distL="114300" distR="114300" simplePos="0" relativeHeight="251669504" behindDoc="0" locked="0" layoutInCell="1" allowOverlap="1" wp14:anchorId="08D57D2D" wp14:editId="7017A59E">
               <wp:simplePos x="0" y="0"/>
               <wp:positionH relativeFrom="column">
                 <wp:posOffset>1270000</wp:posOffset>
@@ -9559,7 +8112,7 @@
         </mc:Choice>
         <mc:Fallback>
           <w:pict>
-            <v:shape w14:anchorId="08D57D2D" id="Надпись 15" o:spid="_x0000_s1055" type="#_x0000_t202" style="position:absolute;margin-left:100pt;margin-top:-54.5pt;width:40.55pt;height:12.9pt;z-index:251669504;visibility:visible;mso-wrap-style:square;mso-width-percent:0;mso-height-percent:0;mso-wrap-distance-left:9pt;mso-wrap-distance-top:0;mso-wrap-distance-right:9pt;mso-wrap-distance-bottom:0;mso-position-horizontal:absolute;mso-position-horizontal-relative:text;mso-position-vertical:absolute;mso-position-vertical-relative:text;mso-width-percent:0;mso-height-percent:0;mso-width-relative:page;mso-height-relative:page;v-text-anchor:top" o:gfxdata="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" filled="f" stroked="f">
+            <v:shape w14:anchorId="08D57D2D" id="Надпись 15" o:spid="_x0000_s1055" type="#_x0000_t202" style="position:absolute;margin-left:100pt;margin-top:-54.5pt;width:40.55pt;height:12.9pt;z-index:251669504;visibility:visible;mso-wrap-style:square;mso-width-percent:0;mso-height-percent:0;mso-wrap-distance-left:9pt;mso-wrap-distance-top:0;mso-wrap-distance-right:9pt;mso-wrap-distance-bottom:0;mso-position-horizontal:absolute;mso-position-horizontal-relative:text;mso-position-vertical:absolute;mso-position-vertical-relative:text;mso-width-percent:0;mso-height-percent:0;mso-width-relative:page;mso-height-relative:page;v-text-anchor:top" o:gfxdata="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" filled="f" stroked="f">
               <v:textbox inset="0,0,0,0">
                 <w:txbxContent>
                   <w:p>
@@ -9604,7 +8157,7 @@
       <mc:AlternateContent>
         <mc:Choice Requires="wps">
           <w:drawing>
-            <wp:anchor distT="0" distB="0" distL="114300" distR="114300" simplePos="0" relativeHeight="251670528" behindDoc="0" locked="0" layoutInCell="1" allowOverlap="1" wp14:anchorId="42D1EA30">
+            <wp:anchor distT="0" distB="0" distL="114300" distR="114300" simplePos="0" relativeHeight="251670528" behindDoc="0" locked="0" layoutInCell="1" allowOverlap="1" wp14:anchorId="42D1EA30" wp14:editId="56399A07">
               <wp:simplePos x="0" y="0"/>
               <wp:positionH relativeFrom="column">
                 <wp:posOffset>1804035</wp:posOffset>
@@ -9677,7 +8230,7 @@
         </mc:Choice>
         <mc:Fallback>
           <w:pict>
-            <v:shape w14:anchorId="42D1EA30" id="Надпись 14" o:spid="_x0000_s1056" type="#_x0000_t202" style="position:absolute;margin-left:142.05pt;margin-top:-54.15pt;width:28.4pt;height:12.6pt;z-index:251670528;visibility:visible;mso-wrap-style:square;mso-width-percent:0;mso-height-percent:0;mso-wrap-distance-left:9pt;mso-wrap-distance-top:0;mso-wrap-distance-right:9pt;mso-wrap-distance-bottom:0;mso-position-horizontal:absolute;mso-position-horizontal-relative:text;mso-position-vertical:absolute;mso-position-vertical-relative:text;mso-width-percent:0;mso-height-percent:0;mso-width-relative:page;mso-height-relative:page;v-text-anchor:top" o:gfxdata="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" filled="f" stroked="f">
+            <v:shape w14:anchorId="42D1EA30" id="Надпись 14" o:spid="_x0000_s1056" type="#_x0000_t202" style="position:absolute;margin-left:142.05pt;margin-top:-54.15pt;width:28.4pt;height:12.6pt;z-index:251670528;visibility:visible;mso-wrap-style:square;mso-width-percent:0;mso-height-percent:0;mso-wrap-distance-left:9pt;mso-wrap-distance-top:0;mso-wrap-distance-right:9pt;mso-wrap-distance-bottom:0;mso-position-horizontal:absolute;mso-position-horizontal-relative:text;mso-position-vertical:absolute;mso-position-vertical-relative:text;mso-width-percent:0;mso-height-percent:0;mso-width-relative:page;mso-height-relative:page;v-text-anchor:top" o:gfxdata="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" filled="f" stroked="f">
               <v:textbox inset="0,0,0,0">
                 <w:txbxContent>
                   <w:p>
@@ -9712,7 +8265,7 @@
       <mc:AlternateContent>
         <mc:Choice Requires="wps">
           <w:drawing>
-            <wp:anchor distT="0" distB="0" distL="114300" distR="114300" simplePos="0" relativeHeight="251676672" behindDoc="0" locked="0" layoutInCell="1" allowOverlap="1" wp14:anchorId="262C7A98">
+            <wp:anchor distT="0" distB="0" distL="114300" distR="114300" simplePos="0" relativeHeight="251676672" behindDoc="0" locked="0" layoutInCell="1" allowOverlap="1" wp14:anchorId="262C7A98" wp14:editId="7AD6F3A7">
               <wp:simplePos x="0" y="0"/>
               <wp:positionH relativeFrom="page">
                 <wp:posOffset>720090</wp:posOffset>
@@ -9773,7 +8326,7 @@
         </mc:Choice>
         <mc:Fallback>
           <w:pict>
-            <v:line w14:anchorId="6FF523CD" id="Line 82" o:spid="_x0000_s1026" style="position:absolute;z-index:251676672;visibility:visible;mso-wrap-style:square;mso-width-percent:0;mso-height-percent:0;mso-wrap-distance-left:9pt;mso-wrap-distance-top:0;mso-wrap-distance-right:9pt;mso-wrap-distance-bottom:0;mso-position-horizontal:absolute;mso-position-horizontal-relative:page;mso-position-vertical:absolute;mso-position-vertical-relative:page;mso-width-percent:0;mso-height-percent:0;mso-width-relative:page;mso-height-relative:page" from="56.7pt,781.85pt" to="240.95pt,781.85pt" o:gfxdata="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">
+            <v:line w14:anchorId="6FF523CD" id="Line 82" o:spid="_x0000_s1026" style="position:absolute;z-index:251676672;visibility:visible;mso-wrap-style:square;mso-width-percent:0;mso-height-percent:0;mso-wrap-distance-left:9pt;mso-wrap-distance-top:0;mso-wrap-distance-right:9pt;mso-wrap-distance-bottom:0;mso-position-horizontal:absolute;mso-position-horizontal-relative:page;mso-position-vertical:absolute;mso-position-vertical-relative:page;mso-width-percent:0;mso-height-percent:0;mso-width-relative:page;mso-height-relative:page" from="56.7pt,781.85pt" to="240.95pt,781.85pt" o:gfxdata="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">
               <o:lock v:ext="edit" shapetype="f"/>
               <w10:wrap anchorx="page" anchory="page"/>
             </v:line>
@@ -9788,7 +8341,7 @@
       <mc:AlternateContent>
         <mc:Choice Requires="wps">
           <w:drawing>
-            <wp:anchor distT="4294967295" distB="4294967295" distL="114300" distR="114300" simplePos="0" relativeHeight="251675648" behindDoc="0" locked="0" layoutInCell="1" allowOverlap="1" wp14:anchorId="3BF60787">
+            <wp:anchor distT="4294967295" distB="4294967295" distL="114300" distR="114300" simplePos="0" relativeHeight="251675648" behindDoc="0" locked="0" layoutInCell="1" allowOverlap="1" wp14:anchorId="3BF60787" wp14:editId="234E4A33">
               <wp:simplePos x="0" y="0"/>
               <wp:positionH relativeFrom="page">
                 <wp:posOffset>5579745</wp:posOffset>
@@ -9842,7 +8395,7 @@
         </mc:Choice>
         <mc:Fallback>
           <w:pict>
-            <v:line w14:anchorId="0462D929" id="Прямая соединительная линия 13" o:spid="_x0000_s1026" style="position:absolute;z-index:251675648;visibility:visible;mso-wrap-style:square;mso-width-percent:0;mso-height-percent:0;mso-wrap-distance-left:9pt;mso-wrap-distance-top:.mm;mso-wrap-distance-right:9pt;mso-wrap-distance-bottom:.mm;mso-position-horizontal:absolute;mso-position-horizontal-relative:page;mso-position-vertical:absolute;mso-position-vertical-relative:page;mso-width-percent:0;mso-height-percent:0;mso-width-relative:page;mso-height-relative:page" from="439.35pt,781.85pt" to="581.1pt,781.85pt" o:gfxdata="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" strokeweight="1.5pt">
+            <v:line w14:anchorId="0462D929" id="Прямая соединительная линия 13" o:spid="_x0000_s1026" style="position:absolute;z-index:251675648;visibility:visible;mso-wrap-style:square;mso-width-percent:0;mso-height-percent:0;mso-wrap-distance-left:9pt;mso-wrap-distance-top:.mm;mso-wrap-distance-right:9pt;mso-wrap-distance-bottom:.mm;mso-position-horizontal:absolute;mso-position-horizontal-relative:page;mso-position-vertical:absolute;mso-position-vertical-relative:page;mso-width-percent:0;mso-height-percent:0;mso-width-relative:page;mso-height-relative:page" from="439.35pt,781.85pt" to="581.1pt,781.85pt" o:gfxdata="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" strokeweight="1.5pt">
               <o:lock v:ext="edit" shapetype="f"/>
               <w10:wrap anchorx="page" anchory="page"/>
             </v:line>
@@ -9857,7 +8410,7 @@
       <mc:AlternateContent>
         <mc:Choice Requires="wps">
           <w:drawing>
-            <wp:anchor distT="0" distB="0" distL="114300" distR="114300" simplePos="0" relativeHeight="251661312" behindDoc="0" locked="0" layoutInCell="1" allowOverlap="1" wp14:anchorId="355408BC">
+            <wp:anchor distT="0" distB="0" distL="114300" distR="114300" simplePos="0" relativeHeight="251661312" behindDoc="0" locked="0" layoutInCell="1" allowOverlap="1" wp14:anchorId="355408BC" wp14:editId="0D815C2C">
               <wp:simplePos x="0" y="0"/>
               <wp:positionH relativeFrom="column">
                 <wp:posOffset>2101215</wp:posOffset>
@@ -9919,7 +8472,7 @@
         </mc:Choice>
         <mc:Fallback>
           <w:pict>
-            <v:shape w14:anchorId="355408BC" id="Надпись 12" o:spid="_x0000_s1057" type="#_x0000_t202" style="position:absolute;margin-left:165.45pt;margin-top:-85.1pt;width:321.65pt;height:11.5pt;z-index:251661312;visibility:visible;mso-wrap-style:square;mso-width-percent:0;mso-height-percent:0;mso-wrap-distance-left:9pt;mso-wrap-distance-top:0;mso-wrap-distance-right:9pt;mso-wrap-distance-bottom:0;mso-position-horizontal:absolute;mso-position-horizontal-relative:text;mso-position-vertical:absolute;mso-position-vertical-relative:text;mso-width-percent:0;mso-height-percent:0;mso-width-relative:page;mso-height-relative:page;v-text-anchor:top" o:gfxdata="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" filled="f" stroked="f">
+            <v:shape w14:anchorId="355408BC" id="Надпись 12" o:spid="_x0000_s1057" type="#_x0000_t202" style="position:absolute;margin-left:165.45pt;margin-top:-85.1pt;width:321.65pt;height:11.5pt;z-index:251661312;visibility:visible;mso-wrap-style:square;mso-width-percent:0;mso-height-percent:0;mso-wrap-distance-left:9pt;mso-wrap-distance-top:0;mso-wrap-distance-right:9pt;mso-wrap-distance-bottom:0;mso-position-horizontal:absolute;mso-position-horizontal-relative:text;mso-position-vertical:absolute;mso-position-vertical-relative:text;mso-width-percent:0;mso-height-percent:0;mso-width-relative:page;mso-height-relative:page;v-text-anchor:top" o:gfxdata="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" filled="f" stroked="f">
               <v:textbox style="mso-fit-shape-to-text:t" inset="0,0,0,0">
                 <w:txbxContent>
                   <w:p>
@@ -9943,7 +8496,7 @@
       <mc:AlternateContent>
         <mc:Choice Requires="wps">
           <w:drawing>
-            <wp:anchor distT="4294967295" distB="4294967295" distL="114300" distR="114300" simplePos="0" relativeHeight="251660288" behindDoc="0" locked="0" layoutInCell="1" allowOverlap="1" wp14:anchorId="1E55D120">
+            <wp:anchor distT="4294967295" distB="4294967295" distL="114300" distR="114300" simplePos="0" relativeHeight="251660288" behindDoc="0" locked="0" layoutInCell="1" allowOverlap="1" wp14:anchorId="1E55D120" wp14:editId="36B9CF10">
               <wp:simplePos x="0" y="0"/>
               <wp:positionH relativeFrom="page">
                 <wp:posOffset>5578475</wp:posOffset>
@@ -9997,7 +8550,7 @@
         </mc:Choice>
         <mc:Fallback>
           <w:pict>
-            <v:line w14:anchorId="18E302E0" id="Прямая соединительная линия 11" o:spid="_x0000_s1026" style="position:absolute;z-index:251660288;visibility:visible;mso-wrap-style:square;mso-width-percent:0;mso-height-percent:0;mso-wrap-distance-left:9pt;mso-wrap-distance-top:.mm;mso-wrap-distance-right:9pt;mso-wrap-distance-bottom:.mm;mso-position-horizontal:absolute;mso-position-horizontal-relative:page;mso-position-vertical:absolute;mso-position-vertical-relative:page;mso-width-percent:0;mso-height-percent:0;mso-width-relative:page;mso-height-relative:page" from="439.25pt,767.7pt" to="581pt,767.7pt" o:gfxdata="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" strokeweight="1.5pt">
+            <v:line w14:anchorId="18E302E0" id="Прямая соединительная линия 11" o:spid="_x0000_s1026" style="position:absolute;z-index:251660288;visibility:visible;mso-wrap-style:square;mso-width-percent:0;mso-height-percent:0;mso-wrap-distance-left:9pt;mso-wrap-distance-top:.mm;mso-wrap-distance-right:9pt;mso-wrap-distance-bottom:.mm;mso-position-horizontal:absolute;mso-position-horizontal-relative:page;mso-position-vertical:absolute;mso-position-vertical-relative:page;mso-width-percent:0;mso-height-percent:0;mso-width-relative:page;mso-height-relative:page" from="439.25pt,767.7pt" to="581pt,767.7pt" o:gfxdata="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" strokeweight="1.5pt">
               <o:lock v:ext="edit" shapetype="f"/>
               <w10:wrap anchorx="page" anchory="page"/>
             </v:line>
@@ -10012,7 +8565,7 @@
       <mc:AlternateContent>
         <mc:Choice Requires="wps">
           <w:drawing>
-            <wp:anchor distT="0" distB="0" distL="114299" distR="114299" simplePos="0" relativeHeight="251659264" behindDoc="0" locked="0" layoutInCell="1" allowOverlap="1" wp14:anchorId="7D2A505C">
+            <wp:anchor distT="0" distB="0" distL="114299" distR="114299" simplePos="0" relativeHeight="251659264" behindDoc="0" locked="0" layoutInCell="1" allowOverlap="1" wp14:anchorId="7D2A505C" wp14:editId="114972CE">
               <wp:simplePos x="0" y="0"/>
               <wp:positionH relativeFrom="page">
                 <wp:posOffset>6658610</wp:posOffset>
@@ -10073,7 +8626,7 @@
         </mc:Choice>
         <mc:Fallback>
           <w:pict>
-            <v:line w14:anchorId="29F3B6A0" id="Line 26" o:spid="_x0000_s1026" style="position:absolute;z-index:251659264;visibility:visible;mso-wrap-style:square;mso-width-percent:0;mso-height-percent:0;mso-wrap-distance-left:3.17497mm;mso-wrap-distance-top:0;mso-wrap-distance-right:3.17497mm;mso-wrap-distance-bottom:0;mso-position-horizontal:absolute;mso-position-horizontal-relative:page;mso-position-vertical:absolute;mso-position-vertical-relative:page;mso-width-percent:0;mso-height-percent:0;mso-width-relative:page;mso-height-relative:page" from="524.3pt,753.55pt" to="524.3pt,781.9pt" o:gfxdata="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" strokeweight="1.5pt">
+            <v:line w14:anchorId="29F3B6A0" id="Line 26" o:spid="_x0000_s1026" style="position:absolute;z-index:251659264;visibility:visible;mso-wrap-style:square;mso-width-percent:0;mso-height-percent:0;mso-wrap-distance-left:3.17497mm;mso-wrap-distance-top:0;mso-wrap-distance-right:3.17497mm;mso-wrap-distance-bottom:0;mso-position-horizontal:absolute;mso-position-horizontal-relative:page;mso-position-vertical:absolute;mso-position-vertical-relative:page;mso-width-percent:0;mso-height-percent:0;mso-width-relative:page;mso-height-relative:page" from="524.3pt,753.55pt" to="524.3pt,781.9pt" o:gfxdata="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" strokeweight="1.5pt">
               <o:lock v:ext="edit" shapetype="f"/>
               <w10:wrap anchorx="page" anchory="page"/>
             </v:line>
@@ -10088,7 +8641,7 @@
       <mc:AlternateContent>
         <mc:Choice Requires="wps">
           <w:drawing>
-            <wp:anchor distT="0" distB="0" distL="114298" distR="114298" simplePos="0" relativeHeight="251657216" behindDoc="0" locked="0" layoutInCell="1" allowOverlap="1" wp14:anchorId="515C2F56">
+            <wp:anchor distT="0" distB="0" distL="114298" distR="114298" simplePos="0" relativeHeight="251657216" behindDoc="0" locked="0" layoutInCell="1" allowOverlap="1" wp14:anchorId="515C2F56" wp14:editId="49C60215">
               <wp:simplePos x="0" y="0"/>
               <wp:positionH relativeFrom="page">
                 <wp:posOffset>5579744</wp:posOffset>
@@ -10142,7 +8695,7 @@
         </mc:Choice>
         <mc:Fallback>
           <w:pict>
-            <v:line w14:anchorId="333D8AB8" id="Прямая соединительная линия 10" o:spid="_x0000_s1026" style="position:absolute;z-index:251657216;visibility:visible;mso-wrap-style:square;mso-width-percent:0;mso-height-percent:0;mso-wrap-distance-left:3.17494mm;mso-wrap-distance-top:0;mso-wrap-distance-right:3.17494mm;mso-wrap-distance-bottom:0;mso-position-horizontal:absolute;mso-position-horizontal-relative:page;mso-position-vertical:absolute;mso-position-vertical-relative:page;mso-width-percent:0;mso-height-percent:0;mso-width-relative:page;mso-height-relative:page" from="439.35pt,753.5pt" to="439.35pt,824.35pt" o:gfxdata="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" strokeweight="1.5pt">
+            <v:line w14:anchorId="333D8AB8" id="Прямая соединительная линия 10" o:spid="_x0000_s1026" style="position:absolute;z-index:251657216;visibility:visible;mso-wrap-style:square;mso-width-percent:0;mso-height-percent:0;mso-wrap-distance-left:3.17494mm;mso-wrap-distance-top:0;mso-wrap-distance-right:3.17494mm;mso-wrap-distance-bottom:0;mso-position-horizontal:absolute;mso-position-horizontal-relative:page;mso-position-vertical:absolute;mso-position-vertical-relative:page;mso-width-percent:0;mso-height-percent:0;mso-width-relative:page;mso-height-relative:page" from="439.35pt,753.5pt" to="439.35pt,824.35pt" o:gfxdata="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" strokeweight="1.5pt">
               <o:lock v:ext="edit" shapetype="f"/>
               <w10:wrap anchorx="page" anchory="page"/>
             </v:line>
@@ -10157,7 +8710,7 @@
       <mc:AlternateContent>
         <mc:Choice Requires="wps">
           <w:drawing>
-            <wp:anchor distT="4294967295" distB="4294967295" distL="114300" distR="114300" simplePos="0" relativeHeight="251656192" behindDoc="0" locked="0" layoutInCell="1" allowOverlap="1" wp14:anchorId="5E8E771A">
+            <wp:anchor distT="4294967295" distB="4294967295" distL="114300" distR="114300" simplePos="0" relativeHeight="251656192" behindDoc="0" locked="0" layoutInCell="1" allowOverlap="1" wp14:anchorId="5E8E771A" wp14:editId="4C4AB0C7">
               <wp:simplePos x="0" y="0"/>
               <wp:positionH relativeFrom="page">
                 <wp:posOffset>720090</wp:posOffset>
@@ -10211,7 +8764,7 @@
         </mc:Choice>
         <mc:Fallback>
           <w:pict>
-            <v:line w14:anchorId="196263DF" id="Прямая соединительная линия 9" o:spid="_x0000_s1026" style="position:absolute;z-index:251656192;visibility:visible;mso-wrap-style:square;mso-width-percent:0;mso-height-percent:0;mso-wrap-distance-left:9pt;mso-wrap-distance-top:.mm;mso-wrap-distance-right:9pt;mso-wrap-distance-bottom:.mm;mso-position-horizontal:absolute;mso-position-horizontal-relative:page;mso-position-vertical:absolute;mso-position-vertical-relative:page;mso-width-percent:0;mso-height-percent:0;mso-width-relative:page;mso-height-relative:page" from="56.7pt,753.5pt" to="581pt,753.5pt" o:gfxdata="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" strokeweight="1.5pt">
+            <v:line w14:anchorId="196263DF" id="Прямая соединительная линия 9" o:spid="_x0000_s1026" style="position:absolute;z-index:251656192;visibility:visible;mso-wrap-style:square;mso-width-percent:0;mso-height-percent:0;mso-wrap-distance-left:9pt;mso-wrap-distance-top:.mm;mso-wrap-distance-right:9pt;mso-wrap-distance-bottom:.mm;mso-position-horizontal:absolute;mso-position-horizontal-relative:page;mso-position-vertical:absolute;mso-position-vertical-relative:page;mso-width-percent:0;mso-height-percent:0;mso-width-relative:page;mso-height-relative:page" from="56.7pt,753.5pt" to="581pt,753.5pt" o:gfxdata="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" strokeweight="1.5pt">
               <o:lock v:ext="edit" shapetype="f"/>
               <w10:wrap anchorx="page" anchory="page"/>
             </v:line>
@@ -10226,7 +8779,7 @@
       <mc:AlternateContent>
         <mc:Choice Requires="wps">
           <w:drawing>
-            <wp:anchor distT="0" distB="0" distL="114298" distR="114298" simplePos="0" relativeHeight="251655168" behindDoc="0" locked="0" layoutInCell="1" allowOverlap="1" wp14:anchorId="1D2D6452">
+            <wp:anchor distT="0" distB="0" distL="114298" distR="114298" simplePos="0" relativeHeight="251655168" behindDoc="0" locked="0" layoutInCell="1" allowOverlap="1" wp14:anchorId="1D2D6452" wp14:editId="686C9144">
               <wp:simplePos x="0" y="0"/>
               <wp:positionH relativeFrom="page">
                 <wp:posOffset>2700654</wp:posOffset>
@@ -10280,7 +8833,7 @@
         </mc:Choice>
         <mc:Fallback>
           <w:pict>
-            <v:line w14:anchorId="598B1892" id="Прямая соединительная линия 8" o:spid="_x0000_s1026" style="position:absolute;z-index:251655168;visibility:visible;mso-wrap-style:square;mso-width-percent:0;mso-height-percent:0;mso-wrap-distance-left:3.17494mm;mso-wrap-distance-top:0;mso-wrap-distance-right:3.17494mm;mso-wrap-distance-bottom:0;mso-position-horizontal:absolute;mso-position-horizontal-relative:page;mso-position-vertical:absolute;mso-position-vertical-relative:page;mso-width-percent:0;mso-height-percent:0;mso-width-relative:page;mso-height-relative:page" from="212.65pt,711pt" to="212.65pt,824.4pt" o:gfxdata="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" strokeweight="1.5pt">
+            <v:line w14:anchorId="598B1892" id="Прямая соединительная линия 8" o:spid="_x0000_s1026" style="position:absolute;z-index:251655168;visibility:visible;mso-wrap-style:square;mso-width-percent:0;mso-height-percent:0;mso-wrap-distance-left:3.17494mm;mso-wrap-distance-top:0;mso-wrap-distance-right:3.17494mm;mso-wrap-distance-bottom:0;mso-position-horizontal:absolute;mso-position-horizontal-relative:page;mso-position-vertical:absolute;mso-position-vertical-relative:page;mso-width-percent:0;mso-height-percent:0;mso-width-relative:page;mso-height-relative:page" from="212.65pt,711pt" to="212.65pt,824.4pt" o:gfxdata="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" strokeweight="1.5pt">
               <o:lock v:ext="edit" shapetype="f"/>
               <w10:wrap anchorx="page" anchory="page"/>
             </v:line>
@@ -10295,7 +8848,7 @@
       <mc:AlternateContent>
         <mc:Choice Requires="wps">
           <w:drawing>
-            <wp:anchor distT="0" distB="0" distL="114298" distR="114298" simplePos="0" relativeHeight="251654144" behindDoc="0" locked="0" layoutInCell="1" allowOverlap="1" wp14:anchorId="1CB32F48">
+            <wp:anchor distT="0" distB="0" distL="114298" distR="114298" simplePos="0" relativeHeight="251654144" behindDoc="0" locked="0" layoutInCell="1" allowOverlap="1" wp14:anchorId="1CB32F48" wp14:editId="280DC8C7">
               <wp:simplePos x="0" y="0"/>
               <wp:positionH relativeFrom="page">
                 <wp:posOffset>2159634</wp:posOffset>
@@ -10349,7 +8902,7 @@
         </mc:Choice>
         <mc:Fallback>
           <w:pict>
-            <v:line w14:anchorId="423B5DDA" id="Прямая соединительная линия 7" o:spid="_x0000_s1026" style="position:absolute;z-index:251654144;visibility:visible;mso-wrap-style:square;mso-width-percent:0;mso-height-percent:0;mso-wrap-distance-left:3.17494mm;mso-wrap-distance-top:0;mso-wrap-distance-right:3.17494mm;mso-wrap-distance-bottom:0;mso-position-horizontal:absolute;mso-position-horizontal-relative:page;mso-position-vertical:absolute;mso-position-vertical-relative:page;mso-width-percent:0;mso-height-percent:0;mso-width-relative:page;mso-height-relative:page" from="170.05pt,711pt" to="170.05pt,824.4pt" o:gfxdata="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" strokeweight="1.5pt">
+            <v:line w14:anchorId="423B5DDA" id="Прямая соединительная линия 7" o:spid="_x0000_s1026" style="position:absolute;z-index:251654144;visibility:visible;mso-wrap-style:square;mso-width-percent:0;mso-height-percent:0;mso-wrap-distance-left:3.17494mm;mso-wrap-distance-top:0;mso-wrap-distance-right:3.17494mm;mso-wrap-distance-bottom:0;mso-position-horizontal:absolute;mso-position-horizontal-relative:page;mso-position-vertical:absolute;mso-position-vertical-relative:page;mso-width-percent:0;mso-height-percent:0;mso-width-relative:page;mso-height-relative:page" from="170.05pt,711pt" to="170.05pt,824.4pt" o:gfxdata="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" strokeweight="1.5pt">
               <o:lock v:ext="edit" shapetype="f"/>
               <w10:wrap anchorx="page" anchory="page"/>
             </v:line>
@@ -10364,7 +8917,7 @@
       <mc:AlternateContent>
         <mc:Choice Requires="wps">
           <w:drawing>
-            <wp:anchor distT="0" distB="0" distL="114300" distR="114300" simplePos="0" relativeHeight="251651072" behindDoc="0" locked="0" layoutInCell="1" allowOverlap="1" wp14:anchorId="67A06BD8">
+            <wp:anchor distT="0" distB="0" distL="114300" distR="114300" simplePos="0" relativeHeight="251651072" behindDoc="0" locked="0" layoutInCell="1" allowOverlap="1" wp14:anchorId="67A06BD8" wp14:editId="33DC436D">
               <wp:simplePos x="0" y="0"/>
               <wp:positionH relativeFrom="page">
                 <wp:posOffset>720725</wp:posOffset>
@@ -10425,7 +8978,7 @@
         </mc:Choice>
         <mc:Fallback>
           <w:pict>
-            <v:line w14:anchorId="266757ED" id="Line 17" o:spid="_x0000_s1026" style="position:absolute;z-index:251651072;visibility:visible;mso-wrap-style:square;mso-width-percent:0;mso-height-percent:0;mso-wrap-distance-left:9pt;mso-wrap-distance-top:0;mso-wrap-distance-right:9pt;mso-wrap-distance-bottom:0;mso-position-horizontal:absolute;mso-position-horizontal-relative:page;mso-position-vertical:absolute;mso-position-vertical-relative:page;mso-width-percent:0;mso-height-percent:0;mso-width-relative:page;mso-height-relative:page" from="56.75pt,725.15pt" to="241pt,725.15pt" o:gfxdata="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">
+            <v:line w14:anchorId="266757ED" id="Line 17" o:spid="_x0000_s1026" style="position:absolute;z-index:251651072;visibility:visible;mso-wrap-style:square;mso-width-percent:0;mso-height-percent:0;mso-wrap-distance-left:9pt;mso-wrap-distance-top:0;mso-wrap-distance-right:9pt;mso-wrap-distance-bottom:0;mso-position-horizontal:absolute;mso-position-horizontal-relative:page;mso-position-vertical:absolute;mso-position-vertical-relative:page;mso-width-percent:0;mso-height-percent:0;mso-width-relative:page;mso-height-relative:page" from="56.75pt,725.15pt" to="241pt,725.15pt" o:gfxdata="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">
               <o:lock v:ext="edit" shapetype="f"/>
               <w10:wrap anchorx="page" anchory="page"/>
             </v:line>
@@ -10440,7 +8993,7 @@
       <mc:AlternateContent>
         <mc:Choice Requires="wps">
           <w:drawing>
-            <wp:anchor distT="4294967295" distB="4294967295" distL="114300" distR="114300" simplePos="0" relativeHeight="251650048" behindDoc="0" locked="0" layoutInCell="1" allowOverlap="1" wp14:anchorId="0DB966E2">
+            <wp:anchor distT="4294967295" distB="4294967295" distL="114300" distR="114300" simplePos="0" relativeHeight="251650048" behindDoc="0" locked="0" layoutInCell="1" allowOverlap="1" wp14:anchorId="0DB966E2" wp14:editId="24136ADD">
               <wp:simplePos x="0" y="0"/>
               <wp:positionH relativeFrom="page">
                 <wp:posOffset>720090</wp:posOffset>
@@ -10494,7 +9047,7 @@
         </mc:Choice>
         <mc:Fallback>
           <w:pict>
-            <v:line w14:anchorId="5C92E012" id="Прямая соединительная линия 6" o:spid="_x0000_s1026" style="position:absolute;z-index:251650048;visibility:visible;mso-wrap-style:square;mso-width-percent:0;mso-height-percent:0;mso-wrap-distance-left:9pt;mso-wrap-distance-top:.mm;mso-wrap-distance-right:9pt;mso-wrap-distance-bottom:.mm;mso-position-horizontal:absolute;mso-position-horizontal-relative:page;mso-position-vertical:absolute;mso-position-vertical-relative:page;mso-width-percent:0;mso-height-percent:0;mso-width-relative:page;mso-height-relative:page" from="56.7pt,739.35pt" to="240.95pt,739.35pt" o:gfxdata="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" strokeweight="1.5pt">
+            <v:line w14:anchorId="5C92E012" id="Прямая соединительная линия 6" o:spid="_x0000_s1026" style="position:absolute;z-index:251650048;visibility:visible;mso-wrap-style:square;mso-width-percent:0;mso-height-percent:0;mso-wrap-distance-left:9pt;mso-wrap-distance-top:.mm;mso-wrap-distance-right:9pt;mso-wrap-distance-bottom:.mm;mso-position-horizontal:absolute;mso-position-horizontal-relative:page;mso-position-vertical:absolute;mso-position-vertical-relative:page;mso-width-percent:0;mso-height-percent:0;mso-width-relative:page;mso-height-relative:page" from="56.7pt,739.35pt" to="240.95pt,739.35pt" o:gfxdata="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" strokeweight="1.5pt">
               <o:lock v:ext="edit" shapetype="f"/>
               <w10:wrap anchorx="page" anchory="page"/>
             </v:line>
@@ -10509,7 +9062,7 @@
       <mc:AlternateContent>
         <mc:Choice Requires="wps">
           <w:drawing>
-            <wp:anchor distT="4294967295" distB="4294967295" distL="114300" distR="114300" simplePos="0" relativeHeight="251649024" behindDoc="0" locked="0" layoutInCell="1" allowOverlap="1" wp14:anchorId="34FF7D93">
+            <wp:anchor distT="4294967295" distB="4294967295" distL="114300" distR="114300" simplePos="0" relativeHeight="251649024" behindDoc="0" locked="0" layoutInCell="1" allowOverlap="1" wp14:anchorId="34FF7D93" wp14:editId="17F777F4">
               <wp:simplePos x="0" y="0"/>
               <wp:positionH relativeFrom="page">
                 <wp:posOffset>720725</wp:posOffset>
@@ -10563,7 +9116,7 @@
         </mc:Choice>
         <mc:Fallback>
           <w:pict>
-            <v:line w14:anchorId="5C72FA5A" id="Прямая соединительная линия 5" o:spid="_x0000_s1026" style="position:absolute;z-index:251649024;visibility:visible;mso-wrap-style:square;mso-width-percent:0;mso-height-percent:0;mso-wrap-distance-left:9pt;mso-wrap-distance-top:.mm;mso-wrap-distance-right:9pt;mso-wrap-distance-bottom:.mm;mso-position-horizontal:absolute;mso-position-horizontal-relative:page;mso-position-vertical:absolute;mso-position-vertical-relative:page;mso-width-percent:0;mso-height-percent:0;mso-width-relative:page;mso-height-relative:page" from="56.75pt,767.7pt" to="241pt,767.7pt" o:gfxdata="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">
+            <v:line w14:anchorId="5C72FA5A" id="Прямая соединительная линия 5" o:spid="_x0000_s1026" style="position:absolute;z-index:251649024;visibility:visible;mso-wrap-style:square;mso-width-percent:0;mso-height-percent:0;mso-wrap-distance-left:9pt;mso-wrap-distance-top:.mm;mso-wrap-distance-right:9pt;mso-wrap-distance-bottom:.mm;mso-position-horizontal:absolute;mso-position-horizontal-relative:page;mso-position-vertical:absolute;mso-position-vertical-relative:page;mso-width-percent:0;mso-height-percent:0;mso-width-relative:page;mso-height-relative:page" from="56.75pt,767.7pt" to="241pt,767.7pt" o:gfxdata="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">
               <o:lock v:ext="edit" shapetype="f"/>
               <w10:wrap anchorx="page" anchory="page"/>
             </v:line>
@@ -10578,7 +9131,7 @@
       <mc:AlternateContent>
         <mc:Choice Requires="wps">
           <w:drawing>
-            <wp:anchor distT="0" distB="0" distL="114300" distR="114300" simplePos="0" relativeHeight="251648000" behindDoc="0" locked="0" layoutInCell="1" allowOverlap="1" wp14:anchorId="1E538660">
+            <wp:anchor distT="0" distB="0" distL="114300" distR="114300" simplePos="0" relativeHeight="251648000" behindDoc="0" locked="0" layoutInCell="1" allowOverlap="1" wp14:anchorId="1E538660" wp14:editId="0BC1930D">
               <wp:simplePos x="0" y="0"/>
               <wp:positionH relativeFrom="page">
                 <wp:posOffset>720725</wp:posOffset>
@@ -10639,7 +9192,7 @@
         </mc:Choice>
         <mc:Fallback>
           <w:pict>
-            <v:line w14:anchorId="0E996B15" id="Line 12" o:spid="_x0000_s1026" style="position:absolute;z-index:251648000;visibility:visible;mso-wrap-style:square;mso-width-percent:0;mso-height-percent:0;mso-wrap-distance-left:9pt;mso-wrap-distance-top:0;mso-wrap-distance-right:9pt;mso-wrap-distance-bottom:0;mso-position-horizontal:absolute;mso-position-horizontal-relative:page;mso-position-vertical:absolute;mso-position-vertical-relative:page;mso-width-percent:0;mso-height-percent:0;mso-width-relative:page;mso-height-relative:page" from="56.75pt,796.05pt" to="241pt,796.05pt" o:gfxdata="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">
+            <v:line w14:anchorId="0E996B15" id="Line 12" o:spid="_x0000_s1026" style="position:absolute;z-index:251648000;visibility:visible;mso-wrap-style:square;mso-width-percent:0;mso-height-percent:0;mso-wrap-distance-left:9pt;mso-wrap-distance-top:0;mso-wrap-distance-right:9pt;mso-wrap-distance-bottom:0;mso-position-horizontal:absolute;mso-position-horizontal-relative:page;mso-position-vertical:absolute;mso-position-vertical-relative:page;mso-width-percent:0;mso-height-percent:0;mso-width-relative:page;mso-height-relative:page" from="56.75pt,796.05pt" to="241pt,796.05pt" o:gfxdata="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">
               <o:lock v:ext="edit" shapetype="f"/>
               <w10:wrap anchorx="page" anchory="page"/>
             </v:line>
@@ -10654,7 +9207,7 @@
       <mc:AlternateContent>
         <mc:Choice Requires="wps">
           <w:drawing>
-            <wp:anchor distT="4294967295" distB="4294967295" distL="114300" distR="114300" simplePos="0" relativeHeight="251646976" behindDoc="0" locked="0" layoutInCell="1" allowOverlap="1" wp14:anchorId="79050799">
+            <wp:anchor distT="4294967295" distB="4294967295" distL="114300" distR="114300" simplePos="0" relativeHeight="251646976" behindDoc="0" locked="0" layoutInCell="1" allowOverlap="1" wp14:anchorId="79050799" wp14:editId="1C33112C">
               <wp:simplePos x="0" y="0"/>
               <wp:positionH relativeFrom="page">
                 <wp:posOffset>720725</wp:posOffset>
@@ -10708,7 +9261,7 @@
         </mc:Choice>
         <mc:Fallback>
           <w:pict>
-            <v:line w14:anchorId="1E47CD08" id="Прямая соединительная линия 4" o:spid="_x0000_s1026" style="position:absolute;z-index:251646976;visibility:visible;mso-wrap-style:square;mso-width-percent:0;mso-height-percent:0;mso-wrap-distance-left:9pt;mso-wrap-distance-top:.mm;mso-wrap-distance-right:9pt;mso-wrap-distance-bottom:.mm;mso-position-horizontal:absolute;mso-position-horizontal-relative:page;mso-position-vertical:absolute;mso-position-vertical-relative:page;mso-width-percent:0;mso-height-percent:0;mso-width-relative:page;mso-height-relative:page" from="56.75pt,810.2pt" to="241pt,810.2pt" o:gfxdata="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">
+            <v:line w14:anchorId="1E47CD08" id="Прямая соединительная линия 4" o:spid="_x0000_s1026" style="position:absolute;z-index:251646976;visibility:visible;mso-wrap-style:square;mso-width-percent:0;mso-height-percent:0;mso-wrap-distance-left:9pt;mso-wrap-distance-top:.mm;mso-wrap-distance-right:9pt;mso-wrap-distance-bottom:.mm;mso-position-horizontal:absolute;mso-position-horizontal-relative:page;mso-position-vertical:absolute;mso-position-vertical-relative:page;mso-width-percent:0;mso-height-percent:0;mso-width-relative:page;mso-height-relative:page" from="56.75pt,810.2pt" to="241pt,810.2pt" o:gfxdata="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">
               <o:lock v:ext="edit" shapetype="f"/>
               <w10:wrap anchorx="page" anchory="page"/>
             </v:line>
@@ -10723,7 +9276,7 @@
       <mc:AlternateContent>
         <mc:Choice Requires="wps">
           <w:drawing>
-            <wp:anchor distT="0" distB="0" distL="114298" distR="114298" simplePos="0" relativeHeight="251645952" behindDoc="0" locked="0" layoutInCell="1" allowOverlap="1" wp14:anchorId="3BA62BC0">
+            <wp:anchor distT="0" distB="0" distL="114298" distR="114298" simplePos="0" relativeHeight="251645952" behindDoc="0" locked="0" layoutInCell="1" allowOverlap="1" wp14:anchorId="3BA62BC0" wp14:editId="6E268858">
               <wp:simplePos x="0" y="0"/>
               <wp:positionH relativeFrom="page">
                 <wp:posOffset>3060699</wp:posOffset>
@@ -10777,7 +9330,7 @@
         </mc:Choice>
         <mc:Fallback>
           <w:pict>
-            <v:line w14:anchorId="76D1CC9D" id="Прямая соединительная линия 3" o:spid="_x0000_s1026" style="position:absolute;z-index:251645952;visibility:visible;mso-wrap-style:square;mso-width-percent:0;mso-height-percent:0;mso-wrap-distance-left:3.17494mm;mso-wrap-distance-top:0;mso-wrap-distance-right:3.17494mm;mso-wrap-distance-bottom:0;mso-position-horizontal:absolute;mso-position-horizontal-relative:page;mso-position-vertical:absolute;mso-position-vertical-relative:page;mso-width-percent:0;mso-height-percent:0;mso-width-relative:page;mso-height-relative:page" from="241pt,711pt" to="241pt,824.4pt" o:gfxdata="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" strokeweight="1.5pt">
+            <v:line w14:anchorId="76D1CC9D" id="Прямая соединительная линия 3" o:spid="_x0000_s1026" style="position:absolute;z-index:251645952;visibility:visible;mso-wrap-style:square;mso-width-percent:0;mso-height-percent:0;mso-wrap-distance-left:3.17494mm;mso-wrap-distance-top:0;mso-wrap-distance-right:3.17494mm;mso-wrap-distance-bottom:0;mso-position-horizontal:absolute;mso-position-horizontal-relative:page;mso-position-vertical:absolute;mso-position-vertical-relative:page;mso-width-percent:0;mso-height-percent:0;mso-width-relative:page;mso-height-relative:page" from="241pt,711pt" to="241pt,824.4pt" o:gfxdata="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" strokeweight="1.5pt">
               <o:lock v:ext="edit" shapetype="f"/>
               <w10:wrap anchorx="page" anchory="page"/>
             </v:line>
@@ -10792,7 +9345,7 @@
       <mc:AlternateContent>
         <mc:Choice Requires="wps">
           <w:drawing>
-            <wp:anchor distT="4294967295" distB="4294967295" distL="114300" distR="114300" simplePos="0" relativeHeight="251644928" behindDoc="0" locked="0" layoutInCell="1" allowOverlap="1" wp14:anchorId="22B82FB8">
+            <wp:anchor distT="4294967295" distB="4294967295" distL="114300" distR="114300" simplePos="0" relativeHeight="251644928" behindDoc="0" locked="0" layoutInCell="1" allowOverlap="1" wp14:anchorId="22B82FB8" wp14:editId="57497D1F">
               <wp:simplePos x="0" y="0"/>
               <wp:positionH relativeFrom="page">
                 <wp:posOffset>720090</wp:posOffset>
@@ -10846,7 +9399,7 @@
         </mc:Choice>
         <mc:Fallback>
           <w:pict>
-            <v:line w14:anchorId="110DA1CA" id="Прямая соединительная линия 2" o:spid="_x0000_s1026" style="position:absolute;z-index:251644928;visibility:visible;mso-wrap-style:square;mso-width-percent:0;mso-height-percent:0;mso-wrap-distance-left:9pt;mso-wrap-distance-top:.mm;mso-wrap-distance-right:9pt;mso-wrap-distance-bottom:.mm;mso-position-horizontal:absolute;mso-position-horizontal-relative:page;mso-position-vertical:absolute;mso-position-vertical-relative:page;mso-width-percent:0;mso-height-percent:0;mso-width-relative:page;mso-height-relative:page" from="56.7pt,711pt" to="581pt,711pt" o:gfxdata="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" strokeweight="1.5pt">
+            <v:line w14:anchorId="110DA1CA" id="Прямая соединительная линия 2" o:spid="_x0000_s1026" style="position:absolute;z-index:251644928;visibility:visible;mso-wrap-style:square;mso-width-percent:0;mso-height-percent:0;mso-wrap-distance-left:9pt;mso-wrap-distance-top:.mm;mso-wrap-distance-right:9pt;mso-wrap-distance-bottom:.mm;mso-position-horizontal:absolute;mso-position-horizontal-relative:page;mso-position-vertical:absolute;mso-position-vertical-relative:page;mso-width-percent:0;mso-height-percent:0;mso-width-relative:page;mso-height-relative:page" from="56.7pt,711pt" to="581pt,711pt" o:gfxdata="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" strokeweight="1.5pt">
               <o:lock v:ext="edit" shapetype="f"/>
               <w10:wrap anchorx="page" anchory="page"/>
             </v:line>
@@ -10861,7 +9414,7 @@
       <mc:AlternateContent>
         <mc:Choice Requires="wps">
           <w:drawing>
-            <wp:anchor distT="0" distB="0" distL="114300" distR="114300" simplePos="0" relativeHeight="251677696" behindDoc="0" locked="0" layoutInCell="1" allowOverlap="1" wp14:anchorId="7E57C65B">
+            <wp:anchor distT="0" distB="0" distL="114300" distR="114300" simplePos="0" relativeHeight="251677696" behindDoc="0" locked="0" layoutInCell="1" allowOverlap="1" wp14:anchorId="7E57C65B" wp14:editId="3951F07E">
               <wp:simplePos x="0" y="0"/>
               <wp:positionH relativeFrom="column">
                 <wp:posOffset>2026920</wp:posOffset>
@@ -10923,7 +9476,7 @@
         </mc:Choice>
         <mc:Fallback>
           <w:pict>
-            <v:shape w14:anchorId="7E57C65B" id="Надпись 1" o:spid="_x0000_s1058" type="#_x0000_t202" style="position:absolute;margin-left:159.6pt;margin-top:-19.25pt;width:190.4pt;height:31.25pt;z-index:251677696;visibility:visible;mso-wrap-style:square;mso-width-percent:0;mso-height-percent:0;mso-wrap-distance-left:9pt;mso-wrap-distance-top:0;mso-wrap-distance-right:9pt;mso-wrap-distance-bottom:0;mso-position-horizontal:absolute;mso-position-horizontal-relative:text;mso-position-vertical:absolute;mso-position-vertical-relative:text;mso-width-percent:0;mso-height-percent:0;mso-width-relative:page;mso-height-relative:page;v-text-anchor:top" o:gfxdata="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" filled="f" stroked="f">
+            <v:shape w14:anchorId="7E57C65B" id="Надпись 1" o:spid="_x0000_s1058" type="#_x0000_t202" style="position:absolute;margin-left:159.6pt;margin-top:-19.25pt;width:190.4pt;height:31.25pt;z-index:251677696;visibility:visible;mso-wrap-style:square;mso-width-percent:0;mso-height-percent:0;mso-wrap-distance-left:9pt;mso-wrap-distance-top:0;mso-wrap-distance-right:9pt;mso-wrap-distance-bottom:0;mso-position-horizontal:absolute;mso-position-horizontal-relative:text;mso-position-vertical:absolute;mso-position-vertical-relative:text;mso-width-percent:0;mso-height-percent:0;mso-width-relative:page;mso-height-relative:page;v-text-anchor:top" o:gfxdata="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" filled="f" stroked="f">
               <v:textbox inset="0,0,0,0">
                 <w:txbxContent>
                   <w:p>
@@ -11007,7 +9560,7 @@
 </file>
 
 <file path=word/footnotes.xml><?xml version="1.0" encoding="utf-8"?>
-<w:footnotes xmlns:wpc="http://schemas.microsoft.com/office/word/2010/wordprocessingCanvas" xmlns:cx="http://schemas.microsoft.com/office/drawing/2014/chartex" xmlns:cx1="http://schemas.microsoft.com/office/drawing/2015/9/8/chartex" xmlns:cx2="http://schemas.microsoft.com/office/drawing/2015/10/21/chartex" xmlns:cx3="http://schemas.microsoft.com/office/drawing/2016/5/9/chartex" xmlns:cx4="http://schemas.microsoft.com/office/drawing/2016/5/10/chartex" xmlns:cx5="http://schemas.microsoft.com/office/drawing/2016/5/11/chartex" xmlns:cx6="http://schemas.microsoft.com/office/drawing/2016/5/12/chartex" xmlns:cx7="http://schemas.microsoft.com/office/drawing/2016/5/13/chartex" xmlns:cx8="http://schemas.microsoft.com/office/drawing/2016/5/14/chartex" xmlns:mc="http://schemas.openxmlformats.org/markup-compatibility/2006" xmlns:aink="http://schemas.microsoft.com/office/drawing/2016/ink" xmlns:am3d="http://schemas.microsoft.com/office/drawing/2017/model3d" xmlns:o="urn:schemas-microsoft-com:office:office" xmlns:oel="http://schemas.microsoft.com/office/2019/extlst" xmlns:r="http://schemas.openxmlformats.org/officeDocument/2006/relationships" xmlns:m="http://schemas.openxmlformats.org/officeDocument/2006/math" xmlns:v="urn:schemas-microsoft-com:vml" xmlns:wp14="http://schemas.microsoft.com/office/word/2010/wordprocessingDrawing" xmlns:wp="http://schemas.openxmlformats.org/drawingml/2006/wordprocessingDrawing" xmlns:w10="urn:schemas-microsoft-com:office:word" xmlns:w="http://schemas.openxmlformats.org/wordprocessingml/2006/main" xmlns:w14="http://schemas.microsoft.com/office/word/2010/wordml" xmlns:w15="http://schemas.microsoft.com/office/word/2012/wordml" xmlns:w16cex="http://schemas.microsoft.com/office/word/2018/wordml/cex" xmlns:w16cid="http://schemas.microsoft.com/office/word/2016/wordml/cid" xmlns:w16="http://schemas.microsoft.com/office/word/2018/wordml" xmlns:w16sdtdh="http://schemas.microsoft.com/office/word/2020/wordml/sdtdatahash" xmlns:w16se="http://schemas.microsoft.com/office/word/2015/wordml/symex" xmlns:wpg="http://schemas.microsoft.com/office/word/2010/wordprocessingGroup" xmlns:wpi="http://schemas.microsoft.com/office/word/2010/wordprocessingInk" xmlns:wne="http://schemas.microsoft.com/office/word/2006/wordml" xmlns:wps="http://schemas.microsoft.com/office/word/2010/wordprocessingShape" mc:Ignorable="w14 w15 w16se w16cid w16 w16cex w16sdtdh wp14">
+<w:footnotes xmlns:wpc="http://schemas.microsoft.com/office/word/2010/wordprocessingCanvas" xmlns:cx="http://schemas.microsoft.com/office/drawing/2014/chartex" xmlns:cx1="http://schemas.microsoft.com/office/drawing/2015/9/8/chartex" xmlns:cx2="http://schemas.microsoft.com/office/drawing/2015/10/21/chartex" xmlns:cx3="http://schemas.microsoft.com/office/drawing/2016/5/9/chartex" xmlns:cx4="http://schemas.microsoft.com/office/drawing/2016/5/10/chartex" xmlns:cx5="http://schemas.microsoft.com/office/drawing/2016/5/11/chartex" xmlns:cx6="http://schemas.microsoft.com/office/drawing/2016/5/12/chartex" xmlns:cx7="http://schemas.microsoft.com/office/drawing/2016/5/13/chartex" xmlns:cx8="http://schemas.microsoft.com/office/drawing/2016/5/14/chartex" xmlns:mc="http://schemas.openxmlformats.org/markup-compatibility/2006" xmlns:aink="http://schemas.microsoft.com/office/drawing/2016/ink" xmlns:am3d="http://schemas.microsoft.com/office/drawing/2017/model3d" xmlns:o="urn:schemas-microsoft-com:office:office" xmlns:oel="http://schemas.microsoft.com/office/2019/extlst" xmlns:r="http://schemas.openxmlformats.org/officeDocument/2006/relationships" xmlns:m="http://schemas.openxmlformats.org/officeDocument/2006/math" xmlns:v="urn:schemas-microsoft-com:vml" xmlns:wp14="http://schemas.microsoft.com/office/word/2010/wordprocessingDrawing" xmlns:wp="http://schemas.openxmlformats.org/drawingml/2006/wordprocessingDrawing" xmlns:w10="urn:schemas-microsoft-com:office:word" xmlns:w="http://schemas.openxmlformats.org/wordprocessingml/2006/main" xmlns:w14="http://schemas.microsoft.com/office/word/2010/wordml" xmlns:w15="http://schemas.microsoft.com/office/word/2012/wordml" xmlns:w16cex="http://schemas.microsoft.com/office/word/2018/wordml/cex" xmlns:w16cid="http://schemas.microsoft.com/office/word/2016/wordml/cid" xmlns:w16="http://schemas.microsoft.com/office/word/2018/wordml" xmlns:w16du="http://schemas.microsoft.com/office/word/2023/wordml/word16du" xmlns:w16sdtdh="http://schemas.microsoft.com/office/word/2020/wordml/sdtdatahash" xmlns:w16sdtfl="http://schemas.microsoft.com/office/word/2024/wordml/sdtformatlock" xmlns:w16se="http://schemas.microsoft.com/office/word/2015/wordml/symex" xmlns:wpg="http://schemas.microsoft.com/office/word/2010/wordprocessingGroup" xmlns:wpi="http://schemas.microsoft.com/office/word/2010/wordprocessingInk" xmlns:wne="http://schemas.microsoft.com/office/word/2006/wordml" xmlns:wps="http://schemas.microsoft.com/office/word/2010/wordprocessingShape" mc:Ignorable="w14 w15 w16se w16cid w16 w16cex w16sdtdh w16sdtfl w16du wp14">
   <w:footnote w:type="separator" w:id="-1">
     <w:p>
       <w:r>
@@ -11026,7 +9579,7 @@
 </file>
 
 <file path=word/header1.xml><?xml version="1.0" encoding="utf-8"?>
-<w:hdr xmlns:wpc="http://schemas.microsoft.com/office/word/2010/wordprocessingCanvas" xmlns:cx="http://schemas.microsoft.com/office/drawing/2014/chartex" xmlns:cx1="http://schemas.microsoft.com/office/drawing/2015/9/8/chartex" xmlns:cx2="http://schemas.microsoft.com/office/drawing/2015/10/21/chartex" xmlns:cx3="http://schemas.microsoft.com/office/drawing/2016/5/9/chartex" xmlns:cx4="http://schemas.microsoft.com/office/drawing/2016/5/10/chartex" xmlns:cx5="http://schemas.microsoft.com/office/drawing/2016/5/11/chartex" xmlns:cx6="http://schemas.microsoft.com/office/drawing/2016/5/12/chartex" xmlns:cx7="http://schemas.microsoft.com/office/drawing/2016/5/13/chartex" xmlns:cx8="http://schemas.microsoft.com/office/drawing/2016/5/14/chartex" xmlns:mc="http://schemas.openxmlformats.org/markup-compatibility/2006" xmlns:aink="http://schemas.microsoft.com/office/drawing/2016/ink" xmlns:am3d="http://schemas.microsoft.com/office/drawing/2017/model3d" xmlns:o="urn:schemas-microsoft-com:office:office" xmlns:oel="http://schemas.microsoft.com/office/2019/extlst" xmlns:r="http://schemas.openxmlformats.org/officeDocument/2006/relationships" xmlns:m="http://schemas.openxmlformats.org/officeDocument/2006/math" xmlns:v="urn:schemas-microsoft-com:vml" xmlns:wp14="http://schemas.microsoft.com/office/word/2010/wordprocessingDrawing" xmlns:wp="http://schemas.openxmlformats.org/drawingml/2006/wordprocessingDrawing" xmlns:w10="urn:schemas-microsoft-com:office:word" xmlns:w="http://schemas.openxmlformats.org/wordprocessingml/2006/main" xmlns:w14="http://schemas.microsoft.com/office/word/2010/wordml" xmlns:w15="http://schemas.microsoft.com/office/word/2012/wordml" xmlns:w16cex="http://schemas.microsoft.com/office/word/2018/wordml/cex" xmlns:w16cid="http://schemas.microsoft.com/office/word/2016/wordml/cid" xmlns:w16="http://schemas.microsoft.com/office/word/2018/wordml" xmlns:w16sdtdh="http://schemas.microsoft.com/office/word/2020/wordml/sdtdatahash" xmlns:w16se="http://schemas.microsoft.com/office/word/2015/wordml/symex" xmlns:wpg="http://schemas.microsoft.com/office/word/2010/wordprocessingGroup" xmlns:wpi="http://schemas.microsoft.com/office/word/2010/wordprocessingInk" xmlns:wne="http://schemas.microsoft.com/office/word/2006/wordml" xmlns:wps="http://schemas.microsoft.com/office/word/2010/wordprocessingShape" mc:Ignorable="w14 w15 w16se w16cid w16 w16cex w16sdtdh wp14">
+<w:hdr xmlns:wpc="http://schemas.microsoft.com/office/word/2010/wordprocessingCanvas" xmlns:cx="http://schemas.microsoft.com/office/drawing/2014/chartex" xmlns:cx1="http://schemas.microsoft.com/office/drawing/2015/9/8/chartex" xmlns:cx2="http://schemas.microsoft.com/office/drawing/2015/10/21/chartex" xmlns:cx3="http://schemas.microsoft.com/office/drawing/2016/5/9/chartex" xmlns:cx4="http://schemas.microsoft.com/office/drawing/2016/5/10/chartex" xmlns:cx5="http://schemas.microsoft.com/office/drawing/2016/5/11/chartex" xmlns:cx6="http://schemas.microsoft.com/office/drawing/2016/5/12/chartex" xmlns:cx7="http://schemas.microsoft.com/office/drawing/2016/5/13/chartex" xmlns:cx8="http://schemas.microsoft.com/office/drawing/2016/5/14/chartex" xmlns:mc="http://schemas.openxmlformats.org/markup-compatibility/2006" xmlns:aink="http://schemas.microsoft.com/office/drawing/2016/ink" xmlns:am3d="http://schemas.microsoft.com/office/drawing/2017/model3d" xmlns:o="urn:schemas-microsoft-com:office:office" xmlns:oel="http://schemas.microsoft.com/office/2019/extlst" xmlns:r="http://schemas.openxmlformats.org/officeDocument/2006/relationships" xmlns:m="http://schemas.openxmlformats.org/officeDocument/2006/math" xmlns:v="urn:schemas-microsoft-com:vml" xmlns:wp14="http://schemas.microsoft.com/office/word/2010/wordprocessingDrawing" xmlns:wp="http://schemas.openxmlformats.org/drawingml/2006/wordprocessingDrawing" xmlns:w10="urn:schemas-microsoft-com:office:word" xmlns:w="http://schemas.openxmlformats.org/wordprocessingml/2006/main" xmlns:w14="http://schemas.microsoft.com/office/word/2010/wordml" xmlns:w15="http://schemas.microsoft.com/office/word/2012/wordml" xmlns:w16cex="http://schemas.microsoft.com/office/word/2018/wordml/cex" xmlns:w16cid="http://schemas.microsoft.com/office/word/2016/wordml/cid" xmlns:w16="http://schemas.microsoft.com/office/word/2018/wordml" xmlns:w16du="http://schemas.microsoft.com/office/word/2023/wordml/word16du" xmlns:w16sdtdh="http://schemas.microsoft.com/office/word/2020/wordml/sdtdatahash" xmlns:w16sdtfl="http://schemas.microsoft.com/office/word/2024/wordml/sdtformatlock" xmlns:w16se="http://schemas.microsoft.com/office/word/2015/wordml/symex" xmlns:wpg="http://schemas.microsoft.com/office/word/2010/wordprocessingGroup" xmlns:wpi="http://schemas.microsoft.com/office/word/2010/wordprocessingInk" xmlns:wne="http://schemas.microsoft.com/office/word/2006/wordml" xmlns:wps="http://schemas.microsoft.com/office/word/2010/wordprocessingShape" mc:Ignorable="w14 w15 w16se w16cid w16 w16cex w16sdtdh w16sdtfl w16du wp14">
   <w:p>
     <w:pPr>
       <w:pStyle w:val="a3"/>
@@ -11038,7 +9591,7 @@
       <mc:AlternateContent>
         <mc:Choice Requires="wps">
           <w:drawing>
-            <wp:anchor distT="0" distB="0" distL="114300" distR="114300" simplePos="0" relativeHeight="251625472" behindDoc="0" locked="0" layoutInCell="0" allowOverlap="1" wp14:anchorId="5BAE2EBE">
+            <wp:anchor distT="0" distB="0" distL="114300" distR="114300" simplePos="0" relativeHeight="251625472" behindDoc="0" locked="0" layoutInCell="0" allowOverlap="1" wp14:anchorId="5BAE2EBE" wp14:editId="24D83BFC">
               <wp:simplePos x="0" y="0"/>
               <wp:positionH relativeFrom="page">
                 <wp:posOffset>712470</wp:posOffset>
@@ -11096,7 +9649,7 @@
         </mc:Choice>
         <mc:Fallback>
           <w:pict>
-            <v:rect w14:anchorId="18D37AF1" id="Rectangle 55" o:spid="_x0000_s1026" style="position:absolute;margin-left:56.1pt;margin-top:16.45pt;width:524.4pt;height:807.85pt;z-index:251625472;visibility:visible;mso-wrap-style:square;mso-width-percent:0;mso-height-percent:0;mso-wrap-distance-left:9pt;mso-wrap-distance-top:0;mso-wrap-distance-right:9pt;mso-wrap-distance-bottom:0;mso-position-horizontal:absolute;mso-position-horizontal-relative:page;mso-position-vertical:absolute;mso-position-vertical-relative:page;mso-width-percent:0;mso-height-percent:0;mso-width-relative:page;mso-height-relative:page;v-text-anchor:top" o:gfxdata="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" o:allowincell="f" strokeweight="1.5pt">
+            <v:rect w14:anchorId="18D37AF1" id="Rectangle 55" o:spid="_x0000_s1026" style="position:absolute;margin-left:56.1pt;margin-top:16.45pt;width:524.4pt;height:807.85pt;z-index:251625472;visibility:visible;mso-wrap-style:square;mso-width-percent:0;mso-height-percent:0;mso-wrap-distance-left:9pt;mso-wrap-distance-top:0;mso-wrap-distance-right:9pt;mso-wrap-distance-bottom:0;mso-position-horizontal:absolute;mso-position-horizontal-relative:page;mso-position-vertical:absolute;mso-position-vertical-relative:page;mso-width-percent:0;mso-height-percent:0;mso-width-relative:page;mso-height-relative:page;v-text-anchor:top" o:gfxdata="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" o:allowincell="f" strokeweight="1.5pt">
               <v:path arrowok="t"/>
               <w10:wrap anchorx="page" anchory="page"/>
             </v:rect>
@@ -11109,7 +9662,7 @@
 </file>
 
 <file path=word/header2.xml><?xml version="1.0" encoding="utf-8"?>
-<w:hdr xmlns:wpc="http://schemas.microsoft.com/office/word/2010/wordprocessingCanvas" xmlns:cx="http://schemas.microsoft.com/office/drawing/2014/chartex" xmlns:cx1="http://schemas.microsoft.com/office/drawing/2015/9/8/chartex" xmlns:cx2="http://schemas.microsoft.com/office/drawing/2015/10/21/chartex" xmlns:cx3="http://schemas.microsoft.com/office/drawing/2016/5/9/chartex" xmlns:cx4="http://schemas.microsoft.com/office/drawing/2016/5/10/chartex" xmlns:cx5="http://schemas.microsoft.com/office/drawing/2016/5/11/chartex" xmlns:cx6="http://schemas.microsoft.com/office/drawing/2016/5/12/chartex" xmlns:cx7="http://schemas.microsoft.com/office/drawing/2016/5/13/chartex" xmlns:cx8="http://schemas.microsoft.com/office/drawing/2016/5/14/chartex" xmlns:mc="http://schemas.openxmlformats.org/markup-compatibility/2006" xmlns:aink="http://schemas.microsoft.com/office/drawing/2016/ink" xmlns:am3d="http://schemas.microsoft.com/office/drawing/2017/model3d" xmlns:o="urn:schemas-microsoft-com:office:office" xmlns:oel="http://schemas.microsoft.com/office/2019/extlst" xmlns:r="http://schemas.openxmlformats.org/officeDocument/2006/relationships" xmlns:m="http://schemas.openxmlformats.org/officeDocument/2006/math" xmlns:v="urn:schemas-microsoft-com:vml" xmlns:wp14="http://schemas.microsoft.com/office/word/2010/wordprocessingDrawing" xmlns:wp="http://schemas.openxmlformats.org/drawingml/2006/wordprocessingDrawing" xmlns:w10="urn:schemas-microsoft-com:office:word" xmlns:w="http://schemas.openxmlformats.org/wordprocessingml/2006/main" xmlns:w14="http://schemas.microsoft.com/office/word/2010/wordml" xmlns:w15="http://schemas.microsoft.com/office/word/2012/wordml" xmlns:w16cex="http://schemas.microsoft.com/office/word/2018/wordml/cex" xmlns:w16cid="http://schemas.microsoft.com/office/word/2016/wordml/cid" xmlns:w16="http://schemas.microsoft.com/office/word/2018/wordml" xmlns:w16sdtdh="http://schemas.microsoft.com/office/word/2020/wordml/sdtdatahash" xmlns:w16se="http://schemas.microsoft.com/office/word/2015/wordml/symex" xmlns:wpg="http://schemas.microsoft.com/office/word/2010/wordprocessingGroup" xmlns:wpi="http://schemas.microsoft.com/office/word/2010/wordprocessingInk" xmlns:wne="http://schemas.microsoft.com/office/word/2006/wordml" xmlns:wps="http://schemas.microsoft.com/office/word/2010/wordprocessingShape" mc:Ignorable="w14 w15 w16se w16cid w16 w16cex w16sdtdh wp14">
+<w:hdr xmlns:wpc="http://schemas.microsoft.com/office/word/2010/wordprocessingCanvas" xmlns:cx="http://schemas.microsoft.com/office/drawing/2014/chartex" xmlns:cx1="http://schemas.microsoft.com/office/drawing/2015/9/8/chartex" xmlns:cx2="http://schemas.microsoft.com/office/drawing/2015/10/21/chartex" xmlns:cx3="http://schemas.microsoft.com/office/drawing/2016/5/9/chartex" xmlns:cx4="http://schemas.microsoft.com/office/drawing/2016/5/10/chartex" xmlns:cx5="http://schemas.microsoft.com/office/drawing/2016/5/11/chartex" xmlns:cx6="http://schemas.microsoft.com/office/drawing/2016/5/12/chartex" xmlns:cx7="http://schemas.microsoft.com/office/drawing/2016/5/13/chartex" xmlns:cx8="http://schemas.microsoft.com/office/drawing/2016/5/14/chartex" xmlns:mc="http://schemas.openxmlformats.org/markup-compatibility/2006" xmlns:aink="http://schemas.microsoft.com/office/drawing/2016/ink" xmlns:am3d="http://schemas.microsoft.com/office/drawing/2017/model3d" xmlns:o="urn:schemas-microsoft-com:office:office" xmlns:oel="http://schemas.microsoft.com/office/2019/extlst" xmlns:r="http://schemas.openxmlformats.org/officeDocument/2006/relationships" xmlns:m="http://schemas.openxmlformats.org/officeDocument/2006/math" xmlns:v="urn:schemas-microsoft-com:vml" xmlns:wp14="http://schemas.microsoft.com/office/word/2010/wordprocessingDrawing" xmlns:wp="http://schemas.openxmlformats.org/drawingml/2006/wordprocessingDrawing" xmlns:w10="urn:schemas-microsoft-com:office:word" xmlns:w="http://schemas.openxmlformats.org/wordprocessingml/2006/main" xmlns:w14="http://schemas.microsoft.com/office/word/2010/wordml" xmlns:w15="http://schemas.microsoft.com/office/word/2012/wordml" xmlns:w16cex="http://schemas.microsoft.com/office/word/2018/wordml/cex" xmlns:w16cid="http://schemas.microsoft.com/office/word/2016/wordml/cid" xmlns:w16="http://schemas.microsoft.com/office/word/2018/wordml" xmlns:w16du="http://schemas.microsoft.com/office/word/2023/wordml/word16du" xmlns:w16sdtdh="http://schemas.microsoft.com/office/word/2020/wordml/sdtdatahash" xmlns:w16sdtfl="http://schemas.microsoft.com/office/word/2024/wordml/sdtformatlock" xmlns:w16se="http://schemas.microsoft.com/office/word/2015/wordml/symex" xmlns:wpg="http://schemas.microsoft.com/office/word/2010/wordprocessingGroup" xmlns:wpi="http://schemas.microsoft.com/office/word/2010/wordprocessingInk" xmlns:wne="http://schemas.microsoft.com/office/word/2006/wordml" xmlns:wps="http://schemas.microsoft.com/office/word/2010/wordprocessingShape" mc:Ignorable="w14 w15 w16se w16cid w16 w16cex w16sdtdh w16sdtfl w16du wp14">
   <w:p>
     <w:pPr>
       <w:pStyle w:val="a3"/>
@@ -11121,7 +9674,7 @@
       <mc:AlternateContent>
         <mc:Choice Requires="wps">
           <w:drawing>
-            <wp:anchor distT="0" distB="0" distL="114300" distR="114300" simplePos="0" relativeHeight="251643904" behindDoc="0" locked="0" layoutInCell="1" allowOverlap="1" wp14:anchorId="6C58BEA0">
+            <wp:anchor distT="0" distB="0" distL="114300" distR="114300" simplePos="0" relativeHeight="251643904" behindDoc="0" locked="0" layoutInCell="1" allowOverlap="1" wp14:anchorId="6C58BEA0" wp14:editId="2FF0D69A">
               <wp:simplePos x="0" y="0"/>
               <wp:positionH relativeFrom="page">
                 <wp:posOffset>720090</wp:posOffset>
@@ -11191,7 +9744,7 @@
         </mc:Choice>
         <mc:Fallback>
           <w:pict>
-            <v:rect w14:anchorId="6C58BEA0" id="Прямоугольник 28" o:spid="_x0000_s1034" style="position:absolute;margin-left:56.7pt;margin-top:16.45pt;width:524.4pt;height:807.85pt;z-index:251643904;visibility:visible;mso-wrap-style:square;mso-width-percent:0;mso-height-percent:0;mso-wrap-distance-left:9pt;mso-wrap-distance-top:0;mso-wrap-distance-right:9pt;mso-wrap-distance-bottom:0;mso-position-horizontal:absolute;mso-position-horizontal-relative:page;mso-position-vertical:absolute;mso-position-vertical-relative:page;mso-width-percent:0;mso-height-percent:0;mso-width-relative:page;mso-height-relative:page;v-text-anchor:top" o:gfxdata="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" strokeweight="1.5pt">
+            <v:rect w14:anchorId="6C58BEA0" id="Прямоугольник 28" o:spid="_x0000_s1034" style="position:absolute;margin-left:56.7pt;margin-top:16.45pt;width:524.4pt;height:807.85pt;z-index:251643904;visibility:visible;mso-wrap-style:square;mso-width-percent:0;mso-height-percent:0;mso-wrap-distance-left:9pt;mso-wrap-distance-top:0;mso-wrap-distance-right:9pt;mso-wrap-distance-bottom:0;mso-position-horizontal:absolute;mso-position-horizontal-relative:page;mso-position-vertical:absolute;mso-position-vertical-relative:page;mso-width-percent:0;mso-height-percent:0;mso-width-relative:page;mso-height-relative:page;v-text-anchor:top" o:gfxdata="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" strokeweight="1.5pt">
               <v:path arrowok="t"/>
               <v:textbox>
                 <w:txbxContent>
@@ -11216,7 +9769,7 @@
 </file>
 
 <file path=word/numbering.xml><?xml version="1.0" encoding="utf-8"?>
-<w:numbering xmlns:wpc="http://schemas.microsoft.com/office/word/2010/wordprocessingCanvas" xmlns:cx="http://schemas.microsoft.com/office/drawing/2014/chartex" xmlns:cx1="http://schemas.microsoft.com/office/drawing/2015/9/8/chartex" xmlns:cx2="http://schemas.microsoft.com/office/drawing/2015/10/21/chartex" xmlns:cx3="http://schemas.microsoft.com/office/drawing/2016/5/9/chartex" xmlns:cx4="http://schemas.microsoft.com/office/drawing/2016/5/10/chartex" xmlns:cx5="http://schemas.microsoft.com/office/drawing/2016/5/11/chartex" xmlns:cx6="http://schemas.microsoft.com/office/drawing/2016/5/12/chartex" xmlns:cx7="http://schemas.microsoft.com/office/drawing/2016/5/13/chartex" xmlns:cx8="http://schemas.microsoft.com/office/drawing/2016/5/14/chartex" xmlns:mc="http://schemas.openxmlformats.org/markup-compatibility/2006" xmlns:aink="http://schemas.microsoft.com/office/drawing/2016/ink" xmlns:am3d="http://schemas.microsoft.com/office/drawing/2017/model3d" xmlns:o="urn:schemas-microsoft-com:office:office" xmlns:oel="http://schemas.microsoft.com/office/2019/extlst" xmlns:r="http://schemas.openxmlformats.org/officeDocument/2006/relationships" xmlns:m="http://schemas.openxmlformats.org/officeDocument/2006/math" xmlns:v="urn:schemas-microsoft-com:vml" xmlns:wp14="http://schemas.microsoft.com/office/word/2010/wordprocessingDrawing" xmlns:wp="http://schemas.openxmlformats.org/drawingml/2006/wordprocessingDrawing" xmlns:w10="urn:schemas-microsoft-com:office:word" xmlns:w="http://schemas.openxmlformats.org/wordprocessingml/2006/main" xmlns:w14="http://schemas.microsoft.com/office/word/2010/wordml" xmlns:w15="http://schemas.microsoft.com/office/word/2012/wordml" xmlns:w16cex="http://schemas.microsoft.com/office/word/2018/wordml/cex" xmlns:w16cid="http://schemas.microsoft.com/office/word/2016/wordml/cid" xmlns:w16="http://schemas.microsoft.com/office/word/2018/wordml" xmlns:w16sdtdh="http://schemas.microsoft.com/office/word/2020/wordml/sdtdatahash" xmlns:w16se="http://schemas.microsoft.com/office/word/2015/wordml/symex" xmlns:wpg="http://schemas.microsoft.com/office/word/2010/wordprocessingGroup" xmlns:wpi="http://schemas.microsoft.com/office/word/2010/wordprocessingInk" xmlns:wne="http://schemas.microsoft.com/office/word/2006/wordml" xmlns:wps="http://schemas.microsoft.com/office/word/2010/wordprocessingShape" mc:Ignorable="w14 w15 w16se w16cid w16 w16cex w16sdtdh wp14">
+<w:numbering xmlns:wpc="http://schemas.microsoft.com/office/word/2010/wordprocessingCanvas" xmlns:cx="http://schemas.microsoft.com/office/drawing/2014/chartex" xmlns:cx1="http://schemas.microsoft.com/office/drawing/2015/9/8/chartex" xmlns:cx2="http://schemas.microsoft.com/office/drawing/2015/10/21/chartex" xmlns:cx3="http://schemas.microsoft.com/office/drawing/2016/5/9/chartex" xmlns:cx4="http://schemas.microsoft.com/office/drawing/2016/5/10/chartex" xmlns:cx5="http://schemas.microsoft.com/office/drawing/2016/5/11/chartex" xmlns:cx6="http://schemas.microsoft.com/office/drawing/2016/5/12/chartex" xmlns:cx7="http://schemas.microsoft.com/office/drawing/2016/5/13/chartex" xmlns:cx8="http://schemas.microsoft.com/office/drawing/2016/5/14/chartex" xmlns:mc="http://schemas.openxmlformats.org/markup-compatibility/2006" xmlns:aink="http://schemas.microsoft.com/office/drawing/2016/ink" xmlns:am3d="http://schemas.microsoft.com/office/drawing/2017/model3d" xmlns:o="urn:schemas-microsoft-com:office:office" xmlns:oel="http://schemas.microsoft.com/office/2019/extlst" xmlns:r="http://schemas.openxmlformats.org/officeDocument/2006/relationships" xmlns:m="http://schemas.openxmlformats.org/officeDocument/2006/math" xmlns:v="urn:schemas-microsoft-com:vml" xmlns:wp14="http://schemas.microsoft.com/office/word/2010/wordprocessingDrawing" xmlns:wp="http://schemas.openxmlformats.org/drawingml/2006/wordprocessingDrawing" xmlns:w10="urn:schemas-microsoft-com:office:word" xmlns:w="http://schemas.openxmlformats.org/wordprocessingml/2006/main" xmlns:w14="http://schemas.microsoft.com/office/word/2010/wordml" xmlns:w15="http://schemas.microsoft.com/office/word/2012/wordml" xmlns:w16cex="http://schemas.microsoft.com/office/word/2018/wordml/cex" xmlns:w16cid="http://schemas.microsoft.com/office/word/2016/wordml/cid" xmlns:w16="http://schemas.microsoft.com/office/word/2018/wordml" xmlns:w16du="http://schemas.microsoft.com/office/word/2023/wordml/word16du" xmlns:w16sdtdh="http://schemas.microsoft.com/office/word/2020/wordml/sdtdatahash" xmlns:w16sdtfl="http://schemas.microsoft.com/office/word/2024/wordml/sdtformatlock" xmlns:w16se="http://schemas.microsoft.com/office/word/2015/wordml/symex" xmlns:wpg="http://schemas.microsoft.com/office/word/2010/wordprocessingGroup" xmlns:wpi="http://schemas.microsoft.com/office/word/2010/wordprocessingInk" xmlns:wne="http://schemas.microsoft.com/office/word/2006/wordml" xmlns:wps="http://schemas.microsoft.com/office/word/2010/wordprocessingShape" mc:Ignorable="w14 w15 w16se w16cid w16 w16cex w16sdtdh w16sdtfl w16du wp14">
   <w:abstractNum w:abstractNumId="0" w15:restartNumberingAfterBreak="0">
     <w:nsid w:val="020655F9"/>
     <w:multiLevelType w:val="hybridMultilevel"/>
@@ -13407,7 +11960,7 @@
 </file>
 
 <file path=word/styles.xml><?xml version="1.0" encoding="utf-8"?>
-<w:styles xmlns:mc="http://schemas.openxmlformats.org/markup-compatibility/2006" xmlns:r="http://schemas.openxmlformats.org/officeDocument/2006/relationships" xmlns:w="http://schemas.openxmlformats.org/wordprocessingml/2006/main" xmlns:w14="http://schemas.microsoft.com/office/word/2010/wordml" xmlns:w15="http://schemas.microsoft.com/office/word/2012/wordml" xmlns:w16cex="http://schemas.microsoft.com/office/word/2018/wordml/cex" xmlns:w16cid="http://schemas.microsoft.com/office/word/2016/wordml/cid" xmlns:w16="http://schemas.microsoft.com/office/word/2018/wordml" xmlns:w16sdtdh="http://schemas.microsoft.com/office/word/2020/wordml/sdtdatahash" xmlns:w16se="http://schemas.microsoft.com/office/word/2015/wordml/symex" mc:Ignorable="w14 w15 w16se w16cid w16 w16cex w16sdtdh">
+<w:styles xmlns:mc="http://schemas.openxmlformats.org/markup-compatibility/2006" xmlns:r="http://schemas.openxmlformats.org/officeDocument/2006/relationships" xmlns:w="http://schemas.openxmlformats.org/wordprocessingml/2006/main" xmlns:w14="http://schemas.microsoft.com/office/word/2010/wordml" xmlns:w15="http://schemas.microsoft.com/office/word/2012/wordml" xmlns:w16cex="http://schemas.microsoft.com/office/word/2018/wordml/cex" xmlns:w16cid="http://schemas.microsoft.com/office/word/2016/wordml/cid" xmlns:w16="http://schemas.microsoft.com/office/word/2018/wordml" xmlns:w16du="http://schemas.microsoft.com/office/word/2023/wordml/word16du" xmlns:w16sdtdh="http://schemas.microsoft.com/office/word/2020/wordml/sdtdatahash" xmlns:w16sdtfl="http://schemas.microsoft.com/office/word/2024/wordml/sdtformatlock" xmlns:w16se="http://schemas.microsoft.com/office/word/2015/wordml/symex" mc:Ignorable="w14 w15 w16se w16cid w16 w16cex w16sdtdh w16sdtfl w16du">
   <w:docDefaults>
     <w:rPrDefault>
       <w:rPr>
